--- a/templates/grade-midterm-template.docx
+++ b/templates/grade-midterm-template.docx
@@ -9,10 +9,11 @@
       </w:pPr>
       <w:r>
         <w:rPr>
-          <w:rFonts w:ascii="標楷體" w:hAnsi="標楷體" w:eastAsia="標楷體"/>
+          <w:rFonts w:ascii="標楷體" w:hAnsi="標楷體" w:eastAsia="標楷體" w:cs="標楷體"/>
           <w:b/>
           <w:color w:val="4472C4"/>
-          <w:sz w:val="32"/>
+          <w:sz w:val="24"/>
+          <w:szCs w:val="24"/>
         </w:rPr>
         <w:t>成績表</w:t>
       </w:r>
@@ -24,9 +25,10 @@
       </w:pPr>
       <w:r>
         <w:rPr>
-          <w:rFonts w:ascii="標楷體" w:hAnsi="標楷體" w:eastAsia="標楷體"/>
+          <w:rFonts w:ascii="標楷體" w:hAnsi="標楷體" w:eastAsia="標楷體" w:cs="標楷體"/>
           <w:b w:val="0"/>
           <w:sz w:val="24"/>
+          <w:szCs w:val="24"/>
         </w:rPr>
         <w:t>{academicYear}學年第{semester}學期　學號：{studentId}　姓名：{studentName}</w:t>
       </w:r>
@@ -34,9 +36,9 @@
     <w:tbl>
       <w:tblPr>
         <w:tblStyle w:val="TableGrid"/>
-        <w:tblW w:type="auto" w:w="0"/>
+        <w:tblW w:type="pct" w:w="5000"/>
         <w:jc w:val="center"/>
-        <w:tblLayout w:type="fixed"/>
+        <w:tblLayout w:type="autofit"/>
         <w:tblLook w:firstColumn="1" w:firstRow="1" w:lastColumn="0" w:lastRow="0" w:noHBand="0" w:noVBand="1" w:val="04A0"/>
       </w:tblPr>
       <w:tblGrid>
@@ -51,6 +53,7 @@
       <w:tr>
         <w:trPr>
           <w:tblHeader/>
+          <w:trHeight w:val="567" w:hRule="exact"/>
         </w:trPr>
         <w:tc>
           <w:tcPr>
@@ -66,14 +69,18 @@
             <w:r>
               <w:rPr>
                 <w:color w:val="FFFFFF"/>
+                <w:rFonts w:ascii="標楷體" w:hAnsi="標楷體" w:eastAsia="標楷體" w:cs="標楷體"/>
+                <w:sz w:val="24"/>
+                <w:szCs w:val="24"/>
               </w:rPr>
             </w:r>
             <w:r>
               <w:rPr>
-                <w:rFonts w:ascii="標楷體" w:hAnsi="標楷體" w:eastAsia="標楷體"/>
+                <w:rFonts w:ascii="標楷體" w:hAnsi="標楷體" w:eastAsia="標楷體" w:cs="標楷體"/>
                 <w:b/>
                 <w:color w:val="FFFFFF"/>
-                <w:sz w:val="22"/>
+                <w:sz w:val="24"/>
+                <w:szCs w:val="24"/>
               </w:rPr>
               <w:t>課號</w:t>
             </w:r>
@@ -93,14 +100,18 @@
             <w:r>
               <w:rPr>
                 <w:color w:val="FFFFFF"/>
+                <w:rFonts w:ascii="標楷體" w:hAnsi="標楷體" w:eastAsia="標楷體" w:cs="標楷體"/>
+                <w:sz w:val="24"/>
+                <w:szCs w:val="24"/>
               </w:rPr>
             </w:r>
             <w:r>
               <w:rPr>
-                <w:rFonts w:ascii="標楷體" w:hAnsi="標楷體" w:eastAsia="標楷體"/>
+                <w:rFonts w:ascii="標楷體" w:hAnsi="標楷體" w:eastAsia="標楷體" w:cs="標楷體"/>
                 <w:b/>
                 <w:color w:val="FFFFFF"/>
-                <w:sz w:val="22"/>
+                <w:sz w:val="24"/>
+                <w:szCs w:val="24"/>
               </w:rPr>
               <w:t>課名</w:t>
             </w:r>
@@ -120,14 +131,18 @@
             <w:r>
               <w:rPr>
                 <w:color w:val="FFFFFF"/>
+                <w:rFonts w:ascii="標楷體" w:hAnsi="標楷體" w:eastAsia="標楷體" w:cs="標楷體"/>
+                <w:sz w:val="24"/>
+                <w:szCs w:val="24"/>
               </w:rPr>
             </w:r>
             <w:r>
               <w:rPr>
-                <w:rFonts w:ascii="標楷體" w:hAnsi="標楷體" w:eastAsia="標楷體"/>
+                <w:rFonts w:ascii="標楷體" w:hAnsi="標楷體" w:eastAsia="標楷體" w:cs="標楷體"/>
                 <w:b/>
                 <w:color w:val="FFFFFF"/>
-                <w:sz w:val="22"/>
+                <w:sz w:val="24"/>
+                <w:szCs w:val="24"/>
               </w:rPr>
               <w:t>班別</w:t>
             </w:r>
@@ -147,14 +162,18 @@
             <w:r>
               <w:rPr>
                 <w:color w:val="FFFFFF"/>
+                <w:rFonts w:ascii="標楷體" w:hAnsi="標楷體" w:eastAsia="標楷體" w:cs="標楷體"/>
+                <w:sz w:val="24"/>
+                <w:szCs w:val="24"/>
               </w:rPr>
             </w:r>
             <w:r>
               <w:rPr>
-                <w:rFonts w:ascii="標楷體" w:hAnsi="標楷體" w:eastAsia="標楷體"/>
+                <w:rFonts w:ascii="標楷體" w:hAnsi="標楷體" w:eastAsia="標楷體" w:cs="標楷體"/>
                 <w:b/>
                 <w:color w:val="FFFFFF"/>
-                <w:sz w:val="22"/>
+                <w:sz w:val="24"/>
+                <w:szCs w:val="24"/>
               </w:rPr>
               <w:t>選別</w:t>
             </w:r>
@@ -174,14 +193,18 @@
             <w:r>
               <w:rPr>
                 <w:color w:val="FFFFFF"/>
+                <w:rFonts w:ascii="標楷體" w:hAnsi="標楷體" w:eastAsia="標楷體" w:cs="標楷體"/>
+                <w:sz w:val="24"/>
+                <w:szCs w:val="24"/>
               </w:rPr>
             </w:r>
             <w:r>
               <w:rPr>
-                <w:rFonts w:ascii="標楷體" w:hAnsi="標楷體" w:eastAsia="標楷體"/>
+                <w:rFonts w:ascii="標楷體" w:hAnsi="標楷體" w:eastAsia="標楷體" w:cs="標楷體"/>
                 <w:b/>
                 <w:color w:val="FFFFFF"/>
-                <w:sz w:val="22"/>
+                <w:sz w:val="24"/>
+                <w:szCs w:val="24"/>
               </w:rPr>
               <w:t>學分</w:t>
             </w:r>
@@ -201,14 +224,18 @@
             <w:r>
               <w:rPr>
                 <w:color w:val="FFFFFF"/>
+                <w:rFonts w:ascii="標楷體" w:hAnsi="標楷體" w:eastAsia="標楷體" w:cs="標楷體"/>
+                <w:sz w:val="24"/>
+                <w:szCs w:val="24"/>
               </w:rPr>
             </w:r>
             <w:r>
               <w:rPr>
-                <w:rFonts w:ascii="標楷體" w:hAnsi="標楷體" w:eastAsia="標楷體"/>
+                <w:rFonts w:ascii="標楷體" w:hAnsi="標楷體" w:eastAsia="標楷體" w:cs="標楷體"/>
                 <w:b/>
                 <w:color w:val="FFFFFF"/>
-                <w:sz w:val="22"/>
+                <w:sz w:val="24"/>
+                <w:szCs w:val="24"/>
               </w:rPr>
               <w:t>期中成績</w:t>
             </w:r>
@@ -228,14 +255,18 @@
             <w:r>
               <w:rPr>
                 <w:color w:val="FFFFFF"/>
+                <w:rFonts w:ascii="標楷體" w:hAnsi="標楷體" w:eastAsia="標楷體" w:cs="標楷體"/>
+                <w:sz w:val="24"/>
+                <w:szCs w:val="24"/>
               </w:rPr>
             </w:r>
             <w:r>
               <w:rPr>
-                <w:rFonts w:ascii="標楷體" w:hAnsi="標楷體" w:eastAsia="標楷體"/>
+                <w:rFonts w:ascii="標楷體" w:hAnsi="標楷體" w:eastAsia="標楷體" w:cs="標楷體"/>
                 <w:b/>
                 <w:color w:val="FFFFFF"/>
-                <w:sz w:val="22"/>
+                <w:sz w:val="24"/>
+                <w:szCs w:val="24"/>
               </w:rPr>
               <w:t>學期成績</w:t>
             </w:r>
@@ -243,6 +274,9 @@
         </w:tc>
       </w:tr>
       <w:tr>
+        <w:trPr>
+          <w:trHeight w:val="567" w:hRule="exact"/>
+        </w:trPr>
         <w:tc>
           <w:tcPr>
             <w:tcW w:type="dxa" w:w="1247"/>
@@ -256,9 +290,10 @@
             <w:r/>
             <w:r>
               <w:rPr>
-                <w:rFonts w:ascii="標楷體" w:hAnsi="標楷體" w:eastAsia="標楷體"/>
+                <w:rFonts w:ascii="標楷體" w:hAnsi="標楷體" w:eastAsia="標楷體" w:cs="標楷體"/>
                 <w:b w:val="0"/>
-                <w:sz w:val="22"/>
+                <w:sz w:val="24"/>
+                <w:szCs w:val="24"/>
               </w:rPr>
               <w:t>{#courses}{courseId}</w:t>
             </w:r>
@@ -277,9 +312,10 @@
             <w:r/>
             <w:r>
               <w:rPr>
-                <w:rFonts w:ascii="標楷體" w:hAnsi="標楷體" w:eastAsia="標楷體"/>
+                <w:rFonts w:ascii="標楷體" w:hAnsi="標楷體" w:eastAsia="標楷體" w:cs="標楷體"/>
                 <w:b w:val="0"/>
-                <w:sz w:val="22"/>
+                <w:sz w:val="24"/>
+                <w:szCs w:val="24"/>
               </w:rPr>
               <w:t>{courseName}</w:t>
             </w:r>
@@ -298,9 +334,10 @@
             <w:r/>
             <w:r>
               <w:rPr>
-                <w:rFonts w:ascii="標楷體" w:hAnsi="標楷體" w:eastAsia="標楷體"/>
+                <w:rFonts w:ascii="標楷體" w:hAnsi="標楷體" w:eastAsia="標楷體" w:cs="標楷體"/>
                 <w:b w:val="0"/>
-                <w:sz w:val="22"/>
+                <w:sz w:val="24"/>
+                <w:szCs w:val="24"/>
               </w:rPr>
               <w:t>{className}</w:t>
             </w:r>
@@ -319,9 +356,10 @@
             <w:r/>
             <w:r>
               <w:rPr>
-                <w:rFonts w:ascii="標楷體" w:hAnsi="標楷體" w:eastAsia="標楷體"/>
+                <w:rFonts w:ascii="標楷體" w:hAnsi="標楷體" w:eastAsia="標楷體" w:cs="標楷體"/>
                 <w:b w:val="0"/>
-                <w:sz w:val="22"/>
+                <w:sz w:val="24"/>
+                <w:szCs w:val="24"/>
               </w:rPr>
               <w:t>{selection}</w:t>
             </w:r>
@@ -340,9 +378,10 @@
             <w:r/>
             <w:r>
               <w:rPr>
-                <w:rFonts w:ascii="標楷體" w:hAnsi="標楷體" w:eastAsia="標楷體"/>
+                <w:rFonts w:ascii="標楷體" w:hAnsi="標楷體" w:eastAsia="標楷體" w:cs="標楷體"/>
                 <w:b w:val="0"/>
-                <w:sz w:val="22"/>
+                <w:sz w:val="24"/>
+                <w:szCs w:val="24"/>
               </w:rPr>
               <w:t>{units}</w:t>
             </w:r>
@@ -361,9 +400,10 @@
             <w:r/>
             <w:r>
               <w:rPr>
-                <w:rFonts w:ascii="標楷體" w:hAnsi="標楷體" w:eastAsia="標楷體"/>
+                <w:rFonts w:ascii="標楷體" w:hAnsi="標楷體" w:eastAsia="標楷體" w:cs="標楷體"/>
                 <w:b w:val="0"/>
-                <w:sz w:val="22"/>
+                <w:sz w:val="24"/>
+                <w:szCs w:val="24"/>
               </w:rPr>
               <w:t>{midterm}</w:t>
             </w:r>
@@ -382,9 +422,10 @@
             <w:r/>
             <w:r>
               <w:rPr>
-                <w:rFonts w:ascii="標楷體" w:hAnsi="標楷體" w:eastAsia="標楷體"/>
+                <w:rFonts w:ascii="標楷體" w:hAnsi="標楷體" w:eastAsia="標楷體" w:cs="標楷體"/>
                 <w:b w:val="0"/>
-                <w:sz w:val="22"/>
+                <w:sz w:val="24"/>
+                <w:szCs w:val="24"/>
               </w:rPr>
               <w:t>{final}{/courses}</w:t>
             </w:r>
@@ -610,9 +651,9 @@
   <w:docDefaults>
     <w:rPrDefault>
       <w:rPr>
-        <w:rFonts w:asciiTheme="minorHAnsi" w:eastAsiaTheme="minorEastAsia" w:hAnsiTheme="minorHAnsi" w:cstheme="minorBidi"/>
-        <w:sz w:val="22"/>
-        <w:szCs w:val="22"/>
+        <w:rFonts w:asciiTheme="minorHAnsi" w:eastAsiaTheme="minorEastAsia" w:hAnsiTheme="minorHAnsi" w:cstheme="minorBidi" w:ascii="標楷體" w:hAnsi="標楷體" w:eastAsia="標楷體" w:cs="標楷體"/>
+        <w:sz w:val="24"/>
+        <w:szCs w:val="24"/>
         <w:lang w:val="en-US" w:eastAsia="en-US" w:bidi="ar-SA"/>
       </w:rPr>
     </w:rPrDefault>
@@ -766,8 +807,9 @@
     <w:qFormat/>
     <w:rsid w:val="00FC693F"/>
     <w:rPr>
-      <w:rFonts w:ascii="標楷體" w:hAnsi="標楷體" w:eastAsia="標楷體"/>
+      <w:rFonts w:ascii="標楷體" w:hAnsi="標楷體" w:eastAsia="標楷體" w:cs="標楷體"/>
       <w:sz w:val="24"/>
+      <w:szCs w:val="24"/>
     </w:rPr>
   </w:style>
   <w:style w:type="paragraph" w:styleId="Header">
@@ -829,12 +871,12 @@
       <w:outlineLvl w:val="0"/>
     </w:pPr>
     <w:rPr>
-      <w:rFonts w:asciiTheme="majorHAnsi" w:eastAsiaTheme="majorEastAsia" w:hAnsiTheme="majorHAnsi" w:cstheme="majorBidi"/>
+      <w:rFonts w:asciiTheme="majorHAnsi" w:eastAsiaTheme="majorEastAsia" w:hAnsiTheme="majorHAnsi" w:cstheme="majorBidi" w:ascii="標楷體" w:hAnsi="標楷體" w:eastAsia="標楷體" w:cs="標楷體"/>
       <w:b/>
       <w:bCs/>
       <w:color w:val="365F91" w:themeColor="accent1" w:themeShade="BF"/>
-      <w:sz w:val="28"/>
-      <w:szCs w:val="28"/>
+      <w:sz w:val="24"/>
+      <w:szCs w:val="24"/>
     </w:rPr>
   </w:style>
   <w:style w:type="paragraph" w:styleId="Heading2">
@@ -853,12 +895,12 @@
       <w:outlineLvl w:val="1"/>
     </w:pPr>
     <w:rPr>
-      <w:rFonts w:asciiTheme="majorHAnsi" w:eastAsiaTheme="majorEastAsia" w:hAnsiTheme="majorHAnsi" w:cstheme="majorBidi"/>
+      <w:rFonts w:asciiTheme="majorHAnsi" w:eastAsiaTheme="majorEastAsia" w:hAnsiTheme="majorHAnsi" w:cstheme="majorBidi" w:ascii="標楷體" w:hAnsi="標楷體" w:eastAsia="標楷體" w:cs="標楷體"/>
       <w:b/>
       <w:bCs/>
       <w:color w:val="4F81BD" w:themeColor="accent1"/>
-      <w:sz w:val="26"/>
-      <w:szCs w:val="26"/>
+      <w:sz w:val="24"/>
+      <w:szCs w:val="24"/>
     </w:rPr>
   </w:style>
   <w:style w:type="paragraph" w:styleId="Heading3">
@@ -877,10 +919,12 @@
       <w:outlineLvl w:val="2"/>
     </w:pPr>
     <w:rPr>
-      <w:rFonts w:asciiTheme="majorHAnsi" w:eastAsiaTheme="majorEastAsia" w:hAnsiTheme="majorHAnsi" w:cstheme="majorBidi"/>
+      <w:rFonts w:asciiTheme="majorHAnsi" w:eastAsiaTheme="majorEastAsia" w:hAnsiTheme="majorHAnsi" w:cstheme="majorBidi" w:ascii="標楷體" w:hAnsi="標楷體" w:eastAsia="標楷體" w:cs="標楷體"/>
       <w:b/>
       <w:bCs/>
       <w:color w:val="4F81BD" w:themeColor="accent1"/>
+      <w:sz w:val="24"/>
+      <w:szCs w:val="24"/>
     </w:rPr>
   </w:style>
   <w:style w:type="paragraph" w:styleId="Heading4">
@@ -900,12 +944,14 @@
       <w:outlineLvl w:val="3"/>
     </w:pPr>
     <w:rPr>
-      <w:rFonts w:asciiTheme="majorHAnsi" w:eastAsiaTheme="majorEastAsia" w:hAnsiTheme="majorHAnsi" w:cstheme="majorBidi"/>
+      <w:rFonts w:asciiTheme="majorHAnsi" w:eastAsiaTheme="majorEastAsia" w:hAnsiTheme="majorHAnsi" w:cstheme="majorBidi" w:ascii="標楷體" w:hAnsi="標楷體" w:eastAsia="標楷體" w:cs="標楷體"/>
       <w:b/>
       <w:bCs/>
       <w:i/>
       <w:iCs/>
       <w:color w:val="4F81BD" w:themeColor="accent1"/>
+      <w:sz w:val="24"/>
+      <w:szCs w:val="24"/>
     </w:rPr>
   </w:style>
   <w:style w:type="paragraph" w:styleId="Heading5">
@@ -925,8 +971,10 @@
       <w:outlineLvl w:val="4"/>
     </w:pPr>
     <w:rPr>
-      <w:rFonts w:asciiTheme="majorHAnsi" w:eastAsiaTheme="majorEastAsia" w:hAnsiTheme="majorHAnsi" w:cstheme="majorBidi"/>
+      <w:rFonts w:asciiTheme="majorHAnsi" w:eastAsiaTheme="majorEastAsia" w:hAnsiTheme="majorHAnsi" w:cstheme="majorBidi" w:ascii="標楷體" w:hAnsi="標楷體" w:eastAsia="標楷體" w:cs="標楷體"/>
       <w:color w:val="243F60" w:themeColor="accent1" w:themeShade="7F"/>
+      <w:sz w:val="24"/>
+      <w:szCs w:val="24"/>
     </w:rPr>
   </w:style>
   <w:style w:type="paragraph" w:styleId="Heading6">
@@ -946,10 +994,12 @@
       <w:outlineLvl w:val="5"/>
     </w:pPr>
     <w:rPr>
-      <w:rFonts w:asciiTheme="majorHAnsi" w:eastAsiaTheme="majorEastAsia" w:hAnsiTheme="majorHAnsi" w:cstheme="majorBidi"/>
+      <w:rFonts w:asciiTheme="majorHAnsi" w:eastAsiaTheme="majorEastAsia" w:hAnsiTheme="majorHAnsi" w:cstheme="majorBidi" w:ascii="標楷體" w:hAnsi="標楷體" w:eastAsia="標楷體" w:cs="標楷體"/>
       <w:i/>
       <w:iCs/>
       <w:color w:val="243F60" w:themeColor="accent1" w:themeShade="7F"/>
+      <w:sz w:val="24"/>
+      <w:szCs w:val="24"/>
     </w:rPr>
   </w:style>
   <w:style w:type="paragraph" w:styleId="Heading7">
@@ -969,10 +1019,12 @@
       <w:outlineLvl w:val="6"/>
     </w:pPr>
     <w:rPr>
-      <w:rFonts w:asciiTheme="majorHAnsi" w:eastAsiaTheme="majorEastAsia" w:hAnsiTheme="majorHAnsi" w:cstheme="majorBidi"/>
+      <w:rFonts w:asciiTheme="majorHAnsi" w:eastAsiaTheme="majorEastAsia" w:hAnsiTheme="majorHAnsi" w:cstheme="majorBidi" w:ascii="標楷體" w:hAnsi="標楷體" w:eastAsia="標楷體" w:cs="標楷體"/>
       <w:i/>
       <w:iCs/>
       <w:color w:val="404040" w:themeColor="text1" w:themeTint="BF"/>
+      <w:sz w:val="24"/>
+      <w:szCs w:val="24"/>
     </w:rPr>
   </w:style>
   <w:style w:type="paragraph" w:styleId="Heading8">
@@ -992,10 +1044,10 @@
       <w:outlineLvl w:val="7"/>
     </w:pPr>
     <w:rPr>
-      <w:rFonts w:asciiTheme="majorHAnsi" w:eastAsiaTheme="majorEastAsia" w:hAnsiTheme="majorHAnsi" w:cstheme="majorBidi"/>
+      <w:rFonts w:asciiTheme="majorHAnsi" w:eastAsiaTheme="majorEastAsia" w:hAnsiTheme="majorHAnsi" w:cstheme="majorBidi" w:ascii="標楷體" w:hAnsi="標楷體" w:eastAsia="標楷體" w:cs="標楷體"/>
       <w:color w:val="4F81BD" w:themeColor="accent1"/>
-      <w:sz w:val="20"/>
-      <w:szCs w:val="20"/>
+      <w:sz w:val="24"/>
+      <w:szCs w:val="24"/>
     </w:rPr>
   </w:style>
   <w:style w:type="paragraph" w:styleId="Heading9">
@@ -1015,12 +1067,12 @@
       <w:outlineLvl w:val="8"/>
     </w:pPr>
     <w:rPr>
-      <w:rFonts w:asciiTheme="majorHAnsi" w:eastAsiaTheme="majorEastAsia" w:hAnsiTheme="majorHAnsi" w:cstheme="majorBidi"/>
+      <w:rFonts w:asciiTheme="majorHAnsi" w:eastAsiaTheme="majorEastAsia" w:hAnsiTheme="majorHAnsi" w:cstheme="majorBidi" w:ascii="標楷體" w:hAnsi="標楷體" w:eastAsia="標楷體" w:cs="標楷體"/>
       <w:i/>
       <w:iCs/>
       <w:color w:val="404040" w:themeColor="text1" w:themeTint="BF"/>
-      <w:sz w:val="20"/>
-      <w:szCs w:val="20"/>
+      <w:sz w:val="24"/>
+      <w:szCs w:val="24"/>
     </w:rPr>
   </w:style>
   <w:style w:type="character" w:default="1" w:styleId="DefaultParagraphFont">
@@ -1066,12 +1118,12 @@
     <w:uiPriority w:val="9"/>
     <w:rsid w:val="00FC693F"/>
     <w:rPr>
-      <w:rFonts w:asciiTheme="majorHAnsi" w:eastAsiaTheme="majorEastAsia" w:hAnsiTheme="majorHAnsi" w:cstheme="majorBidi"/>
+      <w:rFonts w:asciiTheme="majorHAnsi" w:eastAsiaTheme="majorEastAsia" w:hAnsiTheme="majorHAnsi" w:cstheme="majorBidi" w:ascii="標楷體" w:hAnsi="標楷體" w:eastAsia="標楷體" w:cs="標楷體"/>
       <w:b/>
       <w:bCs/>
       <w:color w:val="365F91" w:themeColor="accent1" w:themeShade="BF"/>
-      <w:sz w:val="28"/>
-      <w:szCs w:val="28"/>
+      <w:sz w:val="24"/>
+      <w:szCs w:val="24"/>
     </w:rPr>
   </w:style>
   <w:style w:type="character" w:customStyle="1" w:styleId="Heading2Char">
@@ -1081,12 +1133,12 @@
     <w:uiPriority w:val="9"/>
     <w:rsid w:val="00FC693F"/>
     <w:rPr>
-      <w:rFonts w:asciiTheme="majorHAnsi" w:eastAsiaTheme="majorEastAsia" w:hAnsiTheme="majorHAnsi" w:cstheme="majorBidi"/>
+      <w:rFonts w:asciiTheme="majorHAnsi" w:eastAsiaTheme="majorEastAsia" w:hAnsiTheme="majorHAnsi" w:cstheme="majorBidi" w:ascii="標楷體" w:hAnsi="標楷體" w:eastAsia="標楷體" w:cs="標楷體"/>
       <w:b/>
       <w:bCs/>
       <w:color w:val="4F81BD" w:themeColor="accent1"/>
-      <w:sz w:val="26"/>
-      <w:szCs w:val="26"/>
+      <w:sz w:val="24"/>
+      <w:szCs w:val="24"/>
     </w:rPr>
   </w:style>
   <w:style w:type="character" w:customStyle="1" w:styleId="Heading3Char">
@@ -1096,10 +1148,12 @@
     <w:uiPriority w:val="9"/>
     <w:rsid w:val="00FC693F"/>
     <w:rPr>
-      <w:rFonts w:asciiTheme="majorHAnsi" w:eastAsiaTheme="majorEastAsia" w:hAnsiTheme="majorHAnsi" w:cstheme="majorBidi"/>
+      <w:rFonts w:asciiTheme="majorHAnsi" w:eastAsiaTheme="majorEastAsia" w:hAnsiTheme="majorHAnsi" w:cstheme="majorBidi" w:ascii="標楷體" w:hAnsi="標楷體" w:eastAsia="標楷體" w:cs="標楷體"/>
       <w:b/>
       <w:bCs/>
       <w:color w:val="4F81BD" w:themeColor="accent1"/>
+      <w:sz w:val="24"/>
+      <w:szCs w:val="24"/>
     </w:rPr>
   </w:style>
   <w:style w:type="paragraph" w:styleId="Title">
@@ -1118,12 +1172,12 @@
       <w:contextualSpacing/>
     </w:pPr>
     <w:rPr>
-      <w:rFonts w:asciiTheme="majorHAnsi" w:eastAsiaTheme="majorEastAsia" w:hAnsiTheme="majorHAnsi" w:cstheme="majorBidi"/>
+      <w:rFonts w:asciiTheme="majorHAnsi" w:eastAsiaTheme="majorEastAsia" w:hAnsiTheme="majorHAnsi" w:cstheme="majorBidi" w:ascii="標楷體" w:hAnsi="標楷體" w:eastAsia="標楷體" w:cs="標楷體"/>
       <w:color w:val="17365D" w:themeColor="text2" w:themeShade="BF"/>
       <w:spacing w:val="5"/>
       <w:kern w:val="28"/>
-      <w:sz w:val="52"/>
-      <w:szCs w:val="52"/>
+      <w:sz w:val="24"/>
+      <w:szCs w:val="24"/>
     </w:rPr>
   </w:style>
   <w:style w:type="character" w:customStyle="1" w:styleId="TitleChar">
@@ -1133,12 +1187,12 @@
     <w:uiPriority w:val="10"/>
     <w:rsid w:val="00FC693F"/>
     <w:rPr>
-      <w:rFonts w:asciiTheme="majorHAnsi" w:eastAsiaTheme="majorEastAsia" w:hAnsiTheme="majorHAnsi" w:cstheme="majorBidi"/>
+      <w:rFonts w:asciiTheme="majorHAnsi" w:eastAsiaTheme="majorEastAsia" w:hAnsiTheme="majorHAnsi" w:cstheme="majorBidi" w:ascii="標楷體" w:hAnsi="標楷體" w:eastAsia="標楷體" w:cs="標楷體"/>
       <w:color w:val="17365D" w:themeColor="text2" w:themeShade="BF"/>
       <w:spacing w:val="5"/>
       <w:kern w:val="28"/>
-      <w:sz w:val="52"/>
-      <w:szCs w:val="52"/>
+      <w:sz w:val="24"/>
+      <w:szCs w:val="24"/>
     </w:rPr>
   </w:style>
   <w:style w:type="paragraph" w:styleId="Subtitle">
@@ -1155,7 +1209,7 @@
       </w:numPr>
     </w:pPr>
     <w:rPr>
-      <w:rFonts w:asciiTheme="majorHAnsi" w:eastAsiaTheme="majorEastAsia" w:hAnsiTheme="majorHAnsi" w:cstheme="majorBidi"/>
+      <w:rFonts w:asciiTheme="majorHAnsi" w:eastAsiaTheme="majorEastAsia" w:hAnsiTheme="majorHAnsi" w:cstheme="majorBidi" w:ascii="標楷體" w:hAnsi="標楷體" w:eastAsia="標楷體" w:cs="標楷體"/>
       <w:i/>
       <w:iCs/>
       <w:color w:val="4F81BD" w:themeColor="accent1"/>
@@ -1171,7 +1225,7 @@
     <w:uiPriority w:val="11"/>
     <w:rsid w:val="00FC693F"/>
     <w:rPr>
-      <w:rFonts w:asciiTheme="majorHAnsi" w:eastAsiaTheme="majorEastAsia" w:hAnsiTheme="majorHAnsi" w:cstheme="majorBidi"/>
+      <w:rFonts w:asciiTheme="majorHAnsi" w:eastAsiaTheme="majorEastAsia" w:hAnsiTheme="majorHAnsi" w:cstheme="majorBidi" w:ascii="標楷體" w:hAnsi="標楷體" w:eastAsia="標楷體" w:cs="標楷體"/>
       <w:i/>
       <w:iCs/>
       <w:color w:val="4F81BD" w:themeColor="accent1"/>
@@ -1238,8 +1292,9 @@
       <w:spacing w:after="120"/>
     </w:pPr>
     <w:rPr>
-      <w:sz w:val="16"/>
-      <w:szCs w:val="16"/>
+      <w:sz w:val="24"/>
+      <w:szCs w:val="24"/>
+      <w:rFonts w:ascii="標楷體" w:hAnsi="標楷體" w:eastAsia="標楷體" w:cs="標楷體"/>
     </w:rPr>
   </w:style>
   <w:style w:type="character" w:customStyle="1" w:styleId="BodyText3Char">
@@ -1249,8 +1304,9 @@
     <w:uiPriority w:val="99"/>
     <w:rsid w:val="00AA1D8D"/>
     <w:rPr>
-      <w:sz w:val="16"/>
-      <w:szCs w:val="16"/>
+      <w:sz w:val="24"/>
+      <w:szCs w:val="24"/>
+      <w:rFonts w:ascii="標楷體" w:hAnsi="標楷體" w:eastAsia="標楷體" w:cs="標楷體"/>
     </w:rPr>
   </w:style>
   <w:style w:type="paragraph" w:styleId="List">
@@ -1418,9 +1474,9 @@
       </w:tabs>
     </w:pPr>
     <w:rPr>
-      <w:rFonts w:ascii="Courier" w:hAnsi="Courier"/>
-      <w:sz w:val="20"/>
-      <w:szCs w:val="20"/>
+      <w:rFonts w:ascii="標楷體" w:hAnsi="標楷體" w:eastAsia="標楷體" w:cs="標楷體"/>
+      <w:sz w:val="24"/>
+      <w:szCs w:val="24"/>
     </w:rPr>
   </w:style>
   <w:style w:type="character" w:customStyle="1" w:styleId="MacroTextChar">
@@ -1430,9 +1486,9 @@
     <w:uiPriority w:val="99"/>
     <w:rsid w:val="0029639D"/>
     <w:rPr>
-      <w:rFonts w:ascii="Courier" w:hAnsi="Courier"/>
-      <w:sz w:val="20"/>
-      <w:szCs w:val="20"/>
+      <w:rFonts w:ascii="標楷體" w:hAnsi="標楷體" w:eastAsia="標楷體" w:cs="標楷體"/>
+      <w:sz w:val="24"/>
+      <w:szCs w:val="24"/>
     </w:rPr>
   </w:style>
   <w:style w:type="paragraph" w:styleId="Quote">
@@ -1447,6 +1503,9 @@
       <w:i/>
       <w:iCs/>
       <w:color w:val="000000" w:themeColor="text1"/>
+      <w:rFonts w:ascii="標楷體" w:hAnsi="標楷體" w:eastAsia="標楷體" w:cs="標楷體"/>
+      <w:sz w:val="24"/>
+      <w:szCs w:val="24"/>
     </w:rPr>
   </w:style>
   <w:style w:type="character" w:customStyle="1" w:styleId="QuoteChar">
@@ -1459,6 +1518,9 @@
       <w:i/>
       <w:iCs/>
       <w:color w:val="000000" w:themeColor="text1"/>
+      <w:rFonts w:ascii="標楷體" w:hAnsi="標楷體" w:eastAsia="標楷體" w:cs="標楷體"/>
+      <w:sz w:val="24"/>
+      <w:szCs w:val="24"/>
     </w:rPr>
   </w:style>
   <w:style w:type="character" w:customStyle="1" w:styleId="Heading4Char">
@@ -1469,12 +1531,14 @@
     <w:semiHidden/>
     <w:rsid w:val="00FC693F"/>
     <w:rPr>
-      <w:rFonts w:asciiTheme="majorHAnsi" w:eastAsiaTheme="majorEastAsia" w:hAnsiTheme="majorHAnsi" w:cstheme="majorBidi"/>
+      <w:rFonts w:asciiTheme="majorHAnsi" w:eastAsiaTheme="majorEastAsia" w:hAnsiTheme="majorHAnsi" w:cstheme="majorBidi" w:ascii="標楷體" w:hAnsi="標楷體" w:eastAsia="標楷體" w:cs="標楷體"/>
       <w:b/>
       <w:bCs/>
       <w:i/>
       <w:iCs/>
       <w:color w:val="4F81BD" w:themeColor="accent1"/>
+      <w:sz w:val="24"/>
+      <w:szCs w:val="24"/>
     </w:rPr>
   </w:style>
   <w:style w:type="character" w:customStyle="1" w:styleId="Heading5Char">
@@ -1485,8 +1549,10 @@
     <w:semiHidden/>
     <w:rsid w:val="00FC693F"/>
     <w:rPr>
-      <w:rFonts w:asciiTheme="majorHAnsi" w:eastAsiaTheme="majorEastAsia" w:hAnsiTheme="majorHAnsi" w:cstheme="majorBidi"/>
+      <w:rFonts w:asciiTheme="majorHAnsi" w:eastAsiaTheme="majorEastAsia" w:hAnsiTheme="majorHAnsi" w:cstheme="majorBidi" w:ascii="標楷體" w:hAnsi="標楷體" w:eastAsia="標楷體" w:cs="標楷體"/>
       <w:color w:val="243F60" w:themeColor="accent1" w:themeShade="7F"/>
+      <w:sz w:val="24"/>
+      <w:szCs w:val="24"/>
     </w:rPr>
   </w:style>
   <w:style w:type="character" w:customStyle="1" w:styleId="Heading6Char">
@@ -1497,10 +1563,12 @@
     <w:semiHidden/>
     <w:rsid w:val="00FC693F"/>
     <w:rPr>
-      <w:rFonts w:asciiTheme="majorHAnsi" w:eastAsiaTheme="majorEastAsia" w:hAnsiTheme="majorHAnsi" w:cstheme="majorBidi"/>
+      <w:rFonts w:asciiTheme="majorHAnsi" w:eastAsiaTheme="majorEastAsia" w:hAnsiTheme="majorHAnsi" w:cstheme="majorBidi" w:ascii="標楷體" w:hAnsi="標楷體" w:eastAsia="標楷體" w:cs="標楷體"/>
       <w:i/>
       <w:iCs/>
       <w:color w:val="243F60" w:themeColor="accent1" w:themeShade="7F"/>
+      <w:sz w:val="24"/>
+      <w:szCs w:val="24"/>
     </w:rPr>
   </w:style>
   <w:style w:type="character" w:customStyle="1" w:styleId="Heading7Char">
@@ -1511,10 +1579,12 @@
     <w:semiHidden/>
     <w:rsid w:val="00FC693F"/>
     <w:rPr>
-      <w:rFonts w:asciiTheme="majorHAnsi" w:eastAsiaTheme="majorEastAsia" w:hAnsiTheme="majorHAnsi" w:cstheme="majorBidi"/>
+      <w:rFonts w:asciiTheme="majorHAnsi" w:eastAsiaTheme="majorEastAsia" w:hAnsiTheme="majorHAnsi" w:cstheme="majorBidi" w:ascii="標楷體" w:hAnsi="標楷體" w:eastAsia="標楷體" w:cs="標楷體"/>
       <w:i/>
       <w:iCs/>
       <w:color w:val="404040" w:themeColor="text1" w:themeTint="BF"/>
+      <w:sz w:val="24"/>
+      <w:szCs w:val="24"/>
     </w:rPr>
   </w:style>
   <w:style w:type="character" w:customStyle="1" w:styleId="Heading8Char">
@@ -1525,10 +1595,10 @@
     <w:semiHidden/>
     <w:rsid w:val="00FC693F"/>
     <w:rPr>
-      <w:rFonts w:asciiTheme="majorHAnsi" w:eastAsiaTheme="majorEastAsia" w:hAnsiTheme="majorHAnsi" w:cstheme="majorBidi"/>
+      <w:rFonts w:asciiTheme="majorHAnsi" w:eastAsiaTheme="majorEastAsia" w:hAnsiTheme="majorHAnsi" w:cstheme="majorBidi" w:ascii="標楷體" w:hAnsi="標楷體" w:eastAsia="標楷體" w:cs="標楷體"/>
       <w:color w:val="4F81BD" w:themeColor="accent1"/>
-      <w:sz w:val="20"/>
-      <w:szCs w:val="20"/>
+      <w:sz w:val="24"/>
+      <w:szCs w:val="24"/>
     </w:rPr>
   </w:style>
   <w:style w:type="character" w:customStyle="1" w:styleId="Heading9Char">
@@ -1539,12 +1609,12 @@
     <w:semiHidden/>
     <w:rsid w:val="00FC693F"/>
     <w:rPr>
-      <w:rFonts w:asciiTheme="majorHAnsi" w:eastAsiaTheme="majorEastAsia" w:hAnsiTheme="majorHAnsi" w:cstheme="majorBidi"/>
+      <w:rFonts w:asciiTheme="majorHAnsi" w:eastAsiaTheme="majorEastAsia" w:hAnsiTheme="majorHAnsi" w:cstheme="majorBidi" w:ascii="標楷體" w:hAnsi="標楷體" w:eastAsia="標楷體" w:cs="標楷體"/>
       <w:i/>
       <w:iCs/>
       <w:color w:val="404040" w:themeColor="text1" w:themeTint="BF"/>
-      <w:sz w:val="20"/>
-      <w:szCs w:val="20"/>
+      <w:sz w:val="24"/>
+      <w:szCs w:val="24"/>
     </w:rPr>
   </w:style>
   <w:style w:type="paragraph" w:styleId="Caption">
@@ -1563,8 +1633,9 @@
       <w:b/>
       <w:bCs/>
       <w:color w:val="4F81BD" w:themeColor="accent1"/>
-      <w:sz w:val="18"/>
-      <w:szCs w:val="18"/>
+      <w:sz w:val="24"/>
+      <w:szCs w:val="24"/>
+      <w:rFonts w:ascii="標楷體" w:hAnsi="標楷體" w:eastAsia="標楷體" w:cs="標楷體"/>
     </w:rPr>
   </w:style>
   <w:style w:type="character" w:styleId="Strong">
@@ -1576,6 +1647,9 @@
     <w:rPr>
       <w:b/>
       <w:bCs/>
+      <w:rFonts w:ascii="標楷體" w:hAnsi="標楷體" w:eastAsia="標楷體" w:cs="標楷體"/>
+      <w:sz w:val="24"/>
+      <w:szCs w:val="24"/>
     </w:rPr>
   </w:style>
   <w:style w:type="character" w:styleId="Emphasis">
@@ -1587,6 +1661,9 @@
     <w:rPr>
       <w:i/>
       <w:iCs/>
+      <w:rFonts w:ascii="標楷體" w:hAnsi="標楷體" w:eastAsia="標楷體" w:cs="標楷體"/>
+      <w:sz w:val="24"/>
+      <w:szCs w:val="24"/>
     </w:rPr>
   </w:style>
   <w:style w:type="paragraph" w:styleId="IntenseQuote">
@@ -1610,6 +1687,9 @@
       <w:i/>
       <w:iCs/>
       <w:color w:val="4F81BD" w:themeColor="accent1"/>
+      <w:rFonts w:ascii="標楷體" w:hAnsi="標楷體" w:eastAsia="標楷體" w:cs="標楷體"/>
+      <w:sz w:val="24"/>
+      <w:szCs w:val="24"/>
     </w:rPr>
   </w:style>
   <w:style w:type="character" w:customStyle="1" w:styleId="IntenseQuoteChar">
@@ -1624,6 +1704,9 @@
       <w:i/>
       <w:iCs/>
       <w:color w:val="4F81BD" w:themeColor="accent1"/>
+      <w:rFonts w:ascii="標楷體" w:hAnsi="標楷體" w:eastAsia="標楷體" w:cs="標楷體"/>
+      <w:sz w:val="24"/>
+      <w:szCs w:val="24"/>
     </w:rPr>
   </w:style>
   <w:style w:type="character" w:styleId="SubtleEmphasis">
@@ -1636,6 +1719,9 @@
       <w:i/>
       <w:iCs/>
       <w:color w:val="808080" w:themeColor="text1" w:themeTint="7F"/>
+      <w:rFonts w:ascii="標楷體" w:hAnsi="標楷體" w:eastAsia="標楷體" w:cs="標楷體"/>
+      <w:sz w:val="24"/>
+      <w:szCs w:val="24"/>
     </w:rPr>
   </w:style>
   <w:style w:type="character" w:styleId="IntenseEmphasis">
@@ -1650,6 +1736,9 @@
       <w:i/>
       <w:iCs/>
       <w:color w:val="4F81BD" w:themeColor="accent1"/>
+      <w:rFonts w:ascii="標楷體" w:hAnsi="標楷體" w:eastAsia="標楷體" w:cs="標楷體"/>
+      <w:sz w:val="24"/>
+      <w:szCs w:val="24"/>
     </w:rPr>
   </w:style>
   <w:style w:type="character" w:styleId="SubtleReference">
@@ -1662,6 +1751,9 @@
       <w:smallCaps/>
       <w:color w:val="C0504D" w:themeColor="accent2"/>
       <w:u w:val="single"/>
+      <w:rFonts w:ascii="標楷體" w:hAnsi="標楷體" w:eastAsia="標楷體" w:cs="標楷體"/>
+      <w:sz w:val="24"/>
+      <w:szCs w:val="24"/>
     </w:rPr>
   </w:style>
   <w:style w:type="character" w:styleId="IntenseReference">
@@ -1677,6 +1769,9 @@
       <w:color w:val="C0504D" w:themeColor="accent2"/>
       <w:spacing w:val="5"/>
       <w:u w:val="single"/>
+      <w:rFonts w:ascii="標楷體" w:hAnsi="標楷體" w:eastAsia="標楷體" w:cs="標楷體"/>
+      <w:sz w:val="24"/>
+      <w:szCs w:val="24"/>
     </w:rPr>
   </w:style>
   <w:style w:type="character" w:styleId="BookTitle">
@@ -1690,6 +1785,9 @@
       <w:bCs/>
       <w:smallCaps/>
       <w:spacing w:val="5"/>
+      <w:rFonts w:ascii="標楷體" w:hAnsi="標楷體" w:eastAsia="標楷體" w:cs="標楷體"/>
+      <w:sz w:val="24"/>
+      <w:szCs w:val="24"/>
     </w:rPr>
   </w:style>
   <w:style w:type="paragraph" w:styleId="TOCHeading">
@@ -1741,6 +1839,9 @@
     </w:pPr>
     <w:rPr>
       <w:color w:val="000000" w:themeColor="text1" w:themeShade="BF"/>
+      <w:rFonts w:ascii="標楷體" w:hAnsi="標楷體" w:eastAsia="標楷體" w:cs="標楷體"/>
+      <w:sz w:val="24"/>
+      <w:szCs w:val="24"/>
     </w:rPr>
     <w:tblPr>
       <w:tblStyleRowBandSize w:val="1"/>
@@ -1764,6 +1865,9 @@
       <w:rPr>
         <w:b/>
         <w:bCs/>
+        <w:rFonts w:ascii="標楷體" w:hAnsi="標楷體" w:eastAsia="標楷體" w:cs="標楷體"/>
+        <w:sz w:val="24"/>
+        <w:szCs w:val="24"/>
       </w:rPr>
       <w:tblPr/>
       <w:tcPr>
@@ -1784,6 +1888,9 @@
       <w:rPr>
         <w:b/>
         <w:bCs/>
+        <w:rFonts w:ascii="標楷體" w:hAnsi="標楷體" w:eastAsia="標楷體" w:cs="標楷體"/>
+        <w:sz w:val="24"/>
+        <w:szCs w:val="24"/>
       </w:rPr>
       <w:tblPr/>
       <w:tcPr>
@@ -1801,12 +1908,18 @@
       <w:rPr>
         <w:b/>
         <w:bCs/>
+        <w:rFonts w:ascii="標楷體" w:hAnsi="標楷體" w:eastAsia="標楷體" w:cs="標楷體"/>
+        <w:sz w:val="24"/>
+        <w:szCs w:val="24"/>
       </w:rPr>
     </w:tblStylePr>
     <w:tblStylePr w:type="lastCol">
       <w:rPr>
         <w:b/>
         <w:bCs/>
+        <w:rFonts w:ascii="標楷體" w:hAnsi="標楷體" w:eastAsia="標楷體" w:cs="標楷體"/>
+        <w:sz w:val="24"/>
+        <w:szCs w:val="24"/>
       </w:rPr>
     </w:tblStylePr>
     <w:tblStylePr w:type="band1Vert">
@@ -1844,6 +1957,9 @@
     </w:pPr>
     <w:rPr>
       <w:color w:val="365F91" w:themeColor="accent1" w:themeShade="BF"/>
+      <w:rFonts w:ascii="標楷體" w:hAnsi="標楷體" w:eastAsia="標楷體" w:cs="標楷體"/>
+      <w:sz w:val="24"/>
+      <w:szCs w:val="24"/>
     </w:rPr>
     <w:tblPr>
       <w:tblStyleRowBandSize w:val="1"/>
@@ -1867,6 +1983,9 @@
       <w:rPr>
         <w:b/>
         <w:bCs/>
+        <w:rFonts w:ascii="標楷體" w:hAnsi="標楷體" w:eastAsia="標楷體" w:cs="標楷體"/>
+        <w:sz w:val="24"/>
+        <w:szCs w:val="24"/>
       </w:rPr>
       <w:tblPr/>
       <w:tcPr>
@@ -1887,6 +2006,9 @@
       <w:rPr>
         <w:b/>
         <w:bCs/>
+        <w:rFonts w:ascii="標楷體" w:hAnsi="標楷體" w:eastAsia="標楷體" w:cs="標楷體"/>
+        <w:sz w:val="24"/>
+        <w:szCs w:val="24"/>
       </w:rPr>
       <w:tblPr/>
       <w:tcPr>
@@ -1904,12 +2026,18 @@
       <w:rPr>
         <w:b/>
         <w:bCs/>
+        <w:rFonts w:ascii="標楷體" w:hAnsi="標楷體" w:eastAsia="標楷體" w:cs="標楷體"/>
+        <w:sz w:val="24"/>
+        <w:szCs w:val="24"/>
       </w:rPr>
     </w:tblStylePr>
     <w:tblStylePr w:type="lastCol">
       <w:rPr>
         <w:b/>
         <w:bCs/>
+        <w:rFonts w:ascii="標楷體" w:hAnsi="標楷體" w:eastAsia="標楷體" w:cs="標楷體"/>
+        <w:sz w:val="24"/>
+        <w:szCs w:val="24"/>
       </w:rPr>
     </w:tblStylePr>
     <w:tblStylePr w:type="band1Vert">
@@ -1947,6 +2075,9 @@
     </w:pPr>
     <w:rPr>
       <w:color w:val="943634" w:themeColor="accent2" w:themeShade="BF"/>
+      <w:rFonts w:ascii="標楷體" w:hAnsi="標楷體" w:eastAsia="標楷體" w:cs="標楷體"/>
+      <w:sz w:val="24"/>
+      <w:szCs w:val="24"/>
     </w:rPr>
     <w:tblPr>
       <w:tblStyleRowBandSize w:val="1"/>
@@ -1970,6 +2101,9 @@
       <w:rPr>
         <w:b/>
         <w:bCs/>
+        <w:rFonts w:ascii="標楷體" w:hAnsi="標楷體" w:eastAsia="標楷體" w:cs="標楷體"/>
+        <w:sz w:val="24"/>
+        <w:szCs w:val="24"/>
       </w:rPr>
       <w:tblPr/>
       <w:tcPr>
@@ -1990,6 +2124,9 @@
       <w:rPr>
         <w:b/>
         <w:bCs/>
+        <w:rFonts w:ascii="標楷體" w:hAnsi="標楷體" w:eastAsia="標楷體" w:cs="標楷體"/>
+        <w:sz w:val="24"/>
+        <w:szCs w:val="24"/>
       </w:rPr>
       <w:tblPr/>
       <w:tcPr>
@@ -2007,12 +2144,18 @@
       <w:rPr>
         <w:b/>
         <w:bCs/>
+        <w:rFonts w:ascii="標楷體" w:hAnsi="標楷體" w:eastAsia="標楷體" w:cs="標楷體"/>
+        <w:sz w:val="24"/>
+        <w:szCs w:val="24"/>
       </w:rPr>
     </w:tblStylePr>
     <w:tblStylePr w:type="lastCol">
       <w:rPr>
         <w:b/>
         <w:bCs/>
+        <w:rFonts w:ascii="標楷體" w:hAnsi="標楷體" w:eastAsia="標楷體" w:cs="標楷體"/>
+        <w:sz w:val="24"/>
+        <w:szCs w:val="24"/>
       </w:rPr>
     </w:tblStylePr>
     <w:tblStylePr w:type="band1Vert">
@@ -2050,6 +2193,9 @@
     </w:pPr>
     <w:rPr>
       <w:color w:val="76923C" w:themeColor="accent3" w:themeShade="BF"/>
+      <w:rFonts w:ascii="標楷體" w:hAnsi="標楷體" w:eastAsia="標楷體" w:cs="標楷體"/>
+      <w:sz w:val="24"/>
+      <w:szCs w:val="24"/>
     </w:rPr>
     <w:tblPr>
       <w:tblStyleRowBandSize w:val="1"/>
@@ -2073,6 +2219,9 @@
       <w:rPr>
         <w:b/>
         <w:bCs/>
+        <w:rFonts w:ascii="標楷體" w:hAnsi="標楷體" w:eastAsia="標楷體" w:cs="標楷體"/>
+        <w:sz w:val="24"/>
+        <w:szCs w:val="24"/>
       </w:rPr>
       <w:tblPr/>
       <w:tcPr>
@@ -2093,6 +2242,9 @@
       <w:rPr>
         <w:b/>
         <w:bCs/>
+        <w:rFonts w:ascii="標楷體" w:hAnsi="標楷體" w:eastAsia="標楷體" w:cs="標楷體"/>
+        <w:sz w:val="24"/>
+        <w:szCs w:val="24"/>
       </w:rPr>
       <w:tblPr/>
       <w:tcPr>
@@ -2110,12 +2262,18 @@
       <w:rPr>
         <w:b/>
         <w:bCs/>
+        <w:rFonts w:ascii="標楷體" w:hAnsi="標楷體" w:eastAsia="標楷體" w:cs="標楷體"/>
+        <w:sz w:val="24"/>
+        <w:szCs w:val="24"/>
       </w:rPr>
     </w:tblStylePr>
     <w:tblStylePr w:type="lastCol">
       <w:rPr>
         <w:b/>
         <w:bCs/>
+        <w:rFonts w:ascii="標楷體" w:hAnsi="標楷體" w:eastAsia="標楷體" w:cs="標楷體"/>
+        <w:sz w:val="24"/>
+        <w:szCs w:val="24"/>
       </w:rPr>
     </w:tblStylePr>
     <w:tblStylePr w:type="band1Vert">
@@ -2153,6 +2311,9 @@
     </w:pPr>
     <w:rPr>
       <w:color w:val="5F497A" w:themeColor="accent4" w:themeShade="BF"/>
+      <w:rFonts w:ascii="標楷體" w:hAnsi="標楷體" w:eastAsia="標楷體" w:cs="標楷體"/>
+      <w:sz w:val="24"/>
+      <w:szCs w:val="24"/>
     </w:rPr>
     <w:tblPr>
       <w:tblStyleRowBandSize w:val="1"/>
@@ -2176,6 +2337,9 @@
       <w:rPr>
         <w:b/>
         <w:bCs/>
+        <w:rFonts w:ascii="標楷體" w:hAnsi="標楷體" w:eastAsia="標楷體" w:cs="標楷體"/>
+        <w:sz w:val="24"/>
+        <w:szCs w:val="24"/>
       </w:rPr>
       <w:tblPr/>
       <w:tcPr>
@@ -2196,6 +2360,9 @@
       <w:rPr>
         <w:b/>
         <w:bCs/>
+        <w:rFonts w:ascii="標楷體" w:hAnsi="標楷體" w:eastAsia="標楷體" w:cs="標楷體"/>
+        <w:sz w:val="24"/>
+        <w:szCs w:val="24"/>
       </w:rPr>
       <w:tblPr/>
       <w:tcPr>
@@ -2213,12 +2380,18 @@
       <w:rPr>
         <w:b/>
         <w:bCs/>
+        <w:rFonts w:ascii="標楷體" w:hAnsi="標楷體" w:eastAsia="標楷體" w:cs="標楷體"/>
+        <w:sz w:val="24"/>
+        <w:szCs w:val="24"/>
       </w:rPr>
     </w:tblStylePr>
     <w:tblStylePr w:type="lastCol">
       <w:rPr>
         <w:b/>
         <w:bCs/>
+        <w:rFonts w:ascii="標楷體" w:hAnsi="標楷體" w:eastAsia="標楷體" w:cs="標楷體"/>
+        <w:sz w:val="24"/>
+        <w:szCs w:val="24"/>
       </w:rPr>
     </w:tblStylePr>
     <w:tblStylePr w:type="band1Vert">
@@ -2256,6 +2429,9 @@
     </w:pPr>
     <w:rPr>
       <w:color w:val="31849B" w:themeColor="accent5" w:themeShade="BF"/>
+      <w:rFonts w:ascii="標楷體" w:hAnsi="標楷體" w:eastAsia="標楷體" w:cs="標楷體"/>
+      <w:sz w:val="24"/>
+      <w:szCs w:val="24"/>
     </w:rPr>
     <w:tblPr>
       <w:tblStyleRowBandSize w:val="1"/>
@@ -2279,6 +2455,9 @@
       <w:rPr>
         <w:b/>
         <w:bCs/>
+        <w:rFonts w:ascii="標楷體" w:hAnsi="標楷體" w:eastAsia="標楷體" w:cs="標楷體"/>
+        <w:sz w:val="24"/>
+        <w:szCs w:val="24"/>
       </w:rPr>
       <w:tblPr/>
       <w:tcPr>
@@ -2299,6 +2478,9 @@
       <w:rPr>
         <w:b/>
         <w:bCs/>
+        <w:rFonts w:ascii="標楷體" w:hAnsi="標楷體" w:eastAsia="標楷體" w:cs="標楷體"/>
+        <w:sz w:val="24"/>
+        <w:szCs w:val="24"/>
       </w:rPr>
       <w:tblPr/>
       <w:tcPr>
@@ -2316,12 +2498,18 @@
       <w:rPr>
         <w:b/>
         <w:bCs/>
+        <w:rFonts w:ascii="標楷體" w:hAnsi="標楷體" w:eastAsia="標楷體" w:cs="標楷體"/>
+        <w:sz w:val="24"/>
+        <w:szCs w:val="24"/>
       </w:rPr>
     </w:tblStylePr>
     <w:tblStylePr w:type="lastCol">
       <w:rPr>
         <w:b/>
         <w:bCs/>
+        <w:rFonts w:ascii="標楷體" w:hAnsi="標楷體" w:eastAsia="標楷體" w:cs="標楷體"/>
+        <w:sz w:val="24"/>
+        <w:szCs w:val="24"/>
       </w:rPr>
     </w:tblStylePr>
     <w:tblStylePr w:type="band1Vert">
@@ -2359,6 +2547,9 @@
     </w:pPr>
     <w:rPr>
       <w:color w:val="E36C0A" w:themeColor="accent6" w:themeShade="BF"/>
+      <w:rFonts w:ascii="標楷體" w:hAnsi="標楷體" w:eastAsia="標楷體" w:cs="標楷體"/>
+      <w:sz w:val="24"/>
+      <w:szCs w:val="24"/>
     </w:rPr>
     <w:tblPr>
       <w:tblStyleRowBandSize w:val="1"/>
@@ -2382,6 +2573,9 @@
       <w:rPr>
         <w:b/>
         <w:bCs/>
+        <w:rFonts w:ascii="標楷體" w:hAnsi="標楷體" w:eastAsia="標楷體" w:cs="標楷體"/>
+        <w:sz w:val="24"/>
+        <w:szCs w:val="24"/>
       </w:rPr>
       <w:tblPr/>
       <w:tcPr>
@@ -2402,6 +2596,9 @@
       <w:rPr>
         <w:b/>
         <w:bCs/>
+        <w:rFonts w:ascii="標楷體" w:hAnsi="標楷體" w:eastAsia="標楷體" w:cs="標楷體"/>
+        <w:sz w:val="24"/>
+        <w:szCs w:val="24"/>
       </w:rPr>
       <w:tblPr/>
       <w:tcPr>
@@ -2419,12 +2616,18 @@
       <w:rPr>
         <w:b/>
         <w:bCs/>
+        <w:rFonts w:ascii="標楷體" w:hAnsi="標楷體" w:eastAsia="標楷體" w:cs="標楷體"/>
+        <w:sz w:val="24"/>
+        <w:szCs w:val="24"/>
       </w:rPr>
     </w:tblStylePr>
     <w:tblStylePr w:type="lastCol">
       <w:rPr>
         <w:b/>
         <w:bCs/>
+        <w:rFonts w:ascii="標楷體" w:hAnsi="標楷體" w:eastAsia="標楷體" w:cs="標楷體"/>
+        <w:sz w:val="24"/>
+        <w:szCs w:val="24"/>
       </w:rPr>
     </w:tblStylePr>
     <w:tblStylePr w:type="band1Vert">
@@ -2485,6 +2688,9 @@
         <w:b/>
         <w:bCs/>
         <w:color w:val="FFFFFF" w:themeColor="background1"/>
+        <w:rFonts w:ascii="標楷體" w:hAnsi="標楷體" w:eastAsia="標楷體" w:cs="標楷體"/>
+        <w:sz w:val="24"/>
+        <w:szCs w:val="24"/>
       </w:rPr>
       <w:tblPr/>
       <w:tcPr>
@@ -2498,6 +2704,9 @@
       <w:rPr>
         <w:b/>
         <w:bCs/>
+        <w:rFonts w:ascii="標楷體" w:hAnsi="標楷體" w:eastAsia="標楷體" w:cs="標楷體"/>
+        <w:sz w:val="24"/>
+        <w:szCs w:val="24"/>
       </w:rPr>
       <w:tblPr/>
       <w:tcPr>
@@ -2513,12 +2722,18 @@
       <w:rPr>
         <w:b/>
         <w:bCs/>
+        <w:rFonts w:ascii="標楷體" w:hAnsi="標楷體" w:eastAsia="標楷體" w:cs="標楷體"/>
+        <w:sz w:val="24"/>
+        <w:szCs w:val="24"/>
       </w:rPr>
     </w:tblStylePr>
     <w:tblStylePr w:type="lastCol">
       <w:rPr>
         <w:b/>
         <w:bCs/>
+        <w:rFonts w:ascii="標楷體" w:hAnsi="標楷體" w:eastAsia="標楷體" w:cs="標楷體"/>
+        <w:sz w:val="24"/>
+        <w:szCs w:val="24"/>
       </w:rPr>
     </w:tblStylePr>
     <w:tblStylePr w:type="band1Vert">
@@ -2577,6 +2792,9 @@
         <w:b/>
         <w:bCs/>
         <w:color w:val="FFFFFF" w:themeColor="background1"/>
+        <w:rFonts w:ascii="標楷體" w:hAnsi="標楷體" w:eastAsia="標楷體" w:cs="標楷體"/>
+        <w:sz w:val="24"/>
+        <w:szCs w:val="24"/>
       </w:rPr>
       <w:tblPr/>
       <w:tcPr>
@@ -2590,6 +2808,9 @@
       <w:rPr>
         <w:b/>
         <w:bCs/>
+        <w:rFonts w:ascii="標楷體" w:hAnsi="標楷體" w:eastAsia="標楷體" w:cs="標楷體"/>
+        <w:sz w:val="24"/>
+        <w:szCs w:val="24"/>
       </w:rPr>
       <w:tblPr/>
       <w:tcPr>
@@ -2605,12 +2826,18 @@
       <w:rPr>
         <w:b/>
         <w:bCs/>
+        <w:rFonts w:ascii="標楷體" w:hAnsi="標楷體" w:eastAsia="標楷體" w:cs="標楷體"/>
+        <w:sz w:val="24"/>
+        <w:szCs w:val="24"/>
       </w:rPr>
     </w:tblStylePr>
     <w:tblStylePr w:type="lastCol">
       <w:rPr>
         <w:b/>
         <w:bCs/>
+        <w:rFonts w:ascii="標楷體" w:hAnsi="標楷體" w:eastAsia="標楷體" w:cs="標楷體"/>
+        <w:sz w:val="24"/>
+        <w:szCs w:val="24"/>
       </w:rPr>
     </w:tblStylePr>
     <w:tblStylePr w:type="band1Vert">
@@ -2669,6 +2896,9 @@
         <w:b/>
         <w:bCs/>
         <w:color w:val="FFFFFF" w:themeColor="background1"/>
+        <w:rFonts w:ascii="標楷體" w:hAnsi="標楷體" w:eastAsia="標楷體" w:cs="標楷體"/>
+        <w:sz w:val="24"/>
+        <w:szCs w:val="24"/>
       </w:rPr>
       <w:tblPr/>
       <w:tcPr>
@@ -2682,6 +2912,9 @@
       <w:rPr>
         <w:b/>
         <w:bCs/>
+        <w:rFonts w:ascii="標楷體" w:hAnsi="標楷體" w:eastAsia="標楷體" w:cs="標楷體"/>
+        <w:sz w:val="24"/>
+        <w:szCs w:val="24"/>
       </w:rPr>
       <w:tblPr/>
       <w:tcPr>
@@ -2697,12 +2930,18 @@
       <w:rPr>
         <w:b/>
         <w:bCs/>
+        <w:rFonts w:ascii="標楷體" w:hAnsi="標楷體" w:eastAsia="標楷體" w:cs="標楷體"/>
+        <w:sz w:val="24"/>
+        <w:szCs w:val="24"/>
       </w:rPr>
     </w:tblStylePr>
     <w:tblStylePr w:type="lastCol">
       <w:rPr>
         <w:b/>
         <w:bCs/>
+        <w:rFonts w:ascii="標楷體" w:hAnsi="標楷體" w:eastAsia="標楷體" w:cs="標楷體"/>
+        <w:sz w:val="24"/>
+        <w:szCs w:val="24"/>
       </w:rPr>
     </w:tblStylePr>
     <w:tblStylePr w:type="band1Vert">
@@ -2761,6 +3000,9 @@
         <w:b/>
         <w:bCs/>
         <w:color w:val="FFFFFF" w:themeColor="background1"/>
+        <w:rFonts w:ascii="標楷體" w:hAnsi="標楷體" w:eastAsia="標楷體" w:cs="標楷體"/>
+        <w:sz w:val="24"/>
+        <w:szCs w:val="24"/>
       </w:rPr>
       <w:tblPr/>
       <w:tcPr>
@@ -2774,6 +3016,9 @@
       <w:rPr>
         <w:b/>
         <w:bCs/>
+        <w:rFonts w:ascii="標楷體" w:hAnsi="標楷體" w:eastAsia="標楷體" w:cs="標楷體"/>
+        <w:sz w:val="24"/>
+        <w:szCs w:val="24"/>
       </w:rPr>
       <w:tblPr/>
       <w:tcPr>
@@ -2789,12 +3034,18 @@
       <w:rPr>
         <w:b/>
         <w:bCs/>
+        <w:rFonts w:ascii="標楷體" w:hAnsi="標楷體" w:eastAsia="標楷體" w:cs="標楷體"/>
+        <w:sz w:val="24"/>
+        <w:szCs w:val="24"/>
       </w:rPr>
     </w:tblStylePr>
     <w:tblStylePr w:type="lastCol">
       <w:rPr>
         <w:b/>
         <w:bCs/>
+        <w:rFonts w:ascii="標楷體" w:hAnsi="標楷體" w:eastAsia="標楷體" w:cs="標楷體"/>
+        <w:sz w:val="24"/>
+        <w:szCs w:val="24"/>
       </w:rPr>
     </w:tblStylePr>
     <w:tblStylePr w:type="band1Vert">
@@ -2853,6 +3104,9 @@
         <w:b/>
         <w:bCs/>
         <w:color w:val="FFFFFF" w:themeColor="background1"/>
+        <w:rFonts w:ascii="標楷體" w:hAnsi="標楷體" w:eastAsia="標楷體" w:cs="標楷體"/>
+        <w:sz w:val="24"/>
+        <w:szCs w:val="24"/>
       </w:rPr>
       <w:tblPr/>
       <w:tcPr>
@@ -2866,6 +3120,9 @@
       <w:rPr>
         <w:b/>
         <w:bCs/>
+        <w:rFonts w:ascii="標楷體" w:hAnsi="標楷體" w:eastAsia="標楷體" w:cs="標楷體"/>
+        <w:sz w:val="24"/>
+        <w:szCs w:val="24"/>
       </w:rPr>
       <w:tblPr/>
       <w:tcPr>
@@ -2881,12 +3138,18 @@
       <w:rPr>
         <w:b/>
         <w:bCs/>
+        <w:rFonts w:ascii="標楷體" w:hAnsi="標楷體" w:eastAsia="標楷體" w:cs="標楷體"/>
+        <w:sz w:val="24"/>
+        <w:szCs w:val="24"/>
       </w:rPr>
     </w:tblStylePr>
     <w:tblStylePr w:type="lastCol">
       <w:rPr>
         <w:b/>
         <w:bCs/>
+        <w:rFonts w:ascii="標楷體" w:hAnsi="標楷體" w:eastAsia="標楷體" w:cs="標楷體"/>
+        <w:sz w:val="24"/>
+        <w:szCs w:val="24"/>
       </w:rPr>
     </w:tblStylePr>
     <w:tblStylePr w:type="band1Vert">
@@ -2945,6 +3208,9 @@
         <w:b/>
         <w:bCs/>
         <w:color w:val="FFFFFF" w:themeColor="background1"/>
+        <w:rFonts w:ascii="標楷體" w:hAnsi="標楷體" w:eastAsia="標楷體" w:cs="標楷體"/>
+        <w:sz w:val="24"/>
+        <w:szCs w:val="24"/>
       </w:rPr>
       <w:tblPr/>
       <w:tcPr>
@@ -2958,6 +3224,9 @@
       <w:rPr>
         <w:b/>
         <w:bCs/>
+        <w:rFonts w:ascii="標楷體" w:hAnsi="標楷體" w:eastAsia="標楷體" w:cs="標楷體"/>
+        <w:sz w:val="24"/>
+        <w:szCs w:val="24"/>
       </w:rPr>
       <w:tblPr/>
       <w:tcPr>
@@ -2973,12 +3242,18 @@
       <w:rPr>
         <w:b/>
         <w:bCs/>
+        <w:rFonts w:ascii="標楷體" w:hAnsi="標楷體" w:eastAsia="標楷體" w:cs="標楷體"/>
+        <w:sz w:val="24"/>
+        <w:szCs w:val="24"/>
       </w:rPr>
     </w:tblStylePr>
     <w:tblStylePr w:type="lastCol">
       <w:rPr>
         <w:b/>
         <w:bCs/>
+        <w:rFonts w:ascii="標楷體" w:hAnsi="標楷體" w:eastAsia="標楷體" w:cs="標楷體"/>
+        <w:sz w:val="24"/>
+        <w:szCs w:val="24"/>
       </w:rPr>
     </w:tblStylePr>
     <w:tblStylePr w:type="band1Vert">
@@ -3037,6 +3312,9 @@
         <w:b/>
         <w:bCs/>
         <w:color w:val="FFFFFF" w:themeColor="background1"/>
+        <w:rFonts w:ascii="標楷體" w:hAnsi="標楷體" w:eastAsia="標楷體" w:cs="標楷體"/>
+        <w:sz w:val="24"/>
+        <w:szCs w:val="24"/>
       </w:rPr>
       <w:tblPr/>
       <w:tcPr>
@@ -3050,6 +3328,9 @@
       <w:rPr>
         <w:b/>
         <w:bCs/>
+        <w:rFonts w:ascii="標楷體" w:hAnsi="標楷體" w:eastAsia="標楷體" w:cs="標楷體"/>
+        <w:sz w:val="24"/>
+        <w:szCs w:val="24"/>
       </w:rPr>
       <w:tblPr/>
       <w:tcPr>
@@ -3065,12 +3346,18 @@
       <w:rPr>
         <w:b/>
         <w:bCs/>
+        <w:rFonts w:ascii="標楷體" w:hAnsi="標楷體" w:eastAsia="標楷體" w:cs="標楷體"/>
+        <w:sz w:val="24"/>
+        <w:szCs w:val="24"/>
       </w:rPr>
     </w:tblStylePr>
     <w:tblStylePr w:type="lastCol">
       <w:rPr>
         <w:b/>
         <w:bCs/>
+        <w:rFonts w:ascii="標楷體" w:hAnsi="標楷體" w:eastAsia="標楷體" w:cs="標楷體"/>
+        <w:sz w:val="24"/>
+        <w:szCs w:val="24"/>
       </w:rPr>
     </w:tblStylePr>
     <w:tblStylePr w:type="band1Vert">
@@ -3128,9 +3415,11 @@
         <w:spacing w:before="0" w:after="0" w:line="240" w:lineRule="auto"/>
       </w:pPr>
       <w:rPr>
-        <w:rFonts w:asciiTheme="majorHAnsi" w:eastAsiaTheme="majorEastAsia" w:hAnsiTheme="majorHAnsi" w:cstheme="majorBidi"/>
-        <w:b/>
-        <w:bCs/>
+        <w:rFonts w:asciiTheme="majorHAnsi" w:eastAsiaTheme="majorEastAsia" w:hAnsiTheme="majorHAnsi" w:cstheme="majorBidi" w:ascii="標楷體" w:hAnsi="標楷體" w:eastAsia="標楷體" w:cs="標楷體"/>
+        <w:b/>
+        <w:bCs/>
+        <w:sz w:val="24"/>
+        <w:szCs w:val="24"/>
       </w:rPr>
       <w:tblPr/>
       <w:tcPr>
@@ -3149,9 +3438,11 @@
         <w:spacing w:before="0" w:after="0" w:line="240" w:lineRule="auto"/>
       </w:pPr>
       <w:rPr>
-        <w:rFonts w:asciiTheme="majorHAnsi" w:eastAsiaTheme="majorEastAsia" w:hAnsiTheme="majorHAnsi" w:cstheme="majorBidi"/>
-        <w:b/>
-        <w:bCs/>
+        <w:rFonts w:asciiTheme="majorHAnsi" w:eastAsiaTheme="majorEastAsia" w:hAnsiTheme="majorHAnsi" w:cstheme="majorBidi" w:ascii="標楷體" w:hAnsi="標楷體" w:eastAsia="標楷體" w:cs="標楷體"/>
+        <w:b/>
+        <w:bCs/>
+        <w:sz w:val="24"/>
+        <w:szCs w:val="24"/>
       </w:rPr>
       <w:tblPr/>
       <w:tcPr>
@@ -3167,16 +3458,20 @@
     </w:tblStylePr>
     <w:tblStylePr w:type="firstCol">
       <w:rPr>
-        <w:rFonts w:asciiTheme="majorHAnsi" w:eastAsiaTheme="majorEastAsia" w:hAnsiTheme="majorHAnsi" w:cstheme="majorBidi"/>
-        <w:b/>
-        <w:bCs/>
+        <w:rFonts w:asciiTheme="majorHAnsi" w:eastAsiaTheme="majorEastAsia" w:hAnsiTheme="majorHAnsi" w:cstheme="majorBidi" w:ascii="標楷體" w:hAnsi="標楷體" w:eastAsia="標楷體" w:cs="標楷體"/>
+        <w:b/>
+        <w:bCs/>
+        <w:sz w:val="24"/>
+        <w:szCs w:val="24"/>
       </w:rPr>
     </w:tblStylePr>
     <w:tblStylePr w:type="lastCol">
       <w:rPr>
-        <w:rFonts w:asciiTheme="majorHAnsi" w:eastAsiaTheme="majorEastAsia" w:hAnsiTheme="majorHAnsi" w:cstheme="majorBidi"/>
-        <w:b/>
-        <w:bCs/>
+        <w:rFonts w:asciiTheme="majorHAnsi" w:eastAsiaTheme="majorEastAsia" w:hAnsiTheme="majorHAnsi" w:cstheme="majorBidi" w:ascii="標楷體" w:hAnsi="標楷體" w:eastAsia="標楷體" w:cs="標楷體"/>
+        <w:b/>
+        <w:bCs/>
+        <w:sz w:val="24"/>
+        <w:szCs w:val="24"/>
       </w:rPr>
       <w:tblPr/>
       <w:tcPr>
@@ -3258,9 +3553,11 @@
         <w:spacing w:before="0" w:after="0" w:line="240" w:lineRule="auto"/>
       </w:pPr>
       <w:rPr>
-        <w:rFonts w:asciiTheme="majorHAnsi" w:eastAsiaTheme="majorEastAsia" w:hAnsiTheme="majorHAnsi" w:cstheme="majorBidi"/>
-        <w:b/>
-        <w:bCs/>
+        <w:rFonts w:asciiTheme="majorHAnsi" w:eastAsiaTheme="majorEastAsia" w:hAnsiTheme="majorHAnsi" w:cstheme="majorBidi" w:ascii="標楷體" w:hAnsi="標楷體" w:eastAsia="標楷體" w:cs="標楷體"/>
+        <w:b/>
+        <w:bCs/>
+        <w:sz w:val="24"/>
+        <w:szCs w:val="24"/>
       </w:rPr>
       <w:tblPr/>
       <w:tcPr>
@@ -3279,9 +3576,11 @@
         <w:spacing w:before="0" w:after="0" w:line="240" w:lineRule="auto"/>
       </w:pPr>
       <w:rPr>
-        <w:rFonts w:asciiTheme="majorHAnsi" w:eastAsiaTheme="majorEastAsia" w:hAnsiTheme="majorHAnsi" w:cstheme="majorBidi"/>
-        <w:b/>
-        <w:bCs/>
+        <w:rFonts w:asciiTheme="majorHAnsi" w:eastAsiaTheme="majorEastAsia" w:hAnsiTheme="majorHAnsi" w:cstheme="majorBidi" w:ascii="標楷體" w:hAnsi="標楷體" w:eastAsia="標楷體" w:cs="標楷體"/>
+        <w:b/>
+        <w:bCs/>
+        <w:sz w:val="24"/>
+        <w:szCs w:val="24"/>
       </w:rPr>
       <w:tblPr/>
       <w:tcPr>
@@ -3297,16 +3596,20 @@
     </w:tblStylePr>
     <w:tblStylePr w:type="firstCol">
       <w:rPr>
-        <w:rFonts w:asciiTheme="majorHAnsi" w:eastAsiaTheme="majorEastAsia" w:hAnsiTheme="majorHAnsi" w:cstheme="majorBidi"/>
-        <w:b/>
-        <w:bCs/>
+        <w:rFonts w:asciiTheme="majorHAnsi" w:eastAsiaTheme="majorEastAsia" w:hAnsiTheme="majorHAnsi" w:cstheme="majorBidi" w:ascii="標楷體" w:hAnsi="標楷體" w:eastAsia="標楷體" w:cs="標楷體"/>
+        <w:b/>
+        <w:bCs/>
+        <w:sz w:val="24"/>
+        <w:szCs w:val="24"/>
       </w:rPr>
     </w:tblStylePr>
     <w:tblStylePr w:type="lastCol">
       <w:rPr>
-        <w:rFonts w:asciiTheme="majorHAnsi" w:eastAsiaTheme="majorEastAsia" w:hAnsiTheme="majorHAnsi" w:cstheme="majorBidi"/>
-        <w:b/>
-        <w:bCs/>
+        <w:rFonts w:asciiTheme="majorHAnsi" w:eastAsiaTheme="majorEastAsia" w:hAnsiTheme="majorHAnsi" w:cstheme="majorBidi" w:ascii="標楷體" w:hAnsi="標楷體" w:eastAsia="標楷體" w:cs="標楷體"/>
+        <w:b/>
+        <w:bCs/>
+        <w:sz w:val="24"/>
+        <w:szCs w:val="24"/>
       </w:rPr>
       <w:tblPr/>
       <w:tcPr>
@@ -3388,9 +3691,11 @@
         <w:spacing w:before="0" w:after="0" w:line="240" w:lineRule="auto"/>
       </w:pPr>
       <w:rPr>
-        <w:rFonts w:asciiTheme="majorHAnsi" w:eastAsiaTheme="majorEastAsia" w:hAnsiTheme="majorHAnsi" w:cstheme="majorBidi"/>
-        <w:b/>
-        <w:bCs/>
+        <w:rFonts w:asciiTheme="majorHAnsi" w:eastAsiaTheme="majorEastAsia" w:hAnsiTheme="majorHAnsi" w:cstheme="majorBidi" w:ascii="標楷體" w:hAnsi="標楷體" w:eastAsia="標楷體" w:cs="標楷體"/>
+        <w:b/>
+        <w:bCs/>
+        <w:sz w:val="24"/>
+        <w:szCs w:val="24"/>
       </w:rPr>
       <w:tblPr/>
       <w:tcPr>
@@ -3409,9 +3714,11 @@
         <w:spacing w:before="0" w:after="0" w:line="240" w:lineRule="auto"/>
       </w:pPr>
       <w:rPr>
-        <w:rFonts w:asciiTheme="majorHAnsi" w:eastAsiaTheme="majorEastAsia" w:hAnsiTheme="majorHAnsi" w:cstheme="majorBidi"/>
-        <w:b/>
-        <w:bCs/>
+        <w:rFonts w:asciiTheme="majorHAnsi" w:eastAsiaTheme="majorEastAsia" w:hAnsiTheme="majorHAnsi" w:cstheme="majorBidi" w:ascii="標楷體" w:hAnsi="標楷體" w:eastAsia="標楷體" w:cs="標楷體"/>
+        <w:b/>
+        <w:bCs/>
+        <w:sz w:val="24"/>
+        <w:szCs w:val="24"/>
       </w:rPr>
       <w:tblPr/>
       <w:tcPr>
@@ -3427,16 +3734,20 @@
     </w:tblStylePr>
     <w:tblStylePr w:type="firstCol">
       <w:rPr>
-        <w:rFonts w:asciiTheme="majorHAnsi" w:eastAsiaTheme="majorEastAsia" w:hAnsiTheme="majorHAnsi" w:cstheme="majorBidi"/>
-        <w:b/>
-        <w:bCs/>
+        <w:rFonts w:asciiTheme="majorHAnsi" w:eastAsiaTheme="majorEastAsia" w:hAnsiTheme="majorHAnsi" w:cstheme="majorBidi" w:ascii="標楷體" w:hAnsi="標楷體" w:eastAsia="標楷體" w:cs="標楷體"/>
+        <w:b/>
+        <w:bCs/>
+        <w:sz w:val="24"/>
+        <w:szCs w:val="24"/>
       </w:rPr>
     </w:tblStylePr>
     <w:tblStylePr w:type="lastCol">
       <w:rPr>
-        <w:rFonts w:asciiTheme="majorHAnsi" w:eastAsiaTheme="majorEastAsia" w:hAnsiTheme="majorHAnsi" w:cstheme="majorBidi"/>
-        <w:b/>
-        <w:bCs/>
+        <w:rFonts w:asciiTheme="majorHAnsi" w:eastAsiaTheme="majorEastAsia" w:hAnsiTheme="majorHAnsi" w:cstheme="majorBidi" w:ascii="標楷體" w:hAnsi="標楷體" w:eastAsia="標楷體" w:cs="標楷體"/>
+        <w:b/>
+        <w:bCs/>
+        <w:sz w:val="24"/>
+        <w:szCs w:val="24"/>
       </w:rPr>
       <w:tblPr/>
       <w:tcPr>
@@ -3518,9 +3829,11 @@
         <w:spacing w:before="0" w:after="0" w:line="240" w:lineRule="auto"/>
       </w:pPr>
       <w:rPr>
-        <w:rFonts w:asciiTheme="majorHAnsi" w:eastAsiaTheme="majorEastAsia" w:hAnsiTheme="majorHAnsi" w:cstheme="majorBidi"/>
-        <w:b/>
-        <w:bCs/>
+        <w:rFonts w:asciiTheme="majorHAnsi" w:eastAsiaTheme="majorEastAsia" w:hAnsiTheme="majorHAnsi" w:cstheme="majorBidi" w:ascii="標楷體" w:hAnsi="標楷體" w:eastAsia="標楷體" w:cs="標楷體"/>
+        <w:b/>
+        <w:bCs/>
+        <w:sz w:val="24"/>
+        <w:szCs w:val="24"/>
       </w:rPr>
       <w:tblPr/>
       <w:tcPr>
@@ -3539,9 +3852,11 @@
         <w:spacing w:before="0" w:after="0" w:line="240" w:lineRule="auto"/>
       </w:pPr>
       <w:rPr>
-        <w:rFonts w:asciiTheme="majorHAnsi" w:eastAsiaTheme="majorEastAsia" w:hAnsiTheme="majorHAnsi" w:cstheme="majorBidi"/>
-        <w:b/>
-        <w:bCs/>
+        <w:rFonts w:asciiTheme="majorHAnsi" w:eastAsiaTheme="majorEastAsia" w:hAnsiTheme="majorHAnsi" w:cstheme="majorBidi" w:ascii="標楷體" w:hAnsi="標楷體" w:eastAsia="標楷體" w:cs="標楷體"/>
+        <w:b/>
+        <w:bCs/>
+        <w:sz w:val="24"/>
+        <w:szCs w:val="24"/>
       </w:rPr>
       <w:tblPr/>
       <w:tcPr>
@@ -3557,16 +3872,20 @@
     </w:tblStylePr>
     <w:tblStylePr w:type="firstCol">
       <w:rPr>
-        <w:rFonts w:asciiTheme="majorHAnsi" w:eastAsiaTheme="majorEastAsia" w:hAnsiTheme="majorHAnsi" w:cstheme="majorBidi"/>
-        <w:b/>
-        <w:bCs/>
+        <w:rFonts w:asciiTheme="majorHAnsi" w:eastAsiaTheme="majorEastAsia" w:hAnsiTheme="majorHAnsi" w:cstheme="majorBidi" w:ascii="標楷體" w:hAnsi="標楷體" w:eastAsia="標楷體" w:cs="標楷體"/>
+        <w:b/>
+        <w:bCs/>
+        <w:sz w:val="24"/>
+        <w:szCs w:val="24"/>
       </w:rPr>
     </w:tblStylePr>
     <w:tblStylePr w:type="lastCol">
       <w:rPr>
-        <w:rFonts w:asciiTheme="majorHAnsi" w:eastAsiaTheme="majorEastAsia" w:hAnsiTheme="majorHAnsi" w:cstheme="majorBidi"/>
-        <w:b/>
-        <w:bCs/>
+        <w:rFonts w:asciiTheme="majorHAnsi" w:eastAsiaTheme="majorEastAsia" w:hAnsiTheme="majorHAnsi" w:cstheme="majorBidi" w:ascii="標楷體" w:hAnsi="標楷體" w:eastAsia="標楷體" w:cs="標楷體"/>
+        <w:b/>
+        <w:bCs/>
+        <w:sz w:val="24"/>
+        <w:szCs w:val="24"/>
       </w:rPr>
       <w:tblPr/>
       <w:tcPr>
@@ -3648,9 +3967,11 @@
         <w:spacing w:before="0" w:after="0" w:line="240" w:lineRule="auto"/>
       </w:pPr>
       <w:rPr>
-        <w:rFonts w:asciiTheme="majorHAnsi" w:eastAsiaTheme="majorEastAsia" w:hAnsiTheme="majorHAnsi" w:cstheme="majorBidi"/>
-        <w:b/>
-        <w:bCs/>
+        <w:rFonts w:asciiTheme="majorHAnsi" w:eastAsiaTheme="majorEastAsia" w:hAnsiTheme="majorHAnsi" w:cstheme="majorBidi" w:ascii="標楷體" w:hAnsi="標楷體" w:eastAsia="標楷體" w:cs="標楷體"/>
+        <w:b/>
+        <w:bCs/>
+        <w:sz w:val="24"/>
+        <w:szCs w:val="24"/>
       </w:rPr>
       <w:tblPr/>
       <w:tcPr>
@@ -3669,9 +3990,11 @@
         <w:spacing w:before="0" w:after="0" w:line="240" w:lineRule="auto"/>
       </w:pPr>
       <w:rPr>
-        <w:rFonts w:asciiTheme="majorHAnsi" w:eastAsiaTheme="majorEastAsia" w:hAnsiTheme="majorHAnsi" w:cstheme="majorBidi"/>
-        <w:b/>
-        <w:bCs/>
+        <w:rFonts w:asciiTheme="majorHAnsi" w:eastAsiaTheme="majorEastAsia" w:hAnsiTheme="majorHAnsi" w:cstheme="majorBidi" w:ascii="標楷體" w:hAnsi="標楷體" w:eastAsia="標楷體" w:cs="標楷體"/>
+        <w:b/>
+        <w:bCs/>
+        <w:sz w:val="24"/>
+        <w:szCs w:val="24"/>
       </w:rPr>
       <w:tblPr/>
       <w:tcPr>
@@ -3687,16 +4010,20 @@
     </w:tblStylePr>
     <w:tblStylePr w:type="firstCol">
       <w:rPr>
-        <w:rFonts w:asciiTheme="majorHAnsi" w:eastAsiaTheme="majorEastAsia" w:hAnsiTheme="majorHAnsi" w:cstheme="majorBidi"/>
-        <w:b/>
-        <w:bCs/>
+        <w:rFonts w:asciiTheme="majorHAnsi" w:eastAsiaTheme="majorEastAsia" w:hAnsiTheme="majorHAnsi" w:cstheme="majorBidi" w:ascii="標楷體" w:hAnsi="標楷體" w:eastAsia="標楷體" w:cs="標楷體"/>
+        <w:b/>
+        <w:bCs/>
+        <w:sz w:val="24"/>
+        <w:szCs w:val="24"/>
       </w:rPr>
     </w:tblStylePr>
     <w:tblStylePr w:type="lastCol">
       <w:rPr>
-        <w:rFonts w:asciiTheme="majorHAnsi" w:eastAsiaTheme="majorEastAsia" w:hAnsiTheme="majorHAnsi" w:cstheme="majorBidi"/>
-        <w:b/>
-        <w:bCs/>
+        <w:rFonts w:asciiTheme="majorHAnsi" w:eastAsiaTheme="majorEastAsia" w:hAnsiTheme="majorHAnsi" w:cstheme="majorBidi" w:ascii="標楷體" w:hAnsi="標楷體" w:eastAsia="標楷體" w:cs="標楷體"/>
+        <w:b/>
+        <w:bCs/>
+        <w:sz w:val="24"/>
+        <w:szCs w:val="24"/>
       </w:rPr>
       <w:tblPr/>
       <w:tcPr>
@@ -3778,9 +4105,11 @@
         <w:spacing w:before="0" w:after="0" w:line="240" w:lineRule="auto"/>
       </w:pPr>
       <w:rPr>
-        <w:rFonts w:asciiTheme="majorHAnsi" w:eastAsiaTheme="majorEastAsia" w:hAnsiTheme="majorHAnsi" w:cstheme="majorBidi"/>
-        <w:b/>
-        <w:bCs/>
+        <w:rFonts w:asciiTheme="majorHAnsi" w:eastAsiaTheme="majorEastAsia" w:hAnsiTheme="majorHAnsi" w:cstheme="majorBidi" w:ascii="標楷體" w:hAnsi="標楷體" w:eastAsia="標楷體" w:cs="標楷體"/>
+        <w:b/>
+        <w:bCs/>
+        <w:sz w:val="24"/>
+        <w:szCs w:val="24"/>
       </w:rPr>
       <w:tblPr/>
       <w:tcPr>
@@ -3799,9 +4128,11 @@
         <w:spacing w:before="0" w:after="0" w:line="240" w:lineRule="auto"/>
       </w:pPr>
       <w:rPr>
-        <w:rFonts w:asciiTheme="majorHAnsi" w:eastAsiaTheme="majorEastAsia" w:hAnsiTheme="majorHAnsi" w:cstheme="majorBidi"/>
-        <w:b/>
-        <w:bCs/>
+        <w:rFonts w:asciiTheme="majorHAnsi" w:eastAsiaTheme="majorEastAsia" w:hAnsiTheme="majorHAnsi" w:cstheme="majorBidi" w:ascii="標楷體" w:hAnsi="標楷體" w:eastAsia="標楷體" w:cs="標楷體"/>
+        <w:b/>
+        <w:bCs/>
+        <w:sz w:val="24"/>
+        <w:szCs w:val="24"/>
       </w:rPr>
       <w:tblPr/>
       <w:tcPr>
@@ -3817,16 +4148,20 @@
     </w:tblStylePr>
     <w:tblStylePr w:type="firstCol">
       <w:rPr>
-        <w:rFonts w:asciiTheme="majorHAnsi" w:eastAsiaTheme="majorEastAsia" w:hAnsiTheme="majorHAnsi" w:cstheme="majorBidi"/>
-        <w:b/>
-        <w:bCs/>
+        <w:rFonts w:asciiTheme="majorHAnsi" w:eastAsiaTheme="majorEastAsia" w:hAnsiTheme="majorHAnsi" w:cstheme="majorBidi" w:ascii="標楷體" w:hAnsi="標楷體" w:eastAsia="標楷體" w:cs="標楷體"/>
+        <w:b/>
+        <w:bCs/>
+        <w:sz w:val="24"/>
+        <w:szCs w:val="24"/>
       </w:rPr>
     </w:tblStylePr>
     <w:tblStylePr w:type="lastCol">
       <w:rPr>
-        <w:rFonts w:asciiTheme="majorHAnsi" w:eastAsiaTheme="majorEastAsia" w:hAnsiTheme="majorHAnsi" w:cstheme="majorBidi"/>
-        <w:b/>
-        <w:bCs/>
+        <w:rFonts w:asciiTheme="majorHAnsi" w:eastAsiaTheme="majorEastAsia" w:hAnsiTheme="majorHAnsi" w:cstheme="majorBidi" w:ascii="標楷體" w:hAnsi="標楷體" w:eastAsia="標楷體" w:cs="標楷體"/>
+        <w:b/>
+        <w:bCs/>
+        <w:sz w:val="24"/>
+        <w:szCs w:val="24"/>
       </w:rPr>
       <w:tblPr/>
       <w:tcPr>
@@ -3908,9 +4243,11 @@
         <w:spacing w:before="0" w:after="0" w:line="240" w:lineRule="auto"/>
       </w:pPr>
       <w:rPr>
-        <w:rFonts w:asciiTheme="majorHAnsi" w:eastAsiaTheme="majorEastAsia" w:hAnsiTheme="majorHAnsi" w:cstheme="majorBidi"/>
-        <w:b/>
-        <w:bCs/>
+        <w:rFonts w:asciiTheme="majorHAnsi" w:eastAsiaTheme="majorEastAsia" w:hAnsiTheme="majorHAnsi" w:cstheme="majorBidi" w:ascii="標楷體" w:hAnsi="標楷體" w:eastAsia="標楷體" w:cs="標楷體"/>
+        <w:b/>
+        <w:bCs/>
+        <w:sz w:val="24"/>
+        <w:szCs w:val="24"/>
       </w:rPr>
       <w:tblPr/>
       <w:tcPr>
@@ -3929,9 +4266,11 @@
         <w:spacing w:before="0" w:after="0" w:line="240" w:lineRule="auto"/>
       </w:pPr>
       <w:rPr>
-        <w:rFonts w:asciiTheme="majorHAnsi" w:eastAsiaTheme="majorEastAsia" w:hAnsiTheme="majorHAnsi" w:cstheme="majorBidi"/>
-        <w:b/>
-        <w:bCs/>
+        <w:rFonts w:asciiTheme="majorHAnsi" w:eastAsiaTheme="majorEastAsia" w:hAnsiTheme="majorHAnsi" w:cstheme="majorBidi" w:ascii="標楷體" w:hAnsi="標楷體" w:eastAsia="標楷體" w:cs="標楷體"/>
+        <w:b/>
+        <w:bCs/>
+        <w:sz w:val="24"/>
+        <w:szCs w:val="24"/>
       </w:rPr>
       <w:tblPr/>
       <w:tcPr>
@@ -3947,16 +4286,20 @@
     </w:tblStylePr>
     <w:tblStylePr w:type="firstCol">
       <w:rPr>
-        <w:rFonts w:asciiTheme="majorHAnsi" w:eastAsiaTheme="majorEastAsia" w:hAnsiTheme="majorHAnsi" w:cstheme="majorBidi"/>
-        <w:b/>
-        <w:bCs/>
+        <w:rFonts w:asciiTheme="majorHAnsi" w:eastAsiaTheme="majorEastAsia" w:hAnsiTheme="majorHAnsi" w:cstheme="majorBidi" w:ascii="標楷體" w:hAnsi="標楷體" w:eastAsia="標楷體" w:cs="標楷體"/>
+        <w:b/>
+        <w:bCs/>
+        <w:sz w:val="24"/>
+        <w:szCs w:val="24"/>
       </w:rPr>
     </w:tblStylePr>
     <w:tblStylePr w:type="lastCol">
       <w:rPr>
-        <w:rFonts w:asciiTheme="majorHAnsi" w:eastAsiaTheme="majorEastAsia" w:hAnsiTheme="majorHAnsi" w:cstheme="majorBidi"/>
-        <w:b/>
-        <w:bCs/>
+        <w:rFonts w:asciiTheme="majorHAnsi" w:eastAsiaTheme="majorEastAsia" w:hAnsiTheme="majorHAnsi" w:cstheme="majorBidi" w:ascii="標楷體" w:hAnsi="標楷體" w:eastAsia="標楷體" w:cs="標楷體"/>
+        <w:b/>
+        <w:bCs/>
+        <w:sz w:val="24"/>
+        <w:szCs w:val="24"/>
       </w:rPr>
       <w:tblPr/>
       <w:tcPr>
@@ -4040,6 +4383,9 @@
         <w:b/>
         <w:bCs/>
         <w:color w:val="FFFFFF" w:themeColor="background1"/>
+        <w:rFonts w:ascii="標楷體" w:hAnsi="標楷體" w:eastAsia="標楷體" w:cs="標楷體"/>
+        <w:sz w:val="24"/>
+        <w:szCs w:val="24"/>
       </w:rPr>
       <w:tblPr/>
       <w:tcPr>
@@ -4061,6 +4407,9 @@
       <w:rPr>
         <w:b/>
         <w:bCs/>
+        <w:rFonts w:ascii="標楷體" w:hAnsi="標楷體" w:eastAsia="標楷體" w:cs="標楷體"/>
+        <w:sz w:val="24"/>
+        <w:szCs w:val="24"/>
       </w:rPr>
       <w:tblPr/>
       <w:tcPr>
@@ -4078,12 +4427,18 @@
       <w:rPr>
         <w:b/>
         <w:bCs/>
+        <w:rFonts w:ascii="標楷體" w:hAnsi="標楷體" w:eastAsia="標楷體" w:cs="標楷體"/>
+        <w:sz w:val="24"/>
+        <w:szCs w:val="24"/>
       </w:rPr>
     </w:tblStylePr>
     <w:tblStylePr w:type="lastCol">
       <w:rPr>
         <w:b/>
         <w:bCs/>
+        <w:rFonts w:ascii="標楷體" w:hAnsi="標楷體" w:eastAsia="標楷體" w:cs="標楷體"/>
+        <w:sz w:val="24"/>
+        <w:szCs w:val="24"/>
       </w:rPr>
     </w:tblStylePr>
     <w:tblStylePr w:type="band1Vert">
@@ -4146,6 +4501,9 @@
         <w:b/>
         <w:bCs/>
         <w:color w:val="FFFFFF" w:themeColor="background1"/>
+        <w:rFonts w:ascii="標楷體" w:hAnsi="標楷體" w:eastAsia="標楷體" w:cs="標楷體"/>
+        <w:sz w:val="24"/>
+        <w:szCs w:val="24"/>
       </w:rPr>
       <w:tblPr/>
       <w:tcPr>
@@ -4167,6 +4525,9 @@
       <w:rPr>
         <w:b/>
         <w:bCs/>
+        <w:rFonts w:ascii="標楷體" w:hAnsi="標楷體" w:eastAsia="標楷體" w:cs="標楷體"/>
+        <w:sz w:val="24"/>
+        <w:szCs w:val="24"/>
       </w:rPr>
       <w:tblPr/>
       <w:tcPr>
@@ -4184,12 +4545,18 @@
       <w:rPr>
         <w:b/>
         <w:bCs/>
+        <w:rFonts w:ascii="標楷體" w:hAnsi="標楷體" w:eastAsia="標楷體" w:cs="標楷體"/>
+        <w:sz w:val="24"/>
+        <w:szCs w:val="24"/>
       </w:rPr>
     </w:tblStylePr>
     <w:tblStylePr w:type="lastCol">
       <w:rPr>
         <w:b/>
         <w:bCs/>
+        <w:rFonts w:ascii="標楷體" w:hAnsi="標楷體" w:eastAsia="標楷體" w:cs="標楷體"/>
+        <w:sz w:val="24"/>
+        <w:szCs w:val="24"/>
       </w:rPr>
     </w:tblStylePr>
     <w:tblStylePr w:type="band1Vert">
@@ -4252,6 +4619,9 @@
         <w:b/>
         <w:bCs/>
         <w:color w:val="FFFFFF" w:themeColor="background1"/>
+        <w:rFonts w:ascii="標楷體" w:hAnsi="標楷體" w:eastAsia="標楷體" w:cs="標楷體"/>
+        <w:sz w:val="24"/>
+        <w:szCs w:val="24"/>
       </w:rPr>
       <w:tblPr/>
       <w:tcPr>
@@ -4273,6 +4643,9 @@
       <w:rPr>
         <w:b/>
         <w:bCs/>
+        <w:rFonts w:ascii="標楷體" w:hAnsi="標楷體" w:eastAsia="標楷體" w:cs="標楷體"/>
+        <w:sz w:val="24"/>
+        <w:szCs w:val="24"/>
       </w:rPr>
       <w:tblPr/>
       <w:tcPr>
@@ -4290,12 +4663,18 @@
       <w:rPr>
         <w:b/>
         <w:bCs/>
+        <w:rFonts w:ascii="標楷體" w:hAnsi="標楷體" w:eastAsia="標楷體" w:cs="標楷體"/>
+        <w:sz w:val="24"/>
+        <w:szCs w:val="24"/>
       </w:rPr>
     </w:tblStylePr>
     <w:tblStylePr w:type="lastCol">
       <w:rPr>
         <w:b/>
         <w:bCs/>
+        <w:rFonts w:ascii="標楷體" w:hAnsi="標楷體" w:eastAsia="標楷體" w:cs="標楷體"/>
+        <w:sz w:val="24"/>
+        <w:szCs w:val="24"/>
       </w:rPr>
     </w:tblStylePr>
     <w:tblStylePr w:type="band1Vert">
@@ -4358,6 +4737,9 @@
         <w:b/>
         <w:bCs/>
         <w:color w:val="FFFFFF" w:themeColor="background1"/>
+        <w:rFonts w:ascii="標楷體" w:hAnsi="標楷體" w:eastAsia="標楷體" w:cs="標楷體"/>
+        <w:sz w:val="24"/>
+        <w:szCs w:val="24"/>
       </w:rPr>
       <w:tblPr/>
       <w:tcPr>
@@ -4379,6 +4761,9 @@
       <w:rPr>
         <w:b/>
         <w:bCs/>
+        <w:rFonts w:ascii="標楷體" w:hAnsi="標楷體" w:eastAsia="標楷體" w:cs="標楷體"/>
+        <w:sz w:val="24"/>
+        <w:szCs w:val="24"/>
       </w:rPr>
       <w:tblPr/>
       <w:tcPr>
@@ -4396,12 +4781,18 @@
       <w:rPr>
         <w:b/>
         <w:bCs/>
+        <w:rFonts w:ascii="標楷體" w:hAnsi="標楷體" w:eastAsia="標楷體" w:cs="標楷體"/>
+        <w:sz w:val="24"/>
+        <w:szCs w:val="24"/>
       </w:rPr>
     </w:tblStylePr>
     <w:tblStylePr w:type="lastCol">
       <w:rPr>
         <w:b/>
         <w:bCs/>
+        <w:rFonts w:ascii="標楷體" w:hAnsi="標楷體" w:eastAsia="標楷體" w:cs="標楷體"/>
+        <w:sz w:val="24"/>
+        <w:szCs w:val="24"/>
       </w:rPr>
     </w:tblStylePr>
     <w:tblStylePr w:type="band1Vert">
@@ -4464,6 +4855,9 @@
         <w:b/>
         <w:bCs/>
         <w:color w:val="FFFFFF" w:themeColor="background1"/>
+        <w:rFonts w:ascii="標楷體" w:hAnsi="標楷體" w:eastAsia="標楷體" w:cs="標楷體"/>
+        <w:sz w:val="24"/>
+        <w:szCs w:val="24"/>
       </w:rPr>
       <w:tblPr/>
       <w:tcPr>
@@ -4485,6 +4879,9 @@
       <w:rPr>
         <w:b/>
         <w:bCs/>
+        <w:rFonts w:ascii="標楷體" w:hAnsi="標楷體" w:eastAsia="標楷體" w:cs="標楷體"/>
+        <w:sz w:val="24"/>
+        <w:szCs w:val="24"/>
       </w:rPr>
       <w:tblPr/>
       <w:tcPr>
@@ -4502,12 +4899,18 @@
       <w:rPr>
         <w:b/>
         <w:bCs/>
+        <w:rFonts w:ascii="標楷體" w:hAnsi="標楷體" w:eastAsia="標楷體" w:cs="標楷體"/>
+        <w:sz w:val="24"/>
+        <w:szCs w:val="24"/>
       </w:rPr>
     </w:tblStylePr>
     <w:tblStylePr w:type="lastCol">
       <w:rPr>
         <w:b/>
         <w:bCs/>
+        <w:rFonts w:ascii="標楷體" w:hAnsi="標楷體" w:eastAsia="標楷體" w:cs="標楷體"/>
+        <w:sz w:val="24"/>
+        <w:szCs w:val="24"/>
       </w:rPr>
     </w:tblStylePr>
     <w:tblStylePr w:type="band1Vert">
@@ -4570,6 +4973,9 @@
         <w:b/>
         <w:bCs/>
         <w:color w:val="FFFFFF" w:themeColor="background1"/>
+        <w:rFonts w:ascii="標楷體" w:hAnsi="標楷體" w:eastAsia="標楷體" w:cs="標楷體"/>
+        <w:sz w:val="24"/>
+        <w:szCs w:val="24"/>
       </w:rPr>
       <w:tblPr/>
       <w:tcPr>
@@ -4591,6 +4997,9 @@
       <w:rPr>
         <w:b/>
         <w:bCs/>
+        <w:rFonts w:ascii="標楷體" w:hAnsi="標楷體" w:eastAsia="標楷體" w:cs="標楷體"/>
+        <w:sz w:val="24"/>
+        <w:szCs w:val="24"/>
       </w:rPr>
       <w:tblPr/>
       <w:tcPr>
@@ -4608,12 +5017,18 @@
       <w:rPr>
         <w:b/>
         <w:bCs/>
+        <w:rFonts w:ascii="標楷體" w:hAnsi="標楷體" w:eastAsia="標楷體" w:cs="標楷體"/>
+        <w:sz w:val="24"/>
+        <w:szCs w:val="24"/>
       </w:rPr>
     </w:tblStylePr>
     <w:tblStylePr w:type="lastCol">
       <w:rPr>
         <w:b/>
         <w:bCs/>
+        <w:rFonts w:ascii="標楷體" w:hAnsi="標楷體" w:eastAsia="標楷體" w:cs="標楷體"/>
+        <w:sz w:val="24"/>
+        <w:szCs w:val="24"/>
       </w:rPr>
     </w:tblStylePr>
     <w:tblStylePr w:type="band1Vert">
@@ -4676,6 +5091,9 @@
         <w:b/>
         <w:bCs/>
         <w:color w:val="FFFFFF" w:themeColor="background1"/>
+        <w:rFonts w:ascii="標楷體" w:hAnsi="標楷體" w:eastAsia="標楷體" w:cs="標楷體"/>
+        <w:sz w:val="24"/>
+        <w:szCs w:val="24"/>
       </w:rPr>
       <w:tblPr/>
       <w:tcPr>
@@ -4697,6 +5115,9 @@
       <w:rPr>
         <w:b/>
         <w:bCs/>
+        <w:rFonts w:ascii="標楷體" w:hAnsi="標楷體" w:eastAsia="標楷體" w:cs="標楷體"/>
+        <w:sz w:val="24"/>
+        <w:szCs w:val="24"/>
       </w:rPr>
       <w:tblPr/>
       <w:tcPr>
@@ -4714,12 +5135,18 @@
       <w:rPr>
         <w:b/>
         <w:bCs/>
+        <w:rFonts w:ascii="標楷體" w:hAnsi="標楷體" w:eastAsia="標楷體" w:cs="標楷體"/>
+        <w:sz w:val="24"/>
+        <w:szCs w:val="24"/>
       </w:rPr>
     </w:tblStylePr>
     <w:tblStylePr w:type="lastCol">
       <w:rPr>
         <w:b/>
         <w:bCs/>
+        <w:rFonts w:ascii="標楷體" w:hAnsi="標楷體" w:eastAsia="標楷體" w:cs="標楷體"/>
+        <w:sz w:val="24"/>
+        <w:szCs w:val="24"/>
       </w:rPr>
     </w:tblStylePr>
     <w:tblStylePr w:type="band1Vert">
@@ -4779,6 +5206,9 @@
         <w:b/>
         <w:bCs/>
         <w:color w:val="FFFFFF" w:themeColor="background1"/>
+        <w:rFonts w:ascii="標楷體" w:hAnsi="標楷體" w:eastAsia="標楷體" w:cs="標楷體"/>
+        <w:sz w:val="24"/>
+        <w:szCs w:val="24"/>
       </w:rPr>
       <w:tblPr/>
       <w:tcPr>
@@ -4799,6 +5229,9 @@
       </w:pPr>
       <w:rPr>
         <w:color w:val="auto"/>
+        <w:rFonts w:ascii="標楷體" w:hAnsi="標楷體" w:eastAsia="標楷體" w:cs="標楷體"/>
+        <w:sz w:val="24"/>
+        <w:szCs w:val="24"/>
       </w:rPr>
       <w:tblPr/>
       <w:tcPr>
@@ -4818,6 +5251,9 @@
         <w:b/>
         <w:bCs/>
         <w:color w:val="FFFFFF" w:themeColor="background1"/>
+        <w:rFonts w:ascii="標楷體" w:hAnsi="標楷體" w:eastAsia="標楷體" w:cs="標楷體"/>
+        <w:sz w:val="24"/>
+        <w:szCs w:val="24"/>
       </w:rPr>
       <w:tblPr/>
       <w:tcPr>
@@ -4837,6 +5273,9 @@
         <w:b/>
         <w:bCs/>
         <w:color w:val="FFFFFF" w:themeColor="background1"/>
+        <w:rFonts w:ascii="標楷體" w:hAnsi="標楷體" w:eastAsia="標楷體" w:cs="標楷體"/>
+        <w:sz w:val="24"/>
+        <w:szCs w:val="24"/>
       </w:rPr>
       <w:tblPr/>
       <w:tcPr>
@@ -4883,6 +5322,9 @@
     <w:tblStylePr w:type="nwCell">
       <w:rPr>
         <w:color w:val="FFFFFF" w:themeColor="background1"/>
+        <w:rFonts w:ascii="標楷體" w:hAnsi="標楷體" w:eastAsia="標楷體" w:cs="標楷體"/>
+        <w:sz w:val="24"/>
+        <w:szCs w:val="24"/>
       </w:rPr>
       <w:tblPr/>
       <w:tcPr>
@@ -4928,6 +5370,9 @@
         <w:b/>
         <w:bCs/>
         <w:color w:val="FFFFFF" w:themeColor="background1"/>
+        <w:rFonts w:ascii="標楷體" w:hAnsi="標楷體" w:eastAsia="標楷體" w:cs="標楷體"/>
+        <w:sz w:val="24"/>
+        <w:szCs w:val="24"/>
       </w:rPr>
       <w:tblPr/>
       <w:tcPr>
@@ -4948,6 +5393,9 @@
       </w:pPr>
       <w:rPr>
         <w:color w:val="auto"/>
+        <w:rFonts w:ascii="標楷體" w:hAnsi="標楷體" w:eastAsia="標楷體" w:cs="標楷體"/>
+        <w:sz w:val="24"/>
+        <w:szCs w:val="24"/>
       </w:rPr>
       <w:tblPr/>
       <w:tcPr>
@@ -4967,6 +5415,9 @@
         <w:b/>
         <w:bCs/>
         <w:color w:val="FFFFFF" w:themeColor="background1"/>
+        <w:rFonts w:ascii="標楷體" w:hAnsi="標楷體" w:eastAsia="標楷體" w:cs="標楷體"/>
+        <w:sz w:val="24"/>
+        <w:szCs w:val="24"/>
       </w:rPr>
       <w:tblPr/>
       <w:tcPr>
@@ -4986,6 +5437,9 @@
         <w:b/>
         <w:bCs/>
         <w:color w:val="FFFFFF" w:themeColor="background1"/>
+        <w:rFonts w:ascii="標楷體" w:hAnsi="標楷體" w:eastAsia="標楷體" w:cs="標楷體"/>
+        <w:sz w:val="24"/>
+        <w:szCs w:val="24"/>
       </w:rPr>
       <w:tblPr/>
       <w:tcPr>
@@ -5032,6 +5486,9 @@
     <w:tblStylePr w:type="nwCell">
       <w:rPr>
         <w:color w:val="FFFFFF" w:themeColor="background1"/>
+        <w:rFonts w:ascii="標楷體" w:hAnsi="標楷體" w:eastAsia="標楷體" w:cs="標楷體"/>
+        <w:sz w:val="24"/>
+        <w:szCs w:val="24"/>
       </w:rPr>
       <w:tblPr/>
       <w:tcPr>
@@ -5077,6 +5534,9 @@
         <w:b/>
         <w:bCs/>
         <w:color w:val="FFFFFF" w:themeColor="background1"/>
+        <w:rFonts w:ascii="標楷體" w:hAnsi="標楷體" w:eastAsia="標楷體" w:cs="標楷體"/>
+        <w:sz w:val="24"/>
+        <w:szCs w:val="24"/>
       </w:rPr>
       <w:tblPr/>
       <w:tcPr>
@@ -5097,6 +5557,9 @@
       </w:pPr>
       <w:rPr>
         <w:color w:val="auto"/>
+        <w:rFonts w:ascii="標楷體" w:hAnsi="標楷體" w:eastAsia="標楷體" w:cs="標楷體"/>
+        <w:sz w:val="24"/>
+        <w:szCs w:val="24"/>
       </w:rPr>
       <w:tblPr/>
       <w:tcPr>
@@ -5116,6 +5579,9 @@
         <w:b/>
         <w:bCs/>
         <w:color w:val="FFFFFF" w:themeColor="background1"/>
+        <w:rFonts w:ascii="標楷體" w:hAnsi="標楷體" w:eastAsia="標楷體" w:cs="標楷體"/>
+        <w:sz w:val="24"/>
+        <w:szCs w:val="24"/>
       </w:rPr>
       <w:tblPr/>
       <w:tcPr>
@@ -5135,6 +5601,9 @@
         <w:b/>
         <w:bCs/>
         <w:color w:val="FFFFFF" w:themeColor="background1"/>
+        <w:rFonts w:ascii="標楷體" w:hAnsi="標楷體" w:eastAsia="標楷體" w:cs="標楷體"/>
+        <w:sz w:val="24"/>
+        <w:szCs w:val="24"/>
       </w:rPr>
       <w:tblPr/>
       <w:tcPr>
@@ -5181,6 +5650,9 @@
     <w:tblStylePr w:type="nwCell">
       <w:rPr>
         <w:color w:val="FFFFFF" w:themeColor="background1"/>
+        <w:rFonts w:ascii="標楷體" w:hAnsi="標楷體" w:eastAsia="標楷體" w:cs="標楷體"/>
+        <w:sz w:val="24"/>
+        <w:szCs w:val="24"/>
       </w:rPr>
       <w:tblPr/>
       <w:tcPr>
@@ -5226,6 +5698,9 @@
         <w:b/>
         <w:bCs/>
         <w:color w:val="FFFFFF" w:themeColor="background1"/>
+        <w:rFonts w:ascii="標楷體" w:hAnsi="標楷體" w:eastAsia="標楷體" w:cs="標楷體"/>
+        <w:sz w:val="24"/>
+        <w:szCs w:val="24"/>
       </w:rPr>
       <w:tblPr/>
       <w:tcPr>
@@ -5246,6 +5721,9 @@
       </w:pPr>
       <w:rPr>
         <w:color w:val="auto"/>
+        <w:rFonts w:ascii="標楷體" w:hAnsi="標楷體" w:eastAsia="標楷體" w:cs="標楷體"/>
+        <w:sz w:val="24"/>
+        <w:szCs w:val="24"/>
       </w:rPr>
       <w:tblPr/>
       <w:tcPr>
@@ -5265,6 +5743,9 @@
         <w:b/>
         <w:bCs/>
         <w:color w:val="FFFFFF" w:themeColor="background1"/>
+        <w:rFonts w:ascii="標楷體" w:hAnsi="標楷體" w:eastAsia="標楷體" w:cs="標楷體"/>
+        <w:sz w:val="24"/>
+        <w:szCs w:val="24"/>
       </w:rPr>
       <w:tblPr/>
       <w:tcPr>
@@ -5284,6 +5765,9 @@
         <w:b/>
         <w:bCs/>
         <w:color w:val="FFFFFF" w:themeColor="background1"/>
+        <w:rFonts w:ascii="標楷體" w:hAnsi="標楷體" w:eastAsia="標楷體" w:cs="標楷體"/>
+        <w:sz w:val="24"/>
+        <w:szCs w:val="24"/>
       </w:rPr>
       <w:tblPr/>
       <w:tcPr>
@@ -5330,6 +5814,9 @@
     <w:tblStylePr w:type="nwCell">
       <w:rPr>
         <w:color w:val="FFFFFF" w:themeColor="background1"/>
+        <w:rFonts w:ascii="標楷體" w:hAnsi="標楷體" w:eastAsia="標楷體" w:cs="標楷體"/>
+        <w:sz w:val="24"/>
+        <w:szCs w:val="24"/>
       </w:rPr>
       <w:tblPr/>
       <w:tcPr>
@@ -5375,6 +5862,9 @@
         <w:b/>
         <w:bCs/>
         <w:color w:val="FFFFFF" w:themeColor="background1"/>
+        <w:rFonts w:ascii="標楷體" w:hAnsi="標楷體" w:eastAsia="標楷體" w:cs="標楷體"/>
+        <w:sz w:val="24"/>
+        <w:szCs w:val="24"/>
       </w:rPr>
       <w:tblPr/>
       <w:tcPr>
@@ -5395,6 +5885,9 @@
       </w:pPr>
       <w:rPr>
         <w:color w:val="auto"/>
+        <w:rFonts w:ascii="標楷體" w:hAnsi="標楷體" w:eastAsia="標楷體" w:cs="標楷體"/>
+        <w:sz w:val="24"/>
+        <w:szCs w:val="24"/>
       </w:rPr>
       <w:tblPr/>
       <w:tcPr>
@@ -5414,6 +5907,9 @@
         <w:b/>
         <w:bCs/>
         <w:color w:val="FFFFFF" w:themeColor="background1"/>
+        <w:rFonts w:ascii="標楷體" w:hAnsi="標楷體" w:eastAsia="標楷體" w:cs="標楷體"/>
+        <w:sz w:val="24"/>
+        <w:szCs w:val="24"/>
       </w:rPr>
       <w:tblPr/>
       <w:tcPr>
@@ -5433,6 +5929,9 @@
         <w:b/>
         <w:bCs/>
         <w:color w:val="FFFFFF" w:themeColor="background1"/>
+        <w:rFonts w:ascii="標楷體" w:hAnsi="標楷體" w:eastAsia="標楷體" w:cs="標楷體"/>
+        <w:sz w:val="24"/>
+        <w:szCs w:val="24"/>
       </w:rPr>
       <w:tblPr/>
       <w:tcPr>
@@ -5479,6 +5978,9 @@
     <w:tblStylePr w:type="nwCell">
       <w:rPr>
         <w:color w:val="FFFFFF" w:themeColor="background1"/>
+        <w:rFonts w:ascii="標楷體" w:hAnsi="標楷體" w:eastAsia="標楷體" w:cs="標楷體"/>
+        <w:sz w:val="24"/>
+        <w:szCs w:val="24"/>
       </w:rPr>
       <w:tblPr/>
       <w:tcPr>
@@ -5524,6 +6026,9 @@
         <w:b/>
         <w:bCs/>
         <w:color w:val="FFFFFF" w:themeColor="background1"/>
+        <w:rFonts w:ascii="標楷體" w:hAnsi="標楷體" w:eastAsia="標楷體" w:cs="標楷體"/>
+        <w:sz w:val="24"/>
+        <w:szCs w:val="24"/>
       </w:rPr>
       <w:tblPr/>
       <w:tcPr>
@@ -5544,6 +6049,9 @@
       </w:pPr>
       <w:rPr>
         <w:color w:val="auto"/>
+        <w:rFonts w:ascii="標楷體" w:hAnsi="標楷體" w:eastAsia="標楷體" w:cs="標楷體"/>
+        <w:sz w:val="24"/>
+        <w:szCs w:val="24"/>
       </w:rPr>
       <w:tblPr/>
       <w:tcPr>
@@ -5563,6 +6071,9 @@
         <w:b/>
         <w:bCs/>
         <w:color w:val="FFFFFF" w:themeColor="background1"/>
+        <w:rFonts w:ascii="標楷體" w:hAnsi="標楷體" w:eastAsia="標楷體" w:cs="標楷體"/>
+        <w:sz w:val="24"/>
+        <w:szCs w:val="24"/>
       </w:rPr>
       <w:tblPr/>
       <w:tcPr>
@@ -5582,6 +6093,9 @@
         <w:b/>
         <w:bCs/>
         <w:color w:val="FFFFFF" w:themeColor="background1"/>
+        <w:rFonts w:ascii="標楷體" w:hAnsi="標楷體" w:eastAsia="標楷體" w:cs="標楷體"/>
+        <w:sz w:val="24"/>
+        <w:szCs w:val="24"/>
       </w:rPr>
       <w:tblPr/>
       <w:tcPr>
@@ -5628,6 +6142,9 @@
     <w:tblStylePr w:type="nwCell">
       <w:rPr>
         <w:color w:val="FFFFFF" w:themeColor="background1"/>
+        <w:rFonts w:ascii="標楷體" w:hAnsi="標楷體" w:eastAsia="標楷體" w:cs="標楷體"/>
+        <w:sz w:val="24"/>
+        <w:szCs w:val="24"/>
       </w:rPr>
       <w:tblPr/>
       <w:tcPr>
@@ -5673,6 +6190,9 @@
         <w:b/>
         <w:bCs/>
         <w:color w:val="FFFFFF" w:themeColor="background1"/>
+        <w:rFonts w:ascii="標楷體" w:hAnsi="標楷體" w:eastAsia="標楷體" w:cs="標楷體"/>
+        <w:sz w:val="24"/>
+        <w:szCs w:val="24"/>
       </w:rPr>
       <w:tblPr/>
       <w:tcPr>
@@ -5693,6 +6213,9 @@
       </w:pPr>
       <w:rPr>
         <w:color w:val="auto"/>
+        <w:rFonts w:ascii="標楷體" w:hAnsi="標楷體" w:eastAsia="標楷體" w:cs="標楷體"/>
+        <w:sz w:val="24"/>
+        <w:szCs w:val="24"/>
       </w:rPr>
       <w:tblPr/>
       <w:tcPr>
@@ -5712,6 +6235,9 @@
         <w:b/>
         <w:bCs/>
         <w:color w:val="FFFFFF" w:themeColor="background1"/>
+        <w:rFonts w:ascii="標楷體" w:hAnsi="標楷體" w:eastAsia="標楷體" w:cs="標楷體"/>
+        <w:sz w:val="24"/>
+        <w:szCs w:val="24"/>
       </w:rPr>
       <w:tblPr/>
       <w:tcPr>
@@ -5731,6 +6257,9 @@
         <w:b/>
         <w:bCs/>
         <w:color w:val="FFFFFF" w:themeColor="background1"/>
+        <w:rFonts w:ascii="標楷體" w:hAnsi="標楷體" w:eastAsia="標楷體" w:cs="標楷體"/>
+        <w:sz w:val="24"/>
+        <w:szCs w:val="24"/>
       </w:rPr>
       <w:tblPr/>
       <w:tcPr>
@@ -5777,6 +6306,9 @@
     <w:tblStylePr w:type="nwCell">
       <w:rPr>
         <w:color w:val="FFFFFF" w:themeColor="background1"/>
+        <w:rFonts w:ascii="標楷體" w:hAnsi="標楷體" w:eastAsia="標楷體" w:cs="標楷體"/>
+        <w:sz w:val="24"/>
+        <w:szCs w:val="24"/>
       </w:rPr>
       <w:tblPr/>
       <w:tcPr>
@@ -5801,6 +6333,9 @@
     </w:pPr>
     <w:rPr>
       <w:color w:val="000000" w:themeColor="text1"/>
+      <w:rFonts w:ascii="標楷體" w:hAnsi="標楷體" w:eastAsia="標楷體" w:cs="標楷體"/>
+      <w:sz w:val="24"/>
+      <w:szCs w:val="24"/>
     </w:rPr>
     <w:tblPr>
       <w:tblStyleRowBandSize w:val="1"/>
@@ -5819,7 +6354,9 @@
     </w:tblPr>
     <w:tblStylePr w:type="firstRow">
       <w:rPr>
-        <w:rFonts w:asciiTheme="majorHAnsi" w:eastAsiaTheme="majorEastAsia" w:hAnsiTheme="majorHAnsi" w:cstheme="majorBidi"/>
+        <w:rFonts w:asciiTheme="majorHAnsi" w:eastAsiaTheme="majorEastAsia" w:hAnsiTheme="majorHAnsi" w:cstheme="majorBidi" w:ascii="標楷體" w:hAnsi="標楷體" w:eastAsia="標楷體" w:cs="標楷體"/>
+        <w:sz w:val="24"/>
+        <w:szCs w:val="24"/>
       </w:rPr>
       <w:tblPr/>
       <w:tcPr>
@@ -5834,6 +6371,9 @@
         <w:b/>
         <w:bCs/>
         <w:color w:val="1F497D" w:themeColor="text2"/>
+        <w:rFonts w:ascii="標楷體" w:hAnsi="標楷體" w:eastAsia="標楷體" w:cs="標楷體"/>
+        <w:sz w:val="24"/>
+        <w:szCs w:val="24"/>
       </w:rPr>
       <w:tblPr/>
       <w:tcPr>
@@ -5847,12 +6387,18 @@
       <w:rPr>
         <w:b/>
         <w:bCs/>
+        <w:rFonts w:ascii="標楷體" w:hAnsi="標楷體" w:eastAsia="標楷體" w:cs="標楷體"/>
+        <w:sz w:val="24"/>
+        <w:szCs w:val="24"/>
       </w:rPr>
     </w:tblStylePr>
     <w:tblStylePr w:type="lastCol">
       <w:rPr>
         <w:b/>
         <w:bCs/>
+        <w:rFonts w:ascii="標楷體" w:hAnsi="標楷體" w:eastAsia="標楷體" w:cs="標楷體"/>
+        <w:sz w:val="24"/>
+        <w:szCs w:val="24"/>
       </w:rPr>
       <w:tblPr/>
       <w:tcPr>
@@ -5885,6 +6431,9 @@
     </w:pPr>
     <w:rPr>
       <w:color w:val="000000" w:themeColor="text1"/>
+      <w:rFonts w:ascii="標楷體" w:hAnsi="標楷體" w:eastAsia="標楷體" w:cs="標楷體"/>
+      <w:sz w:val="24"/>
+      <w:szCs w:val="24"/>
     </w:rPr>
     <w:tblPr>
       <w:tblStyleRowBandSize w:val="1"/>
@@ -5903,7 +6452,9 @@
     </w:tblPr>
     <w:tblStylePr w:type="firstRow">
       <w:rPr>
-        <w:rFonts w:asciiTheme="majorHAnsi" w:eastAsiaTheme="majorEastAsia" w:hAnsiTheme="majorHAnsi" w:cstheme="majorBidi"/>
+        <w:rFonts w:asciiTheme="majorHAnsi" w:eastAsiaTheme="majorEastAsia" w:hAnsiTheme="majorHAnsi" w:cstheme="majorBidi" w:ascii="標楷體" w:hAnsi="標楷體" w:eastAsia="標楷體" w:cs="標楷體"/>
+        <w:sz w:val="24"/>
+        <w:szCs w:val="24"/>
       </w:rPr>
       <w:tblPr/>
       <w:tcPr>
@@ -5918,6 +6469,9 @@
         <w:b/>
         <w:bCs/>
         <w:color w:val="1F497D" w:themeColor="text2"/>
+        <w:rFonts w:ascii="標楷體" w:hAnsi="標楷體" w:eastAsia="標楷體" w:cs="標楷體"/>
+        <w:sz w:val="24"/>
+        <w:szCs w:val="24"/>
       </w:rPr>
       <w:tblPr/>
       <w:tcPr>
@@ -5931,12 +6485,18 @@
       <w:rPr>
         <w:b/>
         <w:bCs/>
+        <w:rFonts w:ascii="標楷體" w:hAnsi="標楷體" w:eastAsia="標楷體" w:cs="標楷體"/>
+        <w:sz w:val="24"/>
+        <w:szCs w:val="24"/>
       </w:rPr>
     </w:tblStylePr>
     <w:tblStylePr w:type="lastCol">
       <w:rPr>
         <w:b/>
         <w:bCs/>
+        <w:rFonts w:ascii="標楷體" w:hAnsi="標楷體" w:eastAsia="標楷體" w:cs="標楷體"/>
+        <w:sz w:val="24"/>
+        <w:szCs w:val="24"/>
       </w:rPr>
       <w:tblPr/>
       <w:tcPr>
@@ -5969,6 +6529,9 @@
     </w:pPr>
     <w:rPr>
       <w:color w:val="000000" w:themeColor="text1"/>
+      <w:rFonts w:ascii="標楷體" w:hAnsi="標楷體" w:eastAsia="標楷體" w:cs="標楷體"/>
+      <w:sz w:val="24"/>
+      <w:szCs w:val="24"/>
     </w:rPr>
     <w:tblPr>
       <w:tblStyleRowBandSize w:val="1"/>
@@ -5987,7 +6550,9 @@
     </w:tblPr>
     <w:tblStylePr w:type="firstRow">
       <w:rPr>
-        <w:rFonts w:asciiTheme="majorHAnsi" w:eastAsiaTheme="majorEastAsia" w:hAnsiTheme="majorHAnsi" w:cstheme="majorBidi"/>
+        <w:rFonts w:asciiTheme="majorHAnsi" w:eastAsiaTheme="majorEastAsia" w:hAnsiTheme="majorHAnsi" w:cstheme="majorBidi" w:ascii="標楷體" w:hAnsi="標楷體" w:eastAsia="標楷體" w:cs="標楷體"/>
+        <w:sz w:val="24"/>
+        <w:szCs w:val="24"/>
       </w:rPr>
       <w:tblPr/>
       <w:tcPr>
@@ -6002,6 +6567,9 @@
         <w:b/>
         <w:bCs/>
         <w:color w:val="1F497D" w:themeColor="text2"/>
+        <w:rFonts w:ascii="標楷體" w:hAnsi="標楷體" w:eastAsia="標楷體" w:cs="標楷體"/>
+        <w:sz w:val="24"/>
+        <w:szCs w:val="24"/>
       </w:rPr>
       <w:tblPr/>
       <w:tcPr>
@@ -6015,12 +6583,18 @@
       <w:rPr>
         <w:b/>
         <w:bCs/>
+        <w:rFonts w:ascii="標楷體" w:hAnsi="標楷體" w:eastAsia="標楷體" w:cs="標楷體"/>
+        <w:sz w:val="24"/>
+        <w:szCs w:val="24"/>
       </w:rPr>
     </w:tblStylePr>
     <w:tblStylePr w:type="lastCol">
       <w:rPr>
         <w:b/>
         <w:bCs/>
+        <w:rFonts w:ascii="標楷體" w:hAnsi="標楷體" w:eastAsia="標楷體" w:cs="標楷體"/>
+        <w:sz w:val="24"/>
+        <w:szCs w:val="24"/>
       </w:rPr>
       <w:tblPr/>
       <w:tcPr>
@@ -6053,6 +6627,9 @@
     </w:pPr>
     <w:rPr>
       <w:color w:val="000000" w:themeColor="text1"/>
+      <w:rFonts w:ascii="標楷體" w:hAnsi="標楷體" w:eastAsia="標楷體" w:cs="標楷體"/>
+      <w:sz w:val="24"/>
+      <w:szCs w:val="24"/>
     </w:rPr>
     <w:tblPr>
       <w:tblStyleRowBandSize w:val="1"/>
@@ -6071,7 +6648,9 @@
     </w:tblPr>
     <w:tblStylePr w:type="firstRow">
       <w:rPr>
-        <w:rFonts w:asciiTheme="majorHAnsi" w:eastAsiaTheme="majorEastAsia" w:hAnsiTheme="majorHAnsi" w:cstheme="majorBidi"/>
+        <w:rFonts w:asciiTheme="majorHAnsi" w:eastAsiaTheme="majorEastAsia" w:hAnsiTheme="majorHAnsi" w:cstheme="majorBidi" w:ascii="標楷體" w:hAnsi="標楷體" w:eastAsia="標楷體" w:cs="標楷體"/>
+        <w:sz w:val="24"/>
+        <w:szCs w:val="24"/>
       </w:rPr>
       <w:tblPr/>
       <w:tcPr>
@@ -6086,6 +6665,9 @@
         <w:b/>
         <w:bCs/>
         <w:color w:val="1F497D" w:themeColor="text2"/>
+        <w:rFonts w:ascii="標楷體" w:hAnsi="標楷體" w:eastAsia="標楷體" w:cs="標楷體"/>
+        <w:sz w:val="24"/>
+        <w:szCs w:val="24"/>
       </w:rPr>
       <w:tblPr/>
       <w:tcPr>
@@ -6099,12 +6681,18 @@
       <w:rPr>
         <w:b/>
         <w:bCs/>
+        <w:rFonts w:ascii="標楷體" w:hAnsi="標楷體" w:eastAsia="標楷體" w:cs="標楷體"/>
+        <w:sz w:val="24"/>
+        <w:szCs w:val="24"/>
       </w:rPr>
     </w:tblStylePr>
     <w:tblStylePr w:type="lastCol">
       <w:rPr>
         <w:b/>
         <w:bCs/>
+        <w:rFonts w:ascii="標楷體" w:hAnsi="標楷體" w:eastAsia="標楷體" w:cs="標楷體"/>
+        <w:sz w:val="24"/>
+        <w:szCs w:val="24"/>
       </w:rPr>
       <w:tblPr/>
       <w:tcPr>
@@ -6137,6 +6725,9 @@
     </w:pPr>
     <w:rPr>
       <w:color w:val="000000" w:themeColor="text1"/>
+      <w:rFonts w:ascii="標楷體" w:hAnsi="標楷體" w:eastAsia="標楷體" w:cs="標楷體"/>
+      <w:sz w:val="24"/>
+      <w:szCs w:val="24"/>
     </w:rPr>
     <w:tblPr>
       <w:tblStyleRowBandSize w:val="1"/>
@@ -6155,7 +6746,9 @@
     </w:tblPr>
     <w:tblStylePr w:type="firstRow">
       <w:rPr>
-        <w:rFonts w:asciiTheme="majorHAnsi" w:eastAsiaTheme="majorEastAsia" w:hAnsiTheme="majorHAnsi" w:cstheme="majorBidi"/>
+        <w:rFonts w:asciiTheme="majorHAnsi" w:eastAsiaTheme="majorEastAsia" w:hAnsiTheme="majorHAnsi" w:cstheme="majorBidi" w:ascii="標楷體" w:hAnsi="標楷體" w:eastAsia="標楷體" w:cs="標楷體"/>
+        <w:sz w:val="24"/>
+        <w:szCs w:val="24"/>
       </w:rPr>
       <w:tblPr/>
       <w:tcPr>
@@ -6170,6 +6763,9 @@
         <w:b/>
         <w:bCs/>
         <w:color w:val="1F497D" w:themeColor="text2"/>
+        <w:rFonts w:ascii="標楷體" w:hAnsi="標楷體" w:eastAsia="標楷體" w:cs="標楷體"/>
+        <w:sz w:val="24"/>
+        <w:szCs w:val="24"/>
       </w:rPr>
       <w:tblPr/>
       <w:tcPr>
@@ -6183,12 +6779,18 @@
       <w:rPr>
         <w:b/>
         <w:bCs/>
+        <w:rFonts w:ascii="標楷體" w:hAnsi="標楷體" w:eastAsia="標楷體" w:cs="標楷體"/>
+        <w:sz w:val="24"/>
+        <w:szCs w:val="24"/>
       </w:rPr>
     </w:tblStylePr>
     <w:tblStylePr w:type="lastCol">
       <w:rPr>
         <w:b/>
         <w:bCs/>
+        <w:rFonts w:ascii="標楷體" w:hAnsi="標楷體" w:eastAsia="標楷體" w:cs="標楷體"/>
+        <w:sz w:val="24"/>
+        <w:szCs w:val="24"/>
       </w:rPr>
       <w:tblPr/>
       <w:tcPr>
@@ -6221,6 +6823,9 @@
     </w:pPr>
     <w:rPr>
       <w:color w:val="000000" w:themeColor="text1"/>
+      <w:rFonts w:ascii="標楷體" w:hAnsi="標楷體" w:eastAsia="標楷體" w:cs="標楷體"/>
+      <w:sz w:val="24"/>
+      <w:szCs w:val="24"/>
     </w:rPr>
     <w:tblPr>
       <w:tblStyleRowBandSize w:val="1"/>
@@ -6239,7 +6844,9 @@
     </w:tblPr>
     <w:tblStylePr w:type="firstRow">
       <w:rPr>
-        <w:rFonts w:asciiTheme="majorHAnsi" w:eastAsiaTheme="majorEastAsia" w:hAnsiTheme="majorHAnsi" w:cstheme="majorBidi"/>
+        <w:rFonts w:asciiTheme="majorHAnsi" w:eastAsiaTheme="majorEastAsia" w:hAnsiTheme="majorHAnsi" w:cstheme="majorBidi" w:ascii="標楷體" w:hAnsi="標楷體" w:eastAsia="標楷體" w:cs="標楷體"/>
+        <w:sz w:val="24"/>
+        <w:szCs w:val="24"/>
       </w:rPr>
       <w:tblPr/>
       <w:tcPr>
@@ -6254,6 +6861,9 @@
         <w:b/>
         <w:bCs/>
         <w:color w:val="1F497D" w:themeColor="text2"/>
+        <w:rFonts w:ascii="標楷體" w:hAnsi="標楷體" w:eastAsia="標楷體" w:cs="標楷體"/>
+        <w:sz w:val="24"/>
+        <w:szCs w:val="24"/>
       </w:rPr>
       <w:tblPr/>
       <w:tcPr>
@@ -6267,12 +6877,18 @@
       <w:rPr>
         <w:b/>
         <w:bCs/>
+        <w:rFonts w:ascii="標楷體" w:hAnsi="標楷體" w:eastAsia="標楷體" w:cs="標楷體"/>
+        <w:sz w:val="24"/>
+        <w:szCs w:val="24"/>
       </w:rPr>
     </w:tblStylePr>
     <w:tblStylePr w:type="lastCol">
       <w:rPr>
         <w:b/>
         <w:bCs/>
+        <w:rFonts w:ascii="標楷體" w:hAnsi="標楷體" w:eastAsia="標楷體" w:cs="標楷體"/>
+        <w:sz w:val="24"/>
+        <w:szCs w:val="24"/>
       </w:rPr>
       <w:tblPr/>
       <w:tcPr>
@@ -6305,6 +6921,9 @@
     </w:pPr>
     <w:rPr>
       <w:color w:val="000000" w:themeColor="text1"/>
+      <w:rFonts w:ascii="標楷體" w:hAnsi="標楷體" w:eastAsia="標楷體" w:cs="標楷體"/>
+      <w:sz w:val="24"/>
+      <w:szCs w:val="24"/>
     </w:rPr>
     <w:tblPr>
       <w:tblStyleRowBandSize w:val="1"/>
@@ -6323,7 +6942,9 @@
     </w:tblPr>
     <w:tblStylePr w:type="firstRow">
       <w:rPr>
-        <w:rFonts w:asciiTheme="majorHAnsi" w:eastAsiaTheme="majorEastAsia" w:hAnsiTheme="majorHAnsi" w:cstheme="majorBidi"/>
+        <w:rFonts w:asciiTheme="majorHAnsi" w:eastAsiaTheme="majorEastAsia" w:hAnsiTheme="majorHAnsi" w:cstheme="majorBidi" w:ascii="標楷體" w:hAnsi="標楷體" w:eastAsia="標楷體" w:cs="標楷體"/>
+        <w:sz w:val="24"/>
+        <w:szCs w:val="24"/>
       </w:rPr>
       <w:tblPr/>
       <w:tcPr>
@@ -6338,6 +6959,9 @@
         <w:b/>
         <w:bCs/>
         <w:color w:val="1F497D" w:themeColor="text2"/>
+        <w:rFonts w:ascii="標楷體" w:hAnsi="標楷體" w:eastAsia="標楷體" w:cs="標楷體"/>
+        <w:sz w:val="24"/>
+        <w:szCs w:val="24"/>
       </w:rPr>
       <w:tblPr/>
       <w:tcPr>
@@ -6351,12 +6975,18 @@
       <w:rPr>
         <w:b/>
         <w:bCs/>
+        <w:rFonts w:ascii="標楷體" w:hAnsi="標楷體" w:eastAsia="標楷體" w:cs="標楷體"/>
+        <w:sz w:val="24"/>
+        <w:szCs w:val="24"/>
       </w:rPr>
     </w:tblStylePr>
     <w:tblStylePr w:type="lastCol">
       <w:rPr>
         <w:b/>
         <w:bCs/>
+        <w:rFonts w:ascii="標楷體" w:hAnsi="標楷體" w:eastAsia="標楷體" w:cs="標楷體"/>
+        <w:sz w:val="24"/>
+        <w:szCs w:val="24"/>
       </w:rPr>
       <w:tblPr/>
       <w:tcPr>
@@ -6388,8 +7018,10 @@
       <w:spacing w:after="0" w:line="240" w:lineRule="auto"/>
     </w:pPr>
     <w:rPr>
-      <w:rFonts w:asciiTheme="majorHAnsi" w:eastAsiaTheme="majorEastAsia" w:hAnsiTheme="majorHAnsi" w:cstheme="majorBidi"/>
+      <w:rFonts w:asciiTheme="majorHAnsi" w:eastAsiaTheme="majorEastAsia" w:hAnsiTheme="majorHAnsi" w:cstheme="majorBidi" w:ascii="標楷體" w:hAnsi="標楷體" w:eastAsia="標楷體" w:cs="標楷體"/>
       <w:color w:val="000000" w:themeColor="text1"/>
+      <w:sz w:val="24"/>
+      <w:szCs w:val="24"/>
     </w:rPr>
     <w:tblPr>
       <w:tblStyleRowBandSize w:val="1"/>
@@ -6412,6 +7044,7 @@
       <w:rPr>
         <w:sz w:val="24"/>
         <w:szCs w:val="24"/>
+        <w:rFonts w:ascii="標楷體" w:hAnsi="標楷體" w:eastAsia="標楷體" w:cs="標楷體"/>
       </w:rPr>
       <w:tblPr/>
       <w:tcPr>
@@ -6516,8 +7149,10 @@
       <w:spacing w:after="0" w:line="240" w:lineRule="auto"/>
     </w:pPr>
     <w:rPr>
-      <w:rFonts w:asciiTheme="majorHAnsi" w:eastAsiaTheme="majorEastAsia" w:hAnsiTheme="majorHAnsi" w:cstheme="majorBidi"/>
+      <w:rFonts w:asciiTheme="majorHAnsi" w:eastAsiaTheme="majorEastAsia" w:hAnsiTheme="majorHAnsi" w:cstheme="majorBidi" w:ascii="標楷體" w:hAnsi="標楷體" w:eastAsia="標楷體" w:cs="標楷體"/>
       <w:color w:val="000000" w:themeColor="text1"/>
+      <w:sz w:val="24"/>
+      <w:szCs w:val="24"/>
     </w:rPr>
     <w:tblPr>
       <w:tblStyleRowBandSize w:val="1"/>
@@ -6540,6 +7175,7 @@
       <w:rPr>
         <w:sz w:val="24"/>
         <w:szCs w:val="24"/>
+        <w:rFonts w:ascii="標楷體" w:hAnsi="標楷體" w:eastAsia="標楷體" w:cs="標楷體"/>
       </w:rPr>
       <w:tblPr/>
       <w:tcPr>
@@ -6644,8 +7280,10 @@
       <w:spacing w:after="0" w:line="240" w:lineRule="auto"/>
     </w:pPr>
     <w:rPr>
-      <w:rFonts w:asciiTheme="majorHAnsi" w:eastAsiaTheme="majorEastAsia" w:hAnsiTheme="majorHAnsi" w:cstheme="majorBidi"/>
+      <w:rFonts w:asciiTheme="majorHAnsi" w:eastAsiaTheme="majorEastAsia" w:hAnsiTheme="majorHAnsi" w:cstheme="majorBidi" w:ascii="標楷體" w:hAnsi="標楷體" w:eastAsia="標楷體" w:cs="標楷體"/>
       <w:color w:val="000000" w:themeColor="text1"/>
+      <w:sz w:val="24"/>
+      <w:szCs w:val="24"/>
     </w:rPr>
     <w:tblPr>
       <w:tblStyleRowBandSize w:val="1"/>
@@ -6668,6 +7306,7 @@
       <w:rPr>
         <w:sz w:val="24"/>
         <w:szCs w:val="24"/>
+        <w:rFonts w:ascii="標楷體" w:hAnsi="標楷體" w:eastAsia="標楷體" w:cs="標楷體"/>
       </w:rPr>
       <w:tblPr/>
       <w:tcPr>
@@ -6772,8 +7411,10 @@
       <w:spacing w:after="0" w:line="240" w:lineRule="auto"/>
     </w:pPr>
     <w:rPr>
-      <w:rFonts w:asciiTheme="majorHAnsi" w:eastAsiaTheme="majorEastAsia" w:hAnsiTheme="majorHAnsi" w:cstheme="majorBidi"/>
+      <w:rFonts w:asciiTheme="majorHAnsi" w:eastAsiaTheme="majorEastAsia" w:hAnsiTheme="majorHAnsi" w:cstheme="majorBidi" w:ascii="標楷體" w:hAnsi="標楷體" w:eastAsia="標楷體" w:cs="標楷體"/>
       <w:color w:val="000000" w:themeColor="text1"/>
+      <w:sz w:val="24"/>
+      <w:szCs w:val="24"/>
     </w:rPr>
     <w:tblPr>
       <w:tblStyleRowBandSize w:val="1"/>
@@ -6796,6 +7437,7 @@
       <w:rPr>
         <w:sz w:val="24"/>
         <w:szCs w:val="24"/>
+        <w:rFonts w:ascii="標楷體" w:hAnsi="標楷體" w:eastAsia="標楷體" w:cs="標楷體"/>
       </w:rPr>
       <w:tblPr/>
       <w:tcPr>
@@ -6900,8 +7542,10 @@
       <w:spacing w:after="0" w:line="240" w:lineRule="auto"/>
     </w:pPr>
     <w:rPr>
-      <w:rFonts w:asciiTheme="majorHAnsi" w:eastAsiaTheme="majorEastAsia" w:hAnsiTheme="majorHAnsi" w:cstheme="majorBidi"/>
+      <w:rFonts w:asciiTheme="majorHAnsi" w:eastAsiaTheme="majorEastAsia" w:hAnsiTheme="majorHAnsi" w:cstheme="majorBidi" w:ascii="標楷體" w:hAnsi="標楷體" w:eastAsia="標楷體" w:cs="標楷體"/>
       <w:color w:val="000000" w:themeColor="text1"/>
+      <w:sz w:val="24"/>
+      <w:szCs w:val="24"/>
     </w:rPr>
     <w:tblPr>
       <w:tblStyleRowBandSize w:val="1"/>
@@ -6924,6 +7568,7 @@
       <w:rPr>
         <w:sz w:val="24"/>
         <w:szCs w:val="24"/>
+        <w:rFonts w:ascii="標楷體" w:hAnsi="標楷體" w:eastAsia="標楷體" w:cs="標楷體"/>
       </w:rPr>
       <w:tblPr/>
       <w:tcPr>
@@ -7028,8 +7673,10 @@
       <w:spacing w:after="0" w:line="240" w:lineRule="auto"/>
     </w:pPr>
     <w:rPr>
-      <w:rFonts w:asciiTheme="majorHAnsi" w:eastAsiaTheme="majorEastAsia" w:hAnsiTheme="majorHAnsi" w:cstheme="majorBidi"/>
+      <w:rFonts w:asciiTheme="majorHAnsi" w:eastAsiaTheme="majorEastAsia" w:hAnsiTheme="majorHAnsi" w:cstheme="majorBidi" w:ascii="標楷體" w:hAnsi="標楷體" w:eastAsia="標楷體" w:cs="標楷體"/>
       <w:color w:val="000000" w:themeColor="text1"/>
+      <w:sz w:val="24"/>
+      <w:szCs w:val="24"/>
     </w:rPr>
     <w:tblPr>
       <w:tblStyleRowBandSize w:val="1"/>
@@ -7052,6 +7699,7 @@
       <w:rPr>
         <w:sz w:val="24"/>
         <w:szCs w:val="24"/>
+        <w:rFonts w:ascii="標楷體" w:hAnsi="標楷體" w:eastAsia="標楷體" w:cs="標楷體"/>
       </w:rPr>
       <w:tblPr/>
       <w:tcPr>
@@ -7156,8 +7804,10 @@
       <w:spacing w:after="0" w:line="240" w:lineRule="auto"/>
     </w:pPr>
     <w:rPr>
-      <w:rFonts w:asciiTheme="majorHAnsi" w:eastAsiaTheme="majorEastAsia" w:hAnsiTheme="majorHAnsi" w:cstheme="majorBidi"/>
+      <w:rFonts w:asciiTheme="majorHAnsi" w:eastAsiaTheme="majorEastAsia" w:hAnsiTheme="majorHAnsi" w:cstheme="majorBidi" w:ascii="標楷體" w:hAnsi="標楷體" w:eastAsia="標楷體" w:cs="標楷體"/>
       <w:color w:val="000000" w:themeColor="text1"/>
+      <w:sz w:val="24"/>
+      <w:szCs w:val="24"/>
     </w:rPr>
     <w:tblPr>
       <w:tblStyleRowBandSize w:val="1"/>
@@ -7180,6 +7830,7 @@
       <w:rPr>
         <w:sz w:val="24"/>
         <w:szCs w:val="24"/>
+        <w:rFonts w:ascii="標楷體" w:hAnsi="標楷體" w:eastAsia="標楷體" w:cs="標楷體"/>
       </w:rPr>
       <w:tblPr/>
       <w:tcPr>
@@ -7309,12 +7960,18 @@
       <w:rPr>
         <w:b/>
         <w:bCs/>
+        <w:rFonts w:ascii="標楷體" w:hAnsi="標楷體" w:eastAsia="標楷體" w:cs="標楷體"/>
+        <w:sz w:val="24"/>
+        <w:szCs w:val="24"/>
       </w:rPr>
     </w:tblStylePr>
     <w:tblStylePr w:type="lastRow">
       <w:rPr>
         <w:b/>
         <w:bCs/>
+        <w:rFonts w:ascii="標楷體" w:hAnsi="標楷體" w:eastAsia="標楷體" w:cs="標楷體"/>
+        <w:sz w:val="24"/>
+        <w:szCs w:val="24"/>
       </w:rPr>
       <w:tblPr/>
       <w:tcPr>
@@ -7327,12 +7984,18 @@
       <w:rPr>
         <w:b/>
         <w:bCs/>
+        <w:rFonts w:ascii="標楷體" w:hAnsi="標楷體" w:eastAsia="標楷體" w:cs="標楷體"/>
+        <w:sz w:val="24"/>
+        <w:szCs w:val="24"/>
       </w:rPr>
     </w:tblStylePr>
     <w:tblStylePr w:type="lastCol">
       <w:rPr>
         <w:b/>
         <w:bCs/>
+        <w:rFonts w:ascii="標楷體" w:hAnsi="標楷體" w:eastAsia="標楷體" w:cs="標楷體"/>
+        <w:sz w:val="24"/>
+        <w:szCs w:val="24"/>
       </w:rPr>
     </w:tblStylePr>
     <w:tblStylePr w:type="band1Vert">
@@ -7382,12 +8045,18 @@
       <w:rPr>
         <w:b/>
         <w:bCs/>
+        <w:rFonts w:ascii="標楷體" w:hAnsi="標楷體" w:eastAsia="標楷體" w:cs="標楷體"/>
+        <w:sz w:val="24"/>
+        <w:szCs w:val="24"/>
       </w:rPr>
     </w:tblStylePr>
     <w:tblStylePr w:type="lastRow">
       <w:rPr>
         <w:b/>
         <w:bCs/>
+        <w:rFonts w:ascii="標楷體" w:hAnsi="標楷體" w:eastAsia="標楷體" w:cs="標楷體"/>
+        <w:sz w:val="24"/>
+        <w:szCs w:val="24"/>
       </w:rPr>
       <w:tblPr/>
       <w:tcPr>
@@ -7400,12 +8069,18 @@
       <w:rPr>
         <w:b/>
         <w:bCs/>
+        <w:rFonts w:ascii="標楷體" w:hAnsi="標楷體" w:eastAsia="標楷體" w:cs="標楷體"/>
+        <w:sz w:val="24"/>
+        <w:szCs w:val="24"/>
       </w:rPr>
     </w:tblStylePr>
     <w:tblStylePr w:type="lastCol">
       <w:rPr>
         <w:b/>
         <w:bCs/>
+        <w:rFonts w:ascii="標楷體" w:hAnsi="標楷體" w:eastAsia="標楷體" w:cs="標楷體"/>
+        <w:sz w:val="24"/>
+        <w:szCs w:val="24"/>
       </w:rPr>
     </w:tblStylePr>
     <w:tblStylePr w:type="band1Vert">
@@ -7455,12 +8130,18 @@
       <w:rPr>
         <w:b/>
         <w:bCs/>
+        <w:rFonts w:ascii="標楷體" w:hAnsi="標楷體" w:eastAsia="標楷體" w:cs="標楷體"/>
+        <w:sz w:val="24"/>
+        <w:szCs w:val="24"/>
       </w:rPr>
     </w:tblStylePr>
     <w:tblStylePr w:type="lastRow">
       <w:rPr>
         <w:b/>
         <w:bCs/>
+        <w:rFonts w:ascii="標楷體" w:hAnsi="標楷體" w:eastAsia="標楷體" w:cs="標楷體"/>
+        <w:sz w:val="24"/>
+        <w:szCs w:val="24"/>
       </w:rPr>
       <w:tblPr/>
       <w:tcPr>
@@ -7473,12 +8154,18 @@
       <w:rPr>
         <w:b/>
         <w:bCs/>
+        <w:rFonts w:ascii="標楷體" w:hAnsi="標楷體" w:eastAsia="標楷體" w:cs="標楷體"/>
+        <w:sz w:val="24"/>
+        <w:szCs w:val="24"/>
       </w:rPr>
     </w:tblStylePr>
     <w:tblStylePr w:type="lastCol">
       <w:rPr>
         <w:b/>
         <w:bCs/>
+        <w:rFonts w:ascii="標楷體" w:hAnsi="標楷體" w:eastAsia="標楷體" w:cs="標楷體"/>
+        <w:sz w:val="24"/>
+        <w:szCs w:val="24"/>
       </w:rPr>
     </w:tblStylePr>
     <w:tblStylePr w:type="band1Vert">
@@ -7528,12 +8215,18 @@
       <w:rPr>
         <w:b/>
         <w:bCs/>
+        <w:rFonts w:ascii="標楷體" w:hAnsi="標楷體" w:eastAsia="標楷體" w:cs="標楷體"/>
+        <w:sz w:val="24"/>
+        <w:szCs w:val="24"/>
       </w:rPr>
     </w:tblStylePr>
     <w:tblStylePr w:type="lastRow">
       <w:rPr>
         <w:b/>
         <w:bCs/>
+        <w:rFonts w:ascii="標楷體" w:hAnsi="標楷體" w:eastAsia="標楷體" w:cs="標楷體"/>
+        <w:sz w:val="24"/>
+        <w:szCs w:val="24"/>
       </w:rPr>
       <w:tblPr/>
       <w:tcPr>
@@ -7546,12 +8239,18 @@
       <w:rPr>
         <w:b/>
         <w:bCs/>
+        <w:rFonts w:ascii="標楷體" w:hAnsi="標楷體" w:eastAsia="標楷體" w:cs="標楷體"/>
+        <w:sz w:val="24"/>
+        <w:szCs w:val="24"/>
       </w:rPr>
     </w:tblStylePr>
     <w:tblStylePr w:type="lastCol">
       <w:rPr>
         <w:b/>
         <w:bCs/>
+        <w:rFonts w:ascii="標楷體" w:hAnsi="標楷體" w:eastAsia="標楷體" w:cs="標楷體"/>
+        <w:sz w:val="24"/>
+        <w:szCs w:val="24"/>
       </w:rPr>
     </w:tblStylePr>
     <w:tblStylePr w:type="band1Vert">
@@ -7601,12 +8300,18 @@
       <w:rPr>
         <w:b/>
         <w:bCs/>
+        <w:rFonts w:ascii="標楷體" w:hAnsi="標楷體" w:eastAsia="標楷體" w:cs="標楷體"/>
+        <w:sz w:val="24"/>
+        <w:szCs w:val="24"/>
       </w:rPr>
     </w:tblStylePr>
     <w:tblStylePr w:type="lastRow">
       <w:rPr>
         <w:b/>
         <w:bCs/>
+        <w:rFonts w:ascii="標楷體" w:hAnsi="標楷體" w:eastAsia="標楷體" w:cs="標楷體"/>
+        <w:sz w:val="24"/>
+        <w:szCs w:val="24"/>
       </w:rPr>
       <w:tblPr/>
       <w:tcPr>
@@ -7619,12 +8324,18 @@
       <w:rPr>
         <w:b/>
         <w:bCs/>
+        <w:rFonts w:ascii="標楷體" w:hAnsi="標楷體" w:eastAsia="標楷體" w:cs="標楷體"/>
+        <w:sz w:val="24"/>
+        <w:szCs w:val="24"/>
       </w:rPr>
     </w:tblStylePr>
     <w:tblStylePr w:type="lastCol">
       <w:rPr>
         <w:b/>
         <w:bCs/>
+        <w:rFonts w:ascii="標楷體" w:hAnsi="標楷體" w:eastAsia="標楷體" w:cs="標楷體"/>
+        <w:sz w:val="24"/>
+        <w:szCs w:val="24"/>
       </w:rPr>
     </w:tblStylePr>
     <w:tblStylePr w:type="band1Vert">
@@ -7674,12 +8385,18 @@
       <w:rPr>
         <w:b/>
         <w:bCs/>
+        <w:rFonts w:ascii="標楷體" w:hAnsi="標楷體" w:eastAsia="標楷體" w:cs="標楷體"/>
+        <w:sz w:val="24"/>
+        <w:szCs w:val="24"/>
       </w:rPr>
     </w:tblStylePr>
     <w:tblStylePr w:type="lastRow">
       <w:rPr>
         <w:b/>
         <w:bCs/>
+        <w:rFonts w:ascii="標楷體" w:hAnsi="標楷體" w:eastAsia="標楷體" w:cs="標楷體"/>
+        <w:sz w:val="24"/>
+        <w:szCs w:val="24"/>
       </w:rPr>
       <w:tblPr/>
       <w:tcPr>
@@ -7692,12 +8409,18 @@
       <w:rPr>
         <w:b/>
         <w:bCs/>
+        <w:rFonts w:ascii="標楷體" w:hAnsi="標楷體" w:eastAsia="標楷體" w:cs="標楷體"/>
+        <w:sz w:val="24"/>
+        <w:szCs w:val="24"/>
       </w:rPr>
     </w:tblStylePr>
     <w:tblStylePr w:type="lastCol">
       <w:rPr>
         <w:b/>
         <w:bCs/>
+        <w:rFonts w:ascii="標楷體" w:hAnsi="標楷體" w:eastAsia="標楷體" w:cs="標楷體"/>
+        <w:sz w:val="24"/>
+        <w:szCs w:val="24"/>
       </w:rPr>
     </w:tblStylePr>
     <w:tblStylePr w:type="band1Vert">
@@ -7747,12 +8470,18 @@
       <w:rPr>
         <w:b/>
         <w:bCs/>
+        <w:rFonts w:ascii="標楷體" w:hAnsi="標楷體" w:eastAsia="標楷體" w:cs="標楷體"/>
+        <w:sz w:val="24"/>
+        <w:szCs w:val="24"/>
       </w:rPr>
     </w:tblStylePr>
     <w:tblStylePr w:type="lastRow">
       <w:rPr>
         <w:b/>
         <w:bCs/>
+        <w:rFonts w:ascii="標楷體" w:hAnsi="標楷體" w:eastAsia="標楷體" w:cs="標楷體"/>
+        <w:sz w:val="24"/>
+        <w:szCs w:val="24"/>
       </w:rPr>
       <w:tblPr/>
       <w:tcPr>
@@ -7765,12 +8494,18 @@
       <w:rPr>
         <w:b/>
         <w:bCs/>
+        <w:rFonts w:ascii="標楷體" w:hAnsi="標楷體" w:eastAsia="標楷體" w:cs="標楷體"/>
+        <w:sz w:val="24"/>
+        <w:szCs w:val="24"/>
       </w:rPr>
     </w:tblStylePr>
     <w:tblStylePr w:type="lastCol">
       <w:rPr>
         <w:b/>
         <w:bCs/>
+        <w:rFonts w:ascii="標楷體" w:hAnsi="標楷體" w:eastAsia="標楷體" w:cs="標楷體"/>
+        <w:sz w:val="24"/>
+        <w:szCs w:val="24"/>
       </w:rPr>
     </w:tblStylePr>
     <w:tblStylePr w:type="band1Vert">
@@ -7795,8 +8530,10 @@
       <w:spacing w:after="0" w:line="240" w:lineRule="auto"/>
     </w:pPr>
     <w:rPr>
-      <w:rFonts w:asciiTheme="majorHAnsi" w:eastAsiaTheme="majorEastAsia" w:hAnsiTheme="majorHAnsi" w:cstheme="majorBidi"/>
+      <w:rFonts w:asciiTheme="majorHAnsi" w:eastAsiaTheme="majorEastAsia" w:hAnsiTheme="majorHAnsi" w:cstheme="majorBidi" w:ascii="標楷體" w:hAnsi="標楷體" w:eastAsia="標楷體" w:cs="標楷體"/>
       <w:color w:val="000000" w:themeColor="text1"/>
+      <w:sz w:val="24"/>
+      <w:szCs w:val="24"/>
     </w:rPr>
     <w:tblPr>
       <w:tblStyleRowBandSize w:val="1"/>
@@ -7825,6 +8562,9 @@
         <w:b/>
         <w:bCs/>
         <w:color w:val="000000" w:themeColor="text1"/>
+        <w:rFonts w:ascii="標楷體" w:hAnsi="標楷體" w:eastAsia="標楷體" w:cs="標楷體"/>
+        <w:sz w:val="24"/>
+        <w:szCs w:val="24"/>
       </w:rPr>
       <w:tblPr/>
       <w:tcPr>
@@ -7836,6 +8576,9 @@
         <w:b/>
         <w:bCs/>
         <w:color w:val="000000" w:themeColor="text1"/>
+        <w:rFonts w:ascii="標楷體" w:hAnsi="標楷體" w:eastAsia="標楷體" w:cs="標楷體"/>
+        <w:sz w:val="24"/>
+        <w:szCs w:val="24"/>
       </w:rPr>
       <w:tblPr/>
       <w:tcPr>
@@ -7855,6 +8598,9 @@
         <w:b/>
         <w:bCs/>
         <w:color w:val="000000" w:themeColor="text1"/>
+        <w:rFonts w:ascii="標楷體" w:hAnsi="標楷體" w:eastAsia="標楷體" w:cs="標楷體"/>
+        <w:sz w:val="24"/>
+        <w:szCs w:val="24"/>
       </w:rPr>
       <w:tblPr/>
       <w:tcPr>
@@ -7874,6 +8620,9 @@
         <w:b w:val="0"/>
         <w:bCs w:val="0"/>
         <w:color w:val="000000" w:themeColor="text1"/>
+        <w:rFonts w:ascii="標楷體" w:hAnsi="標楷體" w:eastAsia="標楷體" w:cs="標楷體"/>
+        <w:sz w:val="24"/>
+        <w:szCs w:val="24"/>
       </w:rPr>
       <w:tblPr/>
       <w:tcPr>
@@ -7920,8 +8669,10 @@
       <w:spacing w:after="0" w:line="240" w:lineRule="auto"/>
     </w:pPr>
     <w:rPr>
-      <w:rFonts w:asciiTheme="majorHAnsi" w:eastAsiaTheme="majorEastAsia" w:hAnsiTheme="majorHAnsi" w:cstheme="majorBidi"/>
+      <w:rFonts w:asciiTheme="majorHAnsi" w:eastAsiaTheme="majorEastAsia" w:hAnsiTheme="majorHAnsi" w:cstheme="majorBidi" w:ascii="標楷體" w:hAnsi="標楷體" w:eastAsia="標楷體" w:cs="標楷體"/>
       <w:color w:val="000000" w:themeColor="text1"/>
+      <w:sz w:val="24"/>
+      <w:szCs w:val="24"/>
     </w:rPr>
     <w:tblPr>
       <w:tblStyleRowBandSize w:val="1"/>
@@ -7950,6 +8701,9 @@
         <w:b/>
         <w:bCs/>
         <w:color w:val="000000" w:themeColor="text1"/>
+        <w:rFonts w:ascii="標楷體" w:hAnsi="標楷體" w:eastAsia="標楷體" w:cs="標楷體"/>
+        <w:sz w:val="24"/>
+        <w:szCs w:val="24"/>
       </w:rPr>
       <w:tblPr/>
       <w:tcPr>
@@ -7961,6 +8715,9 @@
         <w:b/>
         <w:bCs/>
         <w:color w:val="000000" w:themeColor="text1"/>
+        <w:rFonts w:ascii="標楷體" w:hAnsi="標楷體" w:eastAsia="標楷體" w:cs="標楷體"/>
+        <w:sz w:val="24"/>
+        <w:szCs w:val="24"/>
       </w:rPr>
       <w:tblPr/>
       <w:tcPr>
@@ -7980,6 +8737,9 @@
         <w:b/>
         <w:bCs/>
         <w:color w:val="000000" w:themeColor="text1"/>
+        <w:rFonts w:ascii="標楷體" w:hAnsi="標楷體" w:eastAsia="標楷體" w:cs="標楷體"/>
+        <w:sz w:val="24"/>
+        <w:szCs w:val="24"/>
       </w:rPr>
       <w:tblPr/>
       <w:tcPr>
@@ -7999,6 +8759,9 @@
         <w:b w:val="0"/>
         <w:bCs w:val="0"/>
         <w:color w:val="000000" w:themeColor="text1"/>
+        <w:rFonts w:ascii="標楷體" w:hAnsi="標楷體" w:eastAsia="標楷體" w:cs="標楷體"/>
+        <w:sz w:val="24"/>
+        <w:szCs w:val="24"/>
       </w:rPr>
       <w:tblPr/>
       <w:tcPr>
@@ -8045,8 +8808,10 @@
       <w:spacing w:after="0" w:line="240" w:lineRule="auto"/>
     </w:pPr>
     <w:rPr>
-      <w:rFonts w:asciiTheme="majorHAnsi" w:eastAsiaTheme="majorEastAsia" w:hAnsiTheme="majorHAnsi" w:cstheme="majorBidi"/>
+      <w:rFonts w:asciiTheme="majorHAnsi" w:eastAsiaTheme="majorEastAsia" w:hAnsiTheme="majorHAnsi" w:cstheme="majorBidi" w:ascii="標楷體" w:hAnsi="標楷體" w:eastAsia="標楷體" w:cs="標楷體"/>
       <w:color w:val="000000" w:themeColor="text1"/>
+      <w:sz w:val="24"/>
+      <w:szCs w:val="24"/>
     </w:rPr>
     <w:tblPr>
       <w:tblStyleRowBandSize w:val="1"/>
@@ -8075,6 +8840,9 @@
         <w:b/>
         <w:bCs/>
         <w:color w:val="000000" w:themeColor="text1"/>
+        <w:rFonts w:ascii="標楷體" w:hAnsi="標楷體" w:eastAsia="標楷體" w:cs="標楷體"/>
+        <w:sz w:val="24"/>
+        <w:szCs w:val="24"/>
       </w:rPr>
       <w:tblPr/>
       <w:tcPr>
@@ -8086,6 +8854,9 @@
         <w:b/>
         <w:bCs/>
         <w:color w:val="000000" w:themeColor="text1"/>
+        <w:rFonts w:ascii="標楷體" w:hAnsi="標楷體" w:eastAsia="標楷體" w:cs="標楷體"/>
+        <w:sz w:val="24"/>
+        <w:szCs w:val="24"/>
       </w:rPr>
       <w:tblPr/>
       <w:tcPr>
@@ -8105,6 +8876,9 @@
         <w:b/>
         <w:bCs/>
         <w:color w:val="000000" w:themeColor="text1"/>
+        <w:rFonts w:ascii="標楷體" w:hAnsi="標楷體" w:eastAsia="標楷體" w:cs="標楷體"/>
+        <w:sz w:val="24"/>
+        <w:szCs w:val="24"/>
       </w:rPr>
       <w:tblPr/>
       <w:tcPr>
@@ -8124,6 +8898,9 @@
         <w:b w:val="0"/>
         <w:bCs w:val="0"/>
         <w:color w:val="000000" w:themeColor="text1"/>
+        <w:rFonts w:ascii="標楷體" w:hAnsi="標楷體" w:eastAsia="標楷體" w:cs="標楷體"/>
+        <w:sz w:val="24"/>
+        <w:szCs w:val="24"/>
       </w:rPr>
       <w:tblPr/>
       <w:tcPr>
@@ -8170,8 +8947,10 @@
       <w:spacing w:after="0" w:line="240" w:lineRule="auto"/>
     </w:pPr>
     <w:rPr>
-      <w:rFonts w:asciiTheme="majorHAnsi" w:eastAsiaTheme="majorEastAsia" w:hAnsiTheme="majorHAnsi" w:cstheme="majorBidi"/>
+      <w:rFonts w:asciiTheme="majorHAnsi" w:eastAsiaTheme="majorEastAsia" w:hAnsiTheme="majorHAnsi" w:cstheme="majorBidi" w:ascii="標楷體" w:hAnsi="標楷體" w:eastAsia="標楷體" w:cs="標楷體"/>
       <w:color w:val="000000" w:themeColor="text1"/>
+      <w:sz w:val="24"/>
+      <w:szCs w:val="24"/>
     </w:rPr>
     <w:tblPr>
       <w:tblStyleRowBandSize w:val="1"/>
@@ -8200,6 +8979,9 @@
         <w:b/>
         <w:bCs/>
         <w:color w:val="000000" w:themeColor="text1"/>
+        <w:rFonts w:ascii="標楷體" w:hAnsi="標楷體" w:eastAsia="標楷體" w:cs="標楷體"/>
+        <w:sz w:val="24"/>
+        <w:szCs w:val="24"/>
       </w:rPr>
       <w:tblPr/>
       <w:tcPr>
@@ -8211,6 +8993,9 @@
         <w:b/>
         <w:bCs/>
         <w:color w:val="000000" w:themeColor="text1"/>
+        <w:rFonts w:ascii="標楷體" w:hAnsi="標楷體" w:eastAsia="標楷體" w:cs="標楷體"/>
+        <w:sz w:val="24"/>
+        <w:szCs w:val="24"/>
       </w:rPr>
       <w:tblPr/>
       <w:tcPr>
@@ -8230,6 +9015,9 @@
         <w:b/>
         <w:bCs/>
         <w:color w:val="000000" w:themeColor="text1"/>
+        <w:rFonts w:ascii="標楷體" w:hAnsi="標楷體" w:eastAsia="標楷體" w:cs="標楷體"/>
+        <w:sz w:val="24"/>
+        <w:szCs w:val="24"/>
       </w:rPr>
       <w:tblPr/>
       <w:tcPr>
@@ -8249,6 +9037,9 @@
         <w:b w:val="0"/>
         <w:bCs w:val="0"/>
         <w:color w:val="000000" w:themeColor="text1"/>
+        <w:rFonts w:ascii="標楷體" w:hAnsi="標楷體" w:eastAsia="標楷體" w:cs="標楷體"/>
+        <w:sz w:val="24"/>
+        <w:szCs w:val="24"/>
       </w:rPr>
       <w:tblPr/>
       <w:tcPr>
@@ -8295,8 +9086,10 @@
       <w:spacing w:after="0" w:line="240" w:lineRule="auto"/>
     </w:pPr>
     <w:rPr>
-      <w:rFonts w:asciiTheme="majorHAnsi" w:eastAsiaTheme="majorEastAsia" w:hAnsiTheme="majorHAnsi" w:cstheme="majorBidi"/>
+      <w:rFonts w:asciiTheme="majorHAnsi" w:eastAsiaTheme="majorEastAsia" w:hAnsiTheme="majorHAnsi" w:cstheme="majorBidi" w:ascii="標楷體" w:hAnsi="標楷體" w:eastAsia="標楷體" w:cs="標楷體"/>
       <w:color w:val="000000" w:themeColor="text1"/>
+      <w:sz w:val="24"/>
+      <w:szCs w:val="24"/>
     </w:rPr>
     <w:tblPr>
       <w:tblStyleRowBandSize w:val="1"/>
@@ -8325,6 +9118,9 @@
         <w:b/>
         <w:bCs/>
         <w:color w:val="000000" w:themeColor="text1"/>
+        <w:rFonts w:ascii="標楷體" w:hAnsi="標楷體" w:eastAsia="標楷體" w:cs="標楷體"/>
+        <w:sz w:val="24"/>
+        <w:szCs w:val="24"/>
       </w:rPr>
       <w:tblPr/>
       <w:tcPr>
@@ -8336,6 +9132,9 @@
         <w:b/>
         <w:bCs/>
         <w:color w:val="000000" w:themeColor="text1"/>
+        <w:rFonts w:ascii="標楷體" w:hAnsi="標楷體" w:eastAsia="標楷體" w:cs="標楷體"/>
+        <w:sz w:val="24"/>
+        <w:szCs w:val="24"/>
       </w:rPr>
       <w:tblPr/>
       <w:tcPr>
@@ -8355,6 +9154,9 @@
         <w:b/>
         <w:bCs/>
         <w:color w:val="000000" w:themeColor="text1"/>
+        <w:rFonts w:ascii="標楷體" w:hAnsi="標楷體" w:eastAsia="標楷體" w:cs="標楷體"/>
+        <w:sz w:val="24"/>
+        <w:szCs w:val="24"/>
       </w:rPr>
       <w:tblPr/>
       <w:tcPr>
@@ -8374,6 +9176,9 @@
         <w:b w:val="0"/>
         <w:bCs w:val="0"/>
         <w:color w:val="000000" w:themeColor="text1"/>
+        <w:rFonts w:ascii="標楷體" w:hAnsi="標楷體" w:eastAsia="標楷體" w:cs="標楷體"/>
+        <w:sz w:val="24"/>
+        <w:szCs w:val="24"/>
       </w:rPr>
       <w:tblPr/>
       <w:tcPr>
@@ -8420,8 +9225,10 @@
       <w:spacing w:after="0" w:line="240" w:lineRule="auto"/>
     </w:pPr>
     <w:rPr>
-      <w:rFonts w:asciiTheme="majorHAnsi" w:eastAsiaTheme="majorEastAsia" w:hAnsiTheme="majorHAnsi" w:cstheme="majorBidi"/>
+      <w:rFonts w:asciiTheme="majorHAnsi" w:eastAsiaTheme="majorEastAsia" w:hAnsiTheme="majorHAnsi" w:cstheme="majorBidi" w:ascii="標楷體" w:hAnsi="標楷體" w:eastAsia="標楷體" w:cs="標楷體"/>
       <w:color w:val="000000" w:themeColor="text1"/>
+      <w:sz w:val="24"/>
+      <w:szCs w:val="24"/>
     </w:rPr>
     <w:tblPr>
       <w:tblStyleRowBandSize w:val="1"/>
@@ -8450,6 +9257,9 @@
         <w:b/>
         <w:bCs/>
         <w:color w:val="000000" w:themeColor="text1"/>
+        <w:rFonts w:ascii="標楷體" w:hAnsi="標楷體" w:eastAsia="標楷體" w:cs="標楷體"/>
+        <w:sz w:val="24"/>
+        <w:szCs w:val="24"/>
       </w:rPr>
       <w:tblPr/>
       <w:tcPr>
@@ -8461,6 +9271,9 @@
         <w:b/>
         <w:bCs/>
         <w:color w:val="000000" w:themeColor="text1"/>
+        <w:rFonts w:ascii="標楷體" w:hAnsi="標楷體" w:eastAsia="標楷體" w:cs="標楷體"/>
+        <w:sz w:val="24"/>
+        <w:szCs w:val="24"/>
       </w:rPr>
       <w:tblPr/>
       <w:tcPr>
@@ -8480,6 +9293,9 @@
         <w:b/>
         <w:bCs/>
         <w:color w:val="000000" w:themeColor="text1"/>
+        <w:rFonts w:ascii="標楷體" w:hAnsi="標楷體" w:eastAsia="標楷體" w:cs="標楷體"/>
+        <w:sz w:val="24"/>
+        <w:szCs w:val="24"/>
       </w:rPr>
       <w:tblPr/>
       <w:tcPr>
@@ -8499,6 +9315,9 @@
         <w:b w:val="0"/>
         <w:bCs w:val="0"/>
         <w:color w:val="000000" w:themeColor="text1"/>
+        <w:rFonts w:ascii="標楷體" w:hAnsi="標楷體" w:eastAsia="標楷體" w:cs="標楷體"/>
+        <w:sz w:val="24"/>
+        <w:szCs w:val="24"/>
       </w:rPr>
       <w:tblPr/>
       <w:tcPr>
@@ -8545,8 +9364,10 @@
       <w:spacing w:after="0" w:line="240" w:lineRule="auto"/>
     </w:pPr>
     <w:rPr>
-      <w:rFonts w:asciiTheme="majorHAnsi" w:eastAsiaTheme="majorEastAsia" w:hAnsiTheme="majorHAnsi" w:cstheme="majorBidi"/>
+      <w:rFonts w:asciiTheme="majorHAnsi" w:eastAsiaTheme="majorEastAsia" w:hAnsiTheme="majorHAnsi" w:cstheme="majorBidi" w:ascii="標楷體" w:hAnsi="標楷體" w:eastAsia="標楷體" w:cs="標楷體"/>
       <w:color w:val="000000" w:themeColor="text1"/>
+      <w:sz w:val="24"/>
+      <w:szCs w:val="24"/>
     </w:rPr>
     <w:tblPr>
       <w:tblStyleRowBandSize w:val="1"/>
@@ -8575,6 +9396,9 @@
         <w:b/>
         <w:bCs/>
         <w:color w:val="000000" w:themeColor="text1"/>
+        <w:rFonts w:ascii="標楷體" w:hAnsi="標楷體" w:eastAsia="標楷體" w:cs="標楷體"/>
+        <w:sz w:val="24"/>
+        <w:szCs w:val="24"/>
       </w:rPr>
       <w:tblPr/>
       <w:tcPr>
@@ -8586,6 +9410,9 @@
         <w:b/>
         <w:bCs/>
         <w:color w:val="000000" w:themeColor="text1"/>
+        <w:rFonts w:ascii="標楷體" w:hAnsi="標楷體" w:eastAsia="標楷體" w:cs="標楷體"/>
+        <w:sz w:val="24"/>
+        <w:szCs w:val="24"/>
       </w:rPr>
       <w:tblPr/>
       <w:tcPr>
@@ -8605,6 +9432,9 @@
         <w:b/>
         <w:bCs/>
         <w:color w:val="000000" w:themeColor="text1"/>
+        <w:rFonts w:ascii="標楷體" w:hAnsi="標楷體" w:eastAsia="標楷體" w:cs="標楷體"/>
+        <w:sz w:val="24"/>
+        <w:szCs w:val="24"/>
       </w:rPr>
       <w:tblPr/>
       <w:tcPr>
@@ -8624,6 +9454,9 @@
         <w:b w:val="0"/>
         <w:bCs w:val="0"/>
         <w:color w:val="000000" w:themeColor="text1"/>
+        <w:rFonts w:ascii="標楷體" w:hAnsi="標楷體" w:eastAsia="標楷體" w:cs="標楷體"/>
+        <w:sz w:val="24"/>
+        <w:szCs w:val="24"/>
       </w:rPr>
       <w:tblPr/>
       <w:tcPr>
@@ -8698,6 +9531,9 @@
         <w:i w:val="0"/>
         <w:iCs w:val="0"/>
         <w:color w:val="FFFFFF" w:themeColor="background1"/>
+        <w:rFonts w:ascii="標楷體" w:hAnsi="標楷體" w:eastAsia="標楷體" w:cs="標楷體"/>
+        <w:sz w:val="24"/>
+        <w:szCs w:val="24"/>
       </w:rPr>
       <w:tblPr/>
       <w:tcPr>
@@ -8719,6 +9555,9 @@
         <w:i w:val="0"/>
         <w:iCs w:val="0"/>
         <w:color w:val="FFFFFF" w:themeColor="background1"/>
+        <w:rFonts w:ascii="標楷體" w:hAnsi="標楷體" w:eastAsia="標楷體" w:cs="標楷體"/>
+        <w:sz w:val="24"/>
+        <w:szCs w:val="24"/>
       </w:rPr>
       <w:tblPr/>
       <w:tcPr>
@@ -8740,6 +9579,9 @@
         <w:i w:val="0"/>
         <w:iCs w:val="0"/>
         <w:color w:val="FFFFFF" w:themeColor="background1"/>
+        <w:rFonts w:ascii="標楷體" w:hAnsi="標楷體" w:eastAsia="標楷體" w:cs="標楷體"/>
+        <w:sz w:val="24"/>
+        <w:szCs w:val="24"/>
       </w:rPr>
       <w:tblPr/>
       <w:tcPr>
@@ -8759,6 +9601,9 @@
         <w:i w:val="0"/>
         <w:iCs w:val="0"/>
         <w:color w:val="FFFFFF" w:themeColor="background1"/>
+        <w:rFonts w:ascii="標楷體" w:hAnsi="標楷體" w:eastAsia="標楷體" w:cs="標楷體"/>
+        <w:sz w:val="24"/>
+        <w:szCs w:val="24"/>
       </w:rPr>
       <w:tblPr/>
       <w:tcPr>
@@ -8839,6 +9684,9 @@
         <w:i w:val="0"/>
         <w:iCs w:val="0"/>
         <w:color w:val="FFFFFF" w:themeColor="background1"/>
+        <w:rFonts w:ascii="標楷體" w:hAnsi="標楷體" w:eastAsia="標楷體" w:cs="標楷體"/>
+        <w:sz w:val="24"/>
+        <w:szCs w:val="24"/>
       </w:rPr>
       <w:tblPr/>
       <w:tcPr>
@@ -8860,6 +9708,9 @@
         <w:i w:val="0"/>
         <w:iCs w:val="0"/>
         <w:color w:val="FFFFFF" w:themeColor="background1"/>
+        <w:rFonts w:ascii="標楷體" w:hAnsi="標楷體" w:eastAsia="標楷體" w:cs="標楷體"/>
+        <w:sz w:val="24"/>
+        <w:szCs w:val="24"/>
       </w:rPr>
       <w:tblPr/>
       <w:tcPr>
@@ -8881,6 +9732,9 @@
         <w:i w:val="0"/>
         <w:iCs w:val="0"/>
         <w:color w:val="FFFFFF" w:themeColor="background1"/>
+        <w:rFonts w:ascii="標楷體" w:hAnsi="標楷體" w:eastAsia="標楷體" w:cs="標楷體"/>
+        <w:sz w:val="24"/>
+        <w:szCs w:val="24"/>
       </w:rPr>
       <w:tblPr/>
       <w:tcPr>
@@ -8900,6 +9754,9 @@
         <w:i w:val="0"/>
         <w:iCs w:val="0"/>
         <w:color w:val="FFFFFF" w:themeColor="background1"/>
+        <w:rFonts w:ascii="標楷體" w:hAnsi="標楷體" w:eastAsia="標楷體" w:cs="標楷體"/>
+        <w:sz w:val="24"/>
+        <w:szCs w:val="24"/>
       </w:rPr>
       <w:tblPr/>
       <w:tcPr>
@@ -8980,6 +9837,9 @@
         <w:i w:val="0"/>
         <w:iCs w:val="0"/>
         <w:color w:val="FFFFFF" w:themeColor="background1"/>
+        <w:rFonts w:ascii="標楷體" w:hAnsi="標楷體" w:eastAsia="標楷體" w:cs="標楷體"/>
+        <w:sz w:val="24"/>
+        <w:szCs w:val="24"/>
       </w:rPr>
       <w:tblPr/>
       <w:tcPr>
@@ -9001,6 +9861,9 @@
         <w:i w:val="0"/>
         <w:iCs w:val="0"/>
         <w:color w:val="FFFFFF" w:themeColor="background1"/>
+        <w:rFonts w:ascii="標楷體" w:hAnsi="標楷體" w:eastAsia="標楷體" w:cs="標楷體"/>
+        <w:sz w:val="24"/>
+        <w:szCs w:val="24"/>
       </w:rPr>
       <w:tblPr/>
       <w:tcPr>
@@ -9022,6 +9885,9 @@
         <w:i w:val="0"/>
         <w:iCs w:val="0"/>
         <w:color w:val="FFFFFF" w:themeColor="background1"/>
+        <w:rFonts w:ascii="標楷體" w:hAnsi="標楷體" w:eastAsia="標楷體" w:cs="標楷體"/>
+        <w:sz w:val="24"/>
+        <w:szCs w:val="24"/>
       </w:rPr>
       <w:tblPr/>
       <w:tcPr>
@@ -9041,6 +9907,9 @@
         <w:i w:val="0"/>
         <w:iCs w:val="0"/>
         <w:color w:val="FFFFFF" w:themeColor="background1"/>
+        <w:rFonts w:ascii="標楷體" w:hAnsi="標楷體" w:eastAsia="標楷體" w:cs="標楷體"/>
+        <w:sz w:val="24"/>
+        <w:szCs w:val="24"/>
       </w:rPr>
       <w:tblPr/>
       <w:tcPr>
@@ -9121,6 +9990,9 @@
         <w:i w:val="0"/>
         <w:iCs w:val="0"/>
         <w:color w:val="FFFFFF" w:themeColor="background1"/>
+        <w:rFonts w:ascii="標楷體" w:hAnsi="標楷體" w:eastAsia="標楷體" w:cs="標楷體"/>
+        <w:sz w:val="24"/>
+        <w:szCs w:val="24"/>
       </w:rPr>
       <w:tblPr/>
       <w:tcPr>
@@ -9142,6 +10014,9 @@
         <w:i w:val="0"/>
         <w:iCs w:val="0"/>
         <w:color w:val="FFFFFF" w:themeColor="background1"/>
+        <w:rFonts w:ascii="標楷體" w:hAnsi="標楷體" w:eastAsia="標楷體" w:cs="標楷體"/>
+        <w:sz w:val="24"/>
+        <w:szCs w:val="24"/>
       </w:rPr>
       <w:tblPr/>
       <w:tcPr>
@@ -9163,6 +10038,9 @@
         <w:i w:val="0"/>
         <w:iCs w:val="0"/>
         <w:color w:val="FFFFFF" w:themeColor="background1"/>
+        <w:rFonts w:ascii="標楷體" w:hAnsi="標楷體" w:eastAsia="標楷體" w:cs="標楷體"/>
+        <w:sz w:val="24"/>
+        <w:szCs w:val="24"/>
       </w:rPr>
       <w:tblPr/>
       <w:tcPr>
@@ -9182,6 +10060,9 @@
         <w:i w:val="0"/>
         <w:iCs w:val="0"/>
         <w:color w:val="FFFFFF" w:themeColor="background1"/>
+        <w:rFonts w:ascii="標楷體" w:hAnsi="標楷體" w:eastAsia="標楷體" w:cs="標楷體"/>
+        <w:sz w:val="24"/>
+        <w:szCs w:val="24"/>
       </w:rPr>
       <w:tblPr/>
       <w:tcPr>
@@ -9262,6 +10143,9 @@
         <w:i w:val="0"/>
         <w:iCs w:val="0"/>
         <w:color w:val="FFFFFF" w:themeColor="background1"/>
+        <w:rFonts w:ascii="標楷體" w:hAnsi="標楷體" w:eastAsia="標楷體" w:cs="標楷體"/>
+        <w:sz w:val="24"/>
+        <w:szCs w:val="24"/>
       </w:rPr>
       <w:tblPr/>
       <w:tcPr>
@@ -9283,6 +10167,9 @@
         <w:i w:val="0"/>
         <w:iCs w:val="0"/>
         <w:color w:val="FFFFFF" w:themeColor="background1"/>
+        <w:rFonts w:ascii="標楷體" w:hAnsi="標楷體" w:eastAsia="標楷體" w:cs="標楷體"/>
+        <w:sz w:val="24"/>
+        <w:szCs w:val="24"/>
       </w:rPr>
       <w:tblPr/>
       <w:tcPr>
@@ -9304,6 +10191,9 @@
         <w:i w:val="0"/>
         <w:iCs w:val="0"/>
         <w:color w:val="FFFFFF" w:themeColor="background1"/>
+        <w:rFonts w:ascii="標楷體" w:hAnsi="標楷體" w:eastAsia="標楷體" w:cs="標楷體"/>
+        <w:sz w:val="24"/>
+        <w:szCs w:val="24"/>
       </w:rPr>
       <w:tblPr/>
       <w:tcPr>
@@ -9323,6 +10213,9 @@
         <w:i w:val="0"/>
         <w:iCs w:val="0"/>
         <w:color w:val="FFFFFF" w:themeColor="background1"/>
+        <w:rFonts w:ascii="標楷體" w:hAnsi="標楷體" w:eastAsia="標楷體" w:cs="標楷體"/>
+        <w:sz w:val="24"/>
+        <w:szCs w:val="24"/>
       </w:rPr>
       <w:tblPr/>
       <w:tcPr>
@@ -9403,6 +10296,9 @@
         <w:i w:val="0"/>
         <w:iCs w:val="0"/>
         <w:color w:val="FFFFFF" w:themeColor="background1"/>
+        <w:rFonts w:ascii="標楷體" w:hAnsi="標楷體" w:eastAsia="標楷體" w:cs="標楷體"/>
+        <w:sz w:val="24"/>
+        <w:szCs w:val="24"/>
       </w:rPr>
       <w:tblPr/>
       <w:tcPr>
@@ -9424,6 +10320,9 @@
         <w:i w:val="0"/>
         <w:iCs w:val="0"/>
         <w:color w:val="FFFFFF" w:themeColor="background1"/>
+        <w:rFonts w:ascii="標楷體" w:hAnsi="標楷體" w:eastAsia="標楷體" w:cs="標楷體"/>
+        <w:sz w:val="24"/>
+        <w:szCs w:val="24"/>
       </w:rPr>
       <w:tblPr/>
       <w:tcPr>
@@ -9445,6 +10344,9 @@
         <w:i w:val="0"/>
         <w:iCs w:val="0"/>
         <w:color w:val="FFFFFF" w:themeColor="background1"/>
+        <w:rFonts w:ascii="標楷體" w:hAnsi="標楷體" w:eastAsia="標楷體" w:cs="標楷體"/>
+        <w:sz w:val="24"/>
+        <w:szCs w:val="24"/>
       </w:rPr>
       <w:tblPr/>
       <w:tcPr>
@@ -9464,6 +10366,9 @@
         <w:i w:val="0"/>
         <w:iCs w:val="0"/>
         <w:color w:val="FFFFFF" w:themeColor="background1"/>
+        <w:rFonts w:ascii="標楷體" w:hAnsi="標楷體" w:eastAsia="標楷體" w:cs="標楷體"/>
+        <w:sz w:val="24"/>
+        <w:szCs w:val="24"/>
       </w:rPr>
       <w:tblPr/>
       <w:tcPr>
@@ -9544,6 +10449,9 @@
         <w:i w:val="0"/>
         <w:iCs w:val="0"/>
         <w:color w:val="FFFFFF" w:themeColor="background1"/>
+        <w:rFonts w:ascii="標楷體" w:hAnsi="標楷體" w:eastAsia="標楷體" w:cs="標楷體"/>
+        <w:sz w:val="24"/>
+        <w:szCs w:val="24"/>
       </w:rPr>
       <w:tblPr/>
       <w:tcPr>
@@ -9565,6 +10473,9 @@
         <w:i w:val="0"/>
         <w:iCs w:val="0"/>
         <w:color w:val="FFFFFF" w:themeColor="background1"/>
+        <w:rFonts w:ascii="標楷體" w:hAnsi="標楷體" w:eastAsia="標楷體" w:cs="標楷體"/>
+        <w:sz w:val="24"/>
+        <w:szCs w:val="24"/>
       </w:rPr>
       <w:tblPr/>
       <w:tcPr>
@@ -9586,6 +10497,9 @@
         <w:i w:val="0"/>
         <w:iCs w:val="0"/>
         <w:color w:val="FFFFFF" w:themeColor="background1"/>
+        <w:rFonts w:ascii="標楷體" w:hAnsi="標楷體" w:eastAsia="標楷體" w:cs="標楷體"/>
+        <w:sz w:val="24"/>
+        <w:szCs w:val="24"/>
       </w:rPr>
       <w:tblPr/>
       <w:tcPr>
@@ -9605,6 +10519,9 @@
         <w:i w:val="0"/>
         <w:iCs w:val="0"/>
         <w:color w:val="FFFFFF" w:themeColor="background1"/>
+        <w:rFonts w:ascii="標楷體" w:hAnsi="標楷體" w:eastAsia="標楷體" w:cs="標楷體"/>
+        <w:sz w:val="24"/>
+        <w:szCs w:val="24"/>
       </w:rPr>
       <w:tblPr/>
       <w:tcPr>
@@ -9658,6 +10575,9 @@
     </w:pPr>
     <w:rPr>
       <w:color w:val="FFFFFF" w:themeColor="background1"/>
+      <w:rFonts w:ascii="標楷體" w:hAnsi="標楷體" w:eastAsia="標楷體" w:cs="標楷體"/>
+      <w:sz w:val="24"/>
+      <w:szCs w:val="24"/>
     </w:rPr>
     <w:tblPr>
       <w:tblStyleRowBandSize w:val="1"/>
@@ -9677,6 +10597,9 @@
       <w:rPr>
         <w:b/>
         <w:bCs/>
+        <w:rFonts w:ascii="標楷體" w:hAnsi="標楷體" w:eastAsia="標楷體" w:cs="標楷體"/>
+        <w:sz w:val="24"/>
+        <w:szCs w:val="24"/>
       </w:rPr>
       <w:tblPr/>
       <w:tcPr>
@@ -9772,6 +10695,9 @@
     </w:pPr>
     <w:rPr>
       <w:color w:val="FFFFFF" w:themeColor="background1"/>
+      <w:rFonts w:ascii="標楷體" w:hAnsi="標楷體" w:eastAsia="標楷體" w:cs="標楷體"/>
+      <w:sz w:val="24"/>
+      <w:szCs w:val="24"/>
     </w:rPr>
     <w:tblPr>
       <w:tblStyleRowBandSize w:val="1"/>
@@ -9791,6 +10717,9 @@
       <w:rPr>
         <w:b/>
         <w:bCs/>
+        <w:rFonts w:ascii="標楷體" w:hAnsi="標楷體" w:eastAsia="標楷體" w:cs="標楷體"/>
+        <w:sz w:val="24"/>
+        <w:szCs w:val="24"/>
       </w:rPr>
       <w:tblPr/>
       <w:tcPr>
@@ -9886,6 +10815,9 @@
     </w:pPr>
     <w:rPr>
       <w:color w:val="FFFFFF" w:themeColor="background1"/>
+      <w:rFonts w:ascii="標楷體" w:hAnsi="標楷體" w:eastAsia="標楷體" w:cs="標楷體"/>
+      <w:sz w:val="24"/>
+      <w:szCs w:val="24"/>
     </w:rPr>
     <w:tblPr>
       <w:tblStyleRowBandSize w:val="1"/>
@@ -9905,6 +10837,9 @@
       <w:rPr>
         <w:b/>
         <w:bCs/>
+        <w:rFonts w:ascii="標楷體" w:hAnsi="標楷體" w:eastAsia="標楷體" w:cs="標楷體"/>
+        <w:sz w:val="24"/>
+        <w:szCs w:val="24"/>
       </w:rPr>
       <w:tblPr/>
       <w:tcPr>
@@ -10000,6 +10935,9 @@
     </w:pPr>
     <w:rPr>
       <w:color w:val="FFFFFF" w:themeColor="background1"/>
+      <w:rFonts w:ascii="標楷體" w:hAnsi="標楷體" w:eastAsia="標楷體" w:cs="標楷體"/>
+      <w:sz w:val="24"/>
+      <w:szCs w:val="24"/>
     </w:rPr>
     <w:tblPr>
       <w:tblStyleRowBandSize w:val="1"/>
@@ -10019,6 +10957,9 @@
       <w:rPr>
         <w:b/>
         <w:bCs/>
+        <w:rFonts w:ascii="標楷體" w:hAnsi="標楷體" w:eastAsia="標楷體" w:cs="標楷體"/>
+        <w:sz w:val="24"/>
+        <w:szCs w:val="24"/>
       </w:rPr>
       <w:tblPr/>
       <w:tcPr>
@@ -10114,6 +11055,9 @@
     </w:pPr>
     <w:rPr>
       <w:color w:val="FFFFFF" w:themeColor="background1"/>
+      <w:rFonts w:ascii="標楷體" w:hAnsi="標楷體" w:eastAsia="標楷體" w:cs="標楷體"/>
+      <w:sz w:val="24"/>
+      <w:szCs w:val="24"/>
     </w:rPr>
     <w:tblPr>
       <w:tblStyleRowBandSize w:val="1"/>
@@ -10133,6 +11077,9 @@
       <w:rPr>
         <w:b/>
         <w:bCs/>
+        <w:rFonts w:ascii="標楷體" w:hAnsi="標楷體" w:eastAsia="標楷體" w:cs="標楷體"/>
+        <w:sz w:val="24"/>
+        <w:szCs w:val="24"/>
       </w:rPr>
       <w:tblPr/>
       <w:tcPr>
@@ -10228,6 +11175,9 @@
     </w:pPr>
     <w:rPr>
       <w:color w:val="FFFFFF" w:themeColor="background1"/>
+      <w:rFonts w:ascii="標楷體" w:hAnsi="標楷體" w:eastAsia="標楷體" w:cs="標楷體"/>
+      <w:sz w:val="24"/>
+      <w:szCs w:val="24"/>
     </w:rPr>
     <w:tblPr>
       <w:tblStyleRowBandSize w:val="1"/>
@@ -10247,6 +11197,9 @@
       <w:rPr>
         <w:b/>
         <w:bCs/>
+        <w:rFonts w:ascii="標楷體" w:hAnsi="標楷體" w:eastAsia="標楷體" w:cs="標楷體"/>
+        <w:sz w:val="24"/>
+        <w:szCs w:val="24"/>
       </w:rPr>
       <w:tblPr/>
       <w:tcPr>
@@ -10342,6 +11295,9 @@
     </w:pPr>
     <w:rPr>
       <w:color w:val="FFFFFF" w:themeColor="background1"/>
+      <w:rFonts w:ascii="標楷體" w:hAnsi="標楷體" w:eastAsia="標楷體" w:cs="標楷體"/>
+      <w:sz w:val="24"/>
+      <w:szCs w:val="24"/>
     </w:rPr>
     <w:tblPr>
       <w:tblStyleRowBandSize w:val="1"/>
@@ -10361,6 +11317,9 @@
       <w:rPr>
         <w:b/>
         <w:bCs/>
+        <w:rFonts w:ascii="標楷體" w:hAnsi="標楷體" w:eastAsia="標楷體" w:cs="標楷體"/>
+        <w:sz w:val="24"/>
+        <w:szCs w:val="24"/>
       </w:rPr>
       <w:tblPr/>
       <w:tcPr>
@@ -10456,6 +11415,9 @@
     </w:pPr>
     <w:rPr>
       <w:color w:val="000000" w:themeColor="text1"/>
+      <w:rFonts w:ascii="標楷體" w:hAnsi="標楷體" w:eastAsia="標楷體" w:cs="標楷體"/>
+      <w:sz w:val="24"/>
+      <w:szCs w:val="24"/>
     </w:rPr>
     <w:tblPr>
       <w:tblStyleRowBandSize w:val="1"/>
@@ -10483,6 +11445,9 @@
       <w:rPr>
         <w:b/>
         <w:bCs/>
+        <w:rFonts w:ascii="標楷體" w:hAnsi="標楷體" w:eastAsia="標楷體" w:cs="標楷體"/>
+        <w:sz w:val="24"/>
+        <w:szCs w:val="24"/>
       </w:rPr>
       <w:tblPr/>
       <w:tcPr>
@@ -10502,6 +11467,9 @@
         <w:b/>
         <w:bCs/>
         <w:color w:val="FFFFFF" w:themeColor="background1"/>
+        <w:rFonts w:ascii="標楷體" w:hAnsi="標楷體" w:eastAsia="標楷體" w:cs="標楷體"/>
+        <w:sz w:val="24"/>
+        <w:szCs w:val="24"/>
       </w:rPr>
       <w:tblPr/>
       <w:tcPr>
@@ -10514,6 +11482,9 @@
     <w:tblStylePr w:type="firstCol">
       <w:rPr>
         <w:color w:val="FFFFFF" w:themeColor="background1"/>
+        <w:rFonts w:ascii="標楷體" w:hAnsi="標楷體" w:eastAsia="標楷體" w:cs="標楷體"/>
+        <w:sz w:val="24"/>
+        <w:szCs w:val="24"/>
       </w:rPr>
       <w:tblPr/>
       <w:tcPr>
@@ -10531,6 +11502,9 @@
     <w:tblStylePr w:type="lastCol">
       <w:rPr>
         <w:color w:val="FFFFFF" w:themeColor="background1"/>
+        <w:rFonts w:ascii="標楷體" w:hAnsi="標楷體" w:eastAsia="標楷體" w:cs="標楷體"/>
+        <w:sz w:val="24"/>
+        <w:szCs w:val="24"/>
       </w:rPr>
       <w:tblPr/>
       <w:tcPr>
@@ -10560,11 +11534,17 @@
     <w:tblStylePr w:type="neCell">
       <w:rPr>
         <w:color w:val="000000" w:themeColor="text1"/>
+        <w:rFonts w:ascii="標楷體" w:hAnsi="標楷體" w:eastAsia="標楷體" w:cs="標楷體"/>
+        <w:sz w:val="24"/>
+        <w:szCs w:val="24"/>
       </w:rPr>
     </w:tblStylePr>
     <w:tblStylePr w:type="nwCell">
       <w:rPr>
         <w:color w:val="000000" w:themeColor="text1"/>
+        <w:rFonts w:ascii="標楷體" w:hAnsi="標楷體" w:eastAsia="標楷體" w:cs="標楷體"/>
+        <w:sz w:val="24"/>
+        <w:szCs w:val="24"/>
       </w:rPr>
     </w:tblStylePr>
   </w:style>
@@ -10578,6 +11558,9 @@
     </w:pPr>
     <w:rPr>
       <w:color w:val="000000" w:themeColor="text1"/>
+      <w:rFonts w:ascii="標楷體" w:hAnsi="標楷體" w:eastAsia="標楷體" w:cs="標楷體"/>
+      <w:sz w:val="24"/>
+      <w:szCs w:val="24"/>
     </w:rPr>
     <w:tblPr>
       <w:tblStyleRowBandSize w:val="1"/>
@@ -10605,6 +11588,9 @@
       <w:rPr>
         <w:b/>
         <w:bCs/>
+        <w:rFonts w:ascii="標楷體" w:hAnsi="標楷體" w:eastAsia="標楷體" w:cs="標楷體"/>
+        <w:sz w:val="24"/>
+        <w:szCs w:val="24"/>
       </w:rPr>
       <w:tblPr/>
       <w:tcPr>
@@ -10624,6 +11610,9 @@
         <w:b/>
         <w:bCs/>
         <w:color w:val="FFFFFF" w:themeColor="background1"/>
+        <w:rFonts w:ascii="標楷體" w:hAnsi="標楷體" w:eastAsia="標楷體" w:cs="標楷體"/>
+        <w:sz w:val="24"/>
+        <w:szCs w:val="24"/>
       </w:rPr>
       <w:tblPr/>
       <w:tcPr>
@@ -10636,6 +11625,9 @@
     <w:tblStylePr w:type="firstCol">
       <w:rPr>
         <w:color w:val="FFFFFF" w:themeColor="background1"/>
+        <w:rFonts w:ascii="標楷體" w:hAnsi="標楷體" w:eastAsia="標楷體" w:cs="標楷體"/>
+        <w:sz w:val="24"/>
+        <w:szCs w:val="24"/>
       </w:rPr>
       <w:tblPr/>
       <w:tcPr>
@@ -10653,6 +11645,9 @@
     <w:tblStylePr w:type="lastCol">
       <w:rPr>
         <w:color w:val="FFFFFF" w:themeColor="background1"/>
+        <w:rFonts w:ascii="標楷體" w:hAnsi="標楷體" w:eastAsia="標楷體" w:cs="標楷體"/>
+        <w:sz w:val="24"/>
+        <w:szCs w:val="24"/>
       </w:rPr>
       <w:tblPr/>
       <w:tcPr>
@@ -10682,11 +11677,17 @@
     <w:tblStylePr w:type="neCell">
       <w:rPr>
         <w:color w:val="000000" w:themeColor="text1"/>
+        <w:rFonts w:ascii="標楷體" w:hAnsi="標楷體" w:eastAsia="標楷體" w:cs="標楷體"/>
+        <w:sz w:val="24"/>
+        <w:szCs w:val="24"/>
       </w:rPr>
     </w:tblStylePr>
     <w:tblStylePr w:type="nwCell">
       <w:rPr>
         <w:color w:val="000000" w:themeColor="text1"/>
+        <w:rFonts w:ascii="標楷體" w:hAnsi="標楷體" w:eastAsia="標楷體" w:cs="標楷體"/>
+        <w:sz w:val="24"/>
+        <w:szCs w:val="24"/>
       </w:rPr>
     </w:tblStylePr>
   </w:style>
@@ -10700,6 +11701,9 @@
     </w:pPr>
     <w:rPr>
       <w:color w:val="000000" w:themeColor="text1"/>
+      <w:rFonts w:ascii="標楷體" w:hAnsi="標楷體" w:eastAsia="標楷體" w:cs="標楷體"/>
+      <w:sz w:val="24"/>
+      <w:szCs w:val="24"/>
     </w:rPr>
     <w:tblPr>
       <w:tblStyleRowBandSize w:val="1"/>
@@ -10727,6 +11731,9 @@
       <w:rPr>
         <w:b/>
         <w:bCs/>
+        <w:rFonts w:ascii="標楷體" w:hAnsi="標楷體" w:eastAsia="標楷體" w:cs="標楷體"/>
+        <w:sz w:val="24"/>
+        <w:szCs w:val="24"/>
       </w:rPr>
       <w:tblPr/>
       <w:tcPr>
@@ -10746,6 +11753,9 @@
         <w:b/>
         <w:bCs/>
         <w:color w:val="FFFFFF" w:themeColor="background1"/>
+        <w:rFonts w:ascii="標楷體" w:hAnsi="標楷體" w:eastAsia="標楷體" w:cs="標楷體"/>
+        <w:sz w:val="24"/>
+        <w:szCs w:val="24"/>
       </w:rPr>
       <w:tblPr/>
       <w:tcPr>
@@ -10758,6 +11768,9 @@
     <w:tblStylePr w:type="firstCol">
       <w:rPr>
         <w:color w:val="FFFFFF" w:themeColor="background1"/>
+        <w:rFonts w:ascii="標楷體" w:hAnsi="標楷體" w:eastAsia="標楷體" w:cs="標楷體"/>
+        <w:sz w:val="24"/>
+        <w:szCs w:val="24"/>
       </w:rPr>
       <w:tblPr/>
       <w:tcPr>
@@ -10775,6 +11788,9 @@
     <w:tblStylePr w:type="lastCol">
       <w:rPr>
         <w:color w:val="FFFFFF" w:themeColor="background1"/>
+        <w:rFonts w:ascii="標楷體" w:hAnsi="標楷體" w:eastAsia="標楷體" w:cs="標楷體"/>
+        <w:sz w:val="24"/>
+        <w:szCs w:val="24"/>
       </w:rPr>
       <w:tblPr/>
       <w:tcPr>
@@ -10804,11 +11820,17 @@
     <w:tblStylePr w:type="neCell">
       <w:rPr>
         <w:color w:val="000000" w:themeColor="text1"/>
+        <w:rFonts w:ascii="標楷體" w:hAnsi="標楷體" w:eastAsia="標楷體" w:cs="標楷體"/>
+        <w:sz w:val="24"/>
+        <w:szCs w:val="24"/>
       </w:rPr>
     </w:tblStylePr>
     <w:tblStylePr w:type="nwCell">
       <w:rPr>
         <w:color w:val="000000" w:themeColor="text1"/>
+        <w:rFonts w:ascii="標楷體" w:hAnsi="標楷體" w:eastAsia="標楷體" w:cs="標楷體"/>
+        <w:sz w:val="24"/>
+        <w:szCs w:val="24"/>
       </w:rPr>
     </w:tblStylePr>
   </w:style>
@@ -10822,6 +11844,9 @@
     </w:pPr>
     <w:rPr>
       <w:color w:val="000000" w:themeColor="text1"/>
+      <w:rFonts w:ascii="標楷體" w:hAnsi="標楷體" w:eastAsia="標楷體" w:cs="標楷體"/>
+      <w:sz w:val="24"/>
+      <w:szCs w:val="24"/>
     </w:rPr>
     <w:tblPr>
       <w:tblStyleRowBandSize w:val="1"/>
@@ -10849,6 +11874,9 @@
       <w:rPr>
         <w:b/>
         <w:bCs/>
+        <w:rFonts w:ascii="標楷體" w:hAnsi="標楷體" w:eastAsia="標楷體" w:cs="標楷體"/>
+        <w:sz w:val="24"/>
+        <w:szCs w:val="24"/>
       </w:rPr>
       <w:tblPr/>
       <w:tcPr>
@@ -10868,6 +11896,9 @@
         <w:b/>
         <w:bCs/>
         <w:color w:val="FFFFFF" w:themeColor="background1"/>
+        <w:rFonts w:ascii="標楷體" w:hAnsi="標楷體" w:eastAsia="標楷體" w:cs="標楷體"/>
+        <w:sz w:val="24"/>
+        <w:szCs w:val="24"/>
       </w:rPr>
       <w:tblPr/>
       <w:tcPr>
@@ -10880,6 +11911,9 @@
     <w:tblStylePr w:type="firstCol">
       <w:rPr>
         <w:color w:val="FFFFFF" w:themeColor="background1"/>
+        <w:rFonts w:ascii="標楷體" w:hAnsi="標楷體" w:eastAsia="標楷體" w:cs="標楷體"/>
+        <w:sz w:val="24"/>
+        <w:szCs w:val="24"/>
       </w:rPr>
       <w:tblPr/>
       <w:tcPr>
@@ -10897,6 +11931,9 @@
     <w:tblStylePr w:type="lastCol">
       <w:rPr>
         <w:color w:val="FFFFFF" w:themeColor="background1"/>
+        <w:rFonts w:ascii="標楷體" w:hAnsi="標楷體" w:eastAsia="標楷體" w:cs="標楷體"/>
+        <w:sz w:val="24"/>
+        <w:szCs w:val="24"/>
       </w:rPr>
       <w:tblPr/>
       <w:tcPr>
@@ -10934,6 +11971,9 @@
     </w:pPr>
     <w:rPr>
       <w:color w:val="000000" w:themeColor="text1"/>
+      <w:rFonts w:ascii="標楷體" w:hAnsi="標楷體" w:eastAsia="標楷體" w:cs="標楷體"/>
+      <w:sz w:val="24"/>
+      <w:szCs w:val="24"/>
     </w:rPr>
     <w:tblPr>
       <w:tblStyleRowBandSize w:val="1"/>
@@ -10961,6 +12001,9 @@
       <w:rPr>
         <w:b/>
         <w:bCs/>
+        <w:rFonts w:ascii="標楷體" w:hAnsi="標楷體" w:eastAsia="標楷體" w:cs="標楷體"/>
+        <w:sz w:val="24"/>
+        <w:szCs w:val="24"/>
       </w:rPr>
       <w:tblPr/>
       <w:tcPr>
@@ -10980,6 +12023,9 @@
         <w:b/>
         <w:bCs/>
         <w:color w:val="FFFFFF" w:themeColor="background1"/>
+        <w:rFonts w:ascii="標楷體" w:hAnsi="標楷體" w:eastAsia="標楷體" w:cs="標楷體"/>
+        <w:sz w:val="24"/>
+        <w:szCs w:val="24"/>
       </w:rPr>
       <w:tblPr/>
       <w:tcPr>
@@ -10992,6 +12038,9 @@
     <w:tblStylePr w:type="firstCol">
       <w:rPr>
         <w:color w:val="FFFFFF" w:themeColor="background1"/>
+        <w:rFonts w:ascii="標楷體" w:hAnsi="標楷體" w:eastAsia="標楷體" w:cs="標楷體"/>
+        <w:sz w:val="24"/>
+        <w:szCs w:val="24"/>
       </w:rPr>
       <w:tblPr/>
       <w:tcPr>
@@ -11009,6 +12058,9 @@
     <w:tblStylePr w:type="lastCol">
       <w:rPr>
         <w:color w:val="FFFFFF" w:themeColor="background1"/>
+        <w:rFonts w:ascii="標楷體" w:hAnsi="標楷體" w:eastAsia="標楷體" w:cs="標楷體"/>
+        <w:sz w:val="24"/>
+        <w:szCs w:val="24"/>
       </w:rPr>
       <w:tblPr/>
       <w:tcPr>
@@ -11038,11 +12090,17 @@
     <w:tblStylePr w:type="neCell">
       <w:rPr>
         <w:color w:val="000000" w:themeColor="text1"/>
+        <w:rFonts w:ascii="標楷體" w:hAnsi="標楷體" w:eastAsia="標楷體" w:cs="標楷體"/>
+        <w:sz w:val="24"/>
+        <w:szCs w:val="24"/>
       </w:rPr>
     </w:tblStylePr>
     <w:tblStylePr w:type="nwCell">
       <w:rPr>
         <w:color w:val="000000" w:themeColor="text1"/>
+        <w:rFonts w:ascii="標楷體" w:hAnsi="標楷體" w:eastAsia="標楷體" w:cs="標楷體"/>
+        <w:sz w:val="24"/>
+        <w:szCs w:val="24"/>
       </w:rPr>
     </w:tblStylePr>
   </w:style>
@@ -11056,6 +12114,9 @@
     </w:pPr>
     <w:rPr>
       <w:color w:val="000000" w:themeColor="text1"/>
+      <w:rFonts w:ascii="標楷體" w:hAnsi="標楷體" w:eastAsia="標楷體" w:cs="標楷體"/>
+      <w:sz w:val="24"/>
+      <w:szCs w:val="24"/>
     </w:rPr>
     <w:tblPr>
       <w:tblStyleRowBandSize w:val="1"/>
@@ -11083,6 +12144,9 @@
       <w:rPr>
         <w:b/>
         <w:bCs/>
+        <w:rFonts w:ascii="標楷體" w:hAnsi="標楷體" w:eastAsia="標楷體" w:cs="標楷體"/>
+        <w:sz w:val="24"/>
+        <w:szCs w:val="24"/>
       </w:rPr>
       <w:tblPr/>
       <w:tcPr>
@@ -11102,6 +12166,9 @@
         <w:b/>
         <w:bCs/>
         <w:color w:val="FFFFFF" w:themeColor="background1"/>
+        <w:rFonts w:ascii="標楷體" w:hAnsi="標楷體" w:eastAsia="標楷體" w:cs="標楷體"/>
+        <w:sz w:val="24"/>
+        <w:szCs w:val="24"/>
       </w:rPr>
       <w:tblPr/>
       <w:tcPr>
@@ -11114,6 +12181,9 @@
     <w:tblStylePr w:type="firstCol">
       <w:rPr>
         <w:color w:val="FFFFFF" w:themeColor="background1"/>
+        <w:rFonts w:ascii="標楷體" w:hAnsi="標楷體" w:eastAsia="標楷體" w:cs="標楷體"/>
+        <w:sz w:val="24"/>
+        <w:szCs w:val="24"/>
       </w:rPr>
       <w:tblPr/>
       <w:tcPr>
@@ -11131,6 +12201,9 @@
     <w:tblStylePr w:type="lastCol">
       <w:rPr>
         <w:color w:val="FFFFFF" w:themeColor="background1"/>
+        <w:rFonts w:ascii="標楷體" w:hAnsi="標楷體" w:eastAsia="標楷體" w:cs="標楷體"/>
+        <w:sz w:val="24"/>
+        <w:szCs w:val="24"/>
       </w:rPr>
       <w:tblPr/>
       <w:tcPr>
@@ -11160,11 +12233,17 @@
     <w:tblStylePr w:type="neCell">
       <w:rPr>
         <w:color w:val="000000" w:themeColor="text1"/>
+        <w:rFonts w:ascii="標楷體" w:hAnsi="標楷體" w:eastAsia="標楷體" w:cs="標楷體"/>
+        <w:sz w:val="24"/>
+        <w:szCs w:val="24"/>
       </w:rPr>
     </w:tblStylePr>
     <w:tblStylePr w:type="nwCell">
       <w:rPr>
         <w:color w:val="000000" w:themeColor="text1"/>
+        <w:rFonts w:ascii="標楷體" w:hAnsi="標楷體" w:eastAsia="標楷體" w:cs="標楷體"/>
+        <w:sz w:val="24"/>
+        <w:szCs w:val="24"/>
       </w:rPr>
     </w:tblStylePr>
   </w:style>
@@ -11178,6 +12257,9 @@
     </w:pPr>
     <w:rPr>
       <w:color w:val="000000" w:themeColor="text1"/>
+      <w:rFonts w:ascii="標楷體" w:hAnsi="標楷體" w:eastAsia="標楷體" w:cs="標楷體"/>
+      <w:sz w:val="24"/>
+      <w:szCs w:val="24"/>
     </w:rPr>
     <w:tblPr>
       <w:tblStyleRowBandSize w:val="1"/>
@@ -11205,6 +12287,9 @@
       <w:rPr>
         <w:b/>
         <w:bCs/>
+        <w:rFonts w:ascii="標楷體" w:hAnsi="標楷體" w:eastAsia="標楷體" w:cs="標楷體"/>
+        <w:sz w:val="24"/>
+        <w:szCs w:val="24"/>
       </w:rPr>
       <w:tblPr/>
       <w:tcPr>
@@ -11224,6 +12309,9 @@
         <w:b/>
         <w:bCs/>
         <w:color w:val="FFFFFF" w:themeColor="background1"/>
+        <w:rFonts w:ascii="標楷體" w:hAnsi="標楷體" w:eastAsia="標楷體" w:cs="標楷體"/>
+        <w:sz w:val="24"/>
+        <w:szCs w:val="24"/>
       </w:rPr>
       <w:tblPr/>
       <w:tcPr>
@@ -11236,6 +12324,9 @@
     <w:tblStylePr w:type="firstCol">
       <w:rPr>
         <w:color w:val="FFFFFF" w:themeColor="background1"/>
+        <w:rFonts w:ascii="標楷體" w:hAnsi="標楷體" w:eastAsia="標楷體" w:cs="標楷體"/>
+        <w:sz w:val="24"/>
+        <w:szCs w:val="24"/>
       </w:rPr>
       <w:tblPr/>
       <w:tcPr>
@@ -11253,6 +12344,9 @@
     <w:tblStylePr w:type="lastCol">
       <w:rPr>
         <w:color w:val="FFFFFF" w:themeColor="background1"/>
+        <w:rFonts w:ascii="標楷體" w:hAnsi="標楷體" w:eastAsia="標楷體" w:cs="標楷體"/>
+        <w:sz w:val="24"/>
+        <w:szCs w:val="24"/>
       </w:rPr>
       <w:tblPr/>
       <w:tcPr>
@@ -11282,11 +12376,17 @@
     <w:tblStylePr w:type="neCell">
       <w:rPr>
         <w:color w:val="000000" w:themeColor="text1"/>
+        <w:rFonts w:ascii="標楷體" w:hAnsi="標楷體" w:eastAsia="標楷體" w:cs="標楷體"/>
+        <w:sz w:val="24"/>
+        <w:szCs w:val="24"/>
       </w:rPr>
     </w:tblStylePr>
     <w:tblStylePr w:type="nwCell">
       <w:rPr>
         <w:color w:val="000000" w:themeColor="text1"/>
+        <w:rFonts w:ascii="標楷體" w:hAnsi="標楷體" w:eastAsia="標楷體" w:cs="標楷體"/>
+        <w:sz w:val="24"/>
+        <w:szCs w:val="24"/>
       </w:rPr>
     </w:tblStylePr>
   </w:style>
@@ -11300,6 +12400,9 @@
     </w:pPr>
     <w:rPr>
       <w:color w:val="000000" w:themeColor="text1"/>
+      <w:rFonts w:ascii="標楷體" w:hAnsi="標楷體" w:eastAsia="標楷體" w:cs="標楷體"/>
+      <w:sz w:val="24"/>
+      <w:szCs w:val="24"/>
     </w:rPr>
     <w:tblPr>
       <w:tblStyleRowBandSize w:val="1"/>
@@ -11320,6 +12423,9 @@
         <w:b/>
         <w:bCs/>
         <w:color w:val="FFFFFF" w:themeColor="background1"/>
+        <w:rFonts w:ascii="標楷體" w:hAnsi="標楷體" w:eastAsia="標楷體" w:cs="標楷體"/>
+        <w:sz w:val="24"/>
+        <w:szCs w:val="24"/>
       </w:rPr>
       <w:tblPr/>
       <w:tcPr>
@@ -11334,6 +12440,9 @@
         <w:b/>
         <w:bCs/>
         <w:color w:val="9E3A38" w:themeColor="accent2" w:themeShade="CC"/>
+        <w:rFonts w:ascii="標楷體" w:hAnsi="標楷體" w:eastAsia="標楷體" w:cs="標楷體"/>
+        <w:sz w:val="24"/>
+        <w:szCs w:val="24"/>
       </w:rPr>
       <w:tblPr/>
       <w:tcPr>
@@ -11347,12 +12456,18 @@
       <w:rPr>
         <w:b/>
         <w:bCs/>
+        <w:rFonts w:ascii="標楷體" w:hAnsi="標楷體" w:eastAsia="標楷體" w:cs="標楷體"/>
+        <w:sz w:val="24"/>
+        <w:szCs w:val="24"/>
       </w:rPr>
     </w:tblStylePr>
     <w:tblStylePr w:type="lastCol">
       <w:rPr>
         <w:b/>
         <w:bCs/>
+        <w:rFonts w:ascii="標楷體" w:hAnsi="標楷體" w:eastAsia="標楷體" w:cs="標楷體"/>
+        <w:sz w:val="24"/>
+        <w:szCs w:val="24"/>
       </w:rPr>
     </w:tblStylePr>
     <w:tblStylePr w:type="band1Vert">
@@ -11386,6 +12501,9 @@
     </w:pPr>
     <w:rPr>
       <w:color w:val="000000" w:themeColor="text1"/>
+      <w:rFonts w:ascii="標楷體" w:hAnsi="標楷體" w:eastAsia="標楷體" w:cs="標楷體"/>
+      <w:sz w:val="24"/>
+      <w:szCs w:val="24"/>
     </w:rPr>
     <w:tblPr>
       <w:tblStyleRowBandSize w:val="1"/>
@@ -11406,6 +12524,9 @@
         <w:b/>
         <w:bCs/>
         <w:color w:val="FFFFFF" w:themeColor="background1"/>
+        <w:rFonts w:ascii="標楷體" w:hAnsi="標楷體" w:eastAsia="標楷體" w:cs="標楷體"/>
+        <w:sz w:val="24"/>
+        <w:szCs w:val="24"/>
       </w:rPr>
       <w:tblPr/>
       <w:tcPr>
@@ -11420,6 +12541,9 @@
         <w:b/>
         <w:bCs/>
         <w:color w:val="9E3A38" w:themeColor="accent2" w:themeShade="CC"/>
+        <w:rFonts w:ascii="標楷體" w:hAnsi="標楷體" w:eastAsia="標楷體" w:cs="標楷體"/>
+        <w:sz w:val="24"/>
+        <w:szCs w:val="24"/>
       </w:rPr>
       <w:tblPr/>
       <w:tcPr>
@@ -11433,12 +12557,18 @@
       <w:rPr>
         <w:b/>
         <w:bCs/>
+        <w:rFonts w:ascii="標楷體" w:hAnsi="標楷體" w:eastAsia="標楷體" w:cs="標楷體"/>
+        <w:sz w:val="24"/>
+        <w:szCs w:val="24"/>
       </w:rPr>
     </w:tblStylePr>
     <w:tblStylePr w:type="lastCol">
       <w:rPr>
         <w:b/>
         <w:bCs/>
+        <w:rFonts w:ascii="標楷體" w:hAnsi="標楷體" w:eastAsia="標楷體" w:cs="標楷體"/>
+        <w:sz w:val="24"/>
+        <w:szCs w:val="24"/>
       </w:rPr>
     </w:tblStylePr>
     <w:tblStylePr w:type="band1Vert">
@@ -11472,6 +12602,9 @@
     </w:pPr>
     <w:rPr>
       <w:color w:val="000000" w:themeColor="text1"/>
+      <w:rFonts w:ascii="標楷體" w:hAnsi="標楷體" w:eastAsia="標楷體" w:cs="標楷體"/>
+      <w:sz w:val="24"/>
+      <w:szCs w:val="24"/>
     </w:rPr>
     <w:tblPr>
       <w:tblStyleRowBandSize w:val="1"/>
@@ -11492,6 +12625,9 @@
         <w:b/>
         <w:bCs/>
         <w:color w:val="FFFFFF" w:themeColor="background1"/>
+        <w:rFonts w:ascii="標楷體" w:hAnsi="標楷體" w:eastAsia="標楷體" w:cs="標楷體"/>
+        <w:sz w:val="24"/>
+        <w:szCs w:val="24"/>
       </w:rPr>
       <w:tblPr/>
       <w:tcPr>
@@ -11506,6 +12642,9 @@
         <w:b/>
         <w:bCs/>
         <w:color w:val="9E3A38" w:themeColor="accent2" w:themeShade="CC"/>
+        <w:rFonts w:ascii="標楷體" w:hAnsi="標楷體" w:eastAsia="標楷體" w:cs="標楷體"/>
+        <w:sz w:val="24"/>
+        <w:szCs w:val="24"/>
       </w:rPr>
       <w:tblPr/>
       <w:tcPr>
@@ -11519,12 +12658,18 @@
       <w:rPr>
         <w:b/>
         <w:bCs/>
+        <w:rFonts w:ascii="標楷體" w:hAnsi="標楷體" w:eastAsia="標楷體" w:cs="標楷體"/>
+        <w:sz w:val="24"/>
+        <w:szCs w:val="24"/>
       </w:rPr>
     </w:tblStylePr>
     <w:tblStylePr w:type="lastCol">
       <w:rPr>
         <w:b/>
         <w:bCs/>
+        <w:rFonts w:ascii="標楷體" w:hAnsi="標楷體" w:eastAsia="標楷體" w:cs="標楷體"/>
+        <w:sz w:val="24"/>
+        <w:szCs w:val="24"/>
       </w:rPr>
     </w:tblStylePr>
     <w:tblStylePr w:type="band1Vert">
@@ -11558,6 +12703,9 @@
     </w:pPr>
     <w:rPr>
       <w:color w:val="000000" w:themeColor="text1"/>
+      <w:rFonts w:ascii="標楷體" w:hAnsi="標楷體" w:eastAsia="標楷體" w:cs="標楷體"/>
+      <w:sz w:val="24"/>
+      <w:szCs w:val="24"/>
     </w:rPr>
     <w:tblPr>
       <w:tblStyleRowBandSize w:val="1"/>
@@ -11578,6 +12726,9 @@
         <w:b/>
         <w:bCs/>
         <w:color w:val="FFFFFF" w:themeColor="background1"/>
+        <w:rFonts w:ascii="標楷體" w:hAnsi="標楷體" w:eastAsia="標楷體" w:cs="標楷體"/>
+        <w:sz w:val="24"/>
+        <w:szCs w:val="24"/>
       </w:rPr>
       <w:tblPr/>
       <w:tcPr>
@@ -11592,6 +12743,9 @@
         <w:b/>
         <w:bCs/>
         <w:color w:val="664E82" w:themeColor="accent4" w:themeShade="CC"/>
+        <w:rFonts w:ascii="標楷體" w:hAnsi="標楷體" w:eastAsia="標楷體" w:cs="標楷體"/>
+        <w:sz w:val="24"/>
+        <w:szCs w:val="24"/>
       </w:rPr>
       <w:tblPr/>
       <w:tcPr>
@@ -11605,12 +12759,18 @@
       <w:rPr>
         <w:b/>
         <w:bCs/>
+        <w:rFonts w:ascii="標楷體" w:hAnsi="標楷體" w:eastAsia="標楷體" w:cs="標楷體"/>
+        <w:sz w:val="24"/>
+        <w:szCs w:val="24"/>
       </w:rPr>
     </w:tblStylePr>
     <w:tblStylePr w:type="lastCol">
       <w:rPr>
         <w:b/>
         <w:bCs/>
+        <w:rFonts w:ascii="標楷體" w:hAnsi="標楷體" w:eastAsia="標楷體" w:cs="標楷體"/>
+        <w:sz w:val="24"/>
+        <w:szCs w:val="24"/>
       </w:rPr>
     </w:tblStylePr>
     <w:tblStylePr w:type="band1Vert">
@@ -11644,6 +12804,9 @@
     </w:pPr>
     <w:rPr>
       <w:color w:val="000000" w:themeColor="text1"/>
+      <w:rFonts w:ascii="標楷體" w:hAnsi="標楷體" w:eastAsia="標楷體" w:cs="標楷體"/>
+      <w:sz w:val="24"/>
+      <w:szCs w:val="24"/>
     </w:rPr>
     <w:tblPr>
       <w:tblStyleRowBandSize w:val="1"/>
@@ -11664,6 +12827,9 @@
         <w:b/>
         <w:bCs/>
         <w:color w:val="FFFFFF" w:themeColor="background1"/>
+        <w:rFonts w:ascii="標楷體" w:hAnsi="標楷體" w:eastAsia="標楷體" w:cs="標楷體"/>
+        <w:sz w:val="24"/>
+        <w:szCs w:val="24"/>
       </w:rPr>
       <w:tblPr/>
       <w:tcPr>
@@ -11678,6 +12844,9 @@
         <w:b/>
         <w:bCs/>
         <w:color w:val="7E9C40" w:themeColor="accent3" w:themeShade="CC"/>
+        <w:rFonts w:ascii="標楷體" w:hAnsi="標楷體" w:eastAsia="標楷體" w:cs="標楷體"/>
+        <w:sz w:val="24"/>
+        <w:szCs w:val="24"/>
       </w:rPr>
       <w:tblPr/>
       <w:tcPr>
@@ -11691,12 +12860,18 @@
       <w:rPr>
         <w:b/>
         <w:bCs/>
+        <w:rFonts w:ascii="標楷體" w:hAnsi="標楷體" w:eastAsia="標楷體" w:cs="標楷體"/>
+        <w:sz w:val="24"/>
+        <w:szCs w:val="24"/>
       </w:rPr>
     </w:tblStylePr>
     <w:tblStylePr w:type="lastCol">
       <w:rPr>
         <w:b/>
         <w:bCs/>
+        <w:rFonts w:ascii="標楷體" w:hAnsi="標楷體" w:eastAsia="標楷體" w:cs="標楷體"/>
+        <w:sz w:val="24"/>
+        <w:szCs w:val="24"/>
       </w:rPr>
     </w:tblStylePr>
     <w:tblStylePr w:type="band1Vert">
@@ -11730,6 +12905,9 @@
     </w:pPr>
     <w:rPr>
       <w:color w:val="000000" w:themeColor="text1"/>
+      <w:rFonts w:ascii="標楷體" w:hAnsi="標楷體" w:eastAsia="標楷體" w:cs="標楷體"/>
+      <w:sz w:val="24"/>
+      <w:szCs w:val="24"/>
     </w:rPr>
     <w:tblPr>
       <w:tblStyleRowBandSize w:val="1"/>
@@ -11750,6 +12928,9 @@
         <w:b/>
         <w:bCs/>
         <w:color w:val="FFFFFF" w:themeColor="background1"/>
+        <w:rFonts w:ascii="標楷體" w:hAnsi="標楷體" w:eastAsia="標楷體" w:cs="標楷體"/>
+        <w:sz w:val="24"/>
+        <w:szCs w:val="24"/>
       </w:rPr>
       <w:tblPr/>
       <w:tcPr>
@@ -11764,6 +12945,9 @@
         <w:b/>
         <w:bCs/>
         <w:color w:val="F2730A" w:themeColor="accent6" w:themeShade="CC"/>
+        <w:rFonts w:ascii="標楷體" w:hAnsi="標楷體" w:eastAsia="標楷體" w:cs="標楷體"/>
+        <w:sz w:val="24"/>
+        <w:szCs w:val="24"/>
       </w:rPr>
       <w:tblPr/>
       <w:tcPr>
@@ -11777,12 +12961,18 @@
       <w:rPr>
         <w:b/>
         <w:bCs/>
+        <w:rFonts w:ascii="標楷體" w:hAnsi="標楷體" w:eastAsia="標楷體" w:cs="標楷體"/>
+        <w:sz w:val="24"/>
+        <w:szCs w:val="24"/>
       </w:rPr>
     </w:tblStylePr>
     <w:tblStylePr w:type="lastCol">
       <w:rPr>
         <w:b/>
         <w:bCs/>
+        <w:rFonts w:ascii="標楷體" w:hAnsi="標楷體" w:eastAsia="標楷體" w:cs="標楷體"/>
+        <w:sz w:val="24"/>
+        <w:szCs w:val="24"/>
       </w:rPr>
     </w:tblStylePr>
     <w:tblStylePr w:type="band1Vert">
@@ -11816,6 +13006,9 @@
     </w:pPr>
     <w:rPr>
       <w:color w:val="000000" w:themeColor="text1"/>
+      <w:rFonts w:ascii="標楷體" w:hAnsi="標楷體" w:eastAsia="標楷體" w:cs="標楷體"/>
+      <w:sz w:val="24"/>
+      <w:szCs w:val="24"/>
     </w:rPr>
     <w:tblPr>
       <w:tblStyleRowBandSize w:val="1"/>
@@ -11836,6 +13029,9 @@
         <w:b/>
         <w:bCs/>
         <w:color w:val="FFFFFF" w:themeColor="background1"/>
+        <w:rFonts w:ascii="標楷體" w:hAnsi="標楷體" w:eastAsia="標楷體" w:cs="標楷體"/>
+        <w:sz w:val="24"/>
+        <w:szCs w:val="24"/>
       </w:rPr>
       <w:tblPr/>
       <w:tcPr>
@@ -11850,6 +13046,9 @@
         <w:b/>
         <w:bCs/>
         <w:color w:val="348DA5" w:themeColor="accent5" w:themeShade="CC"/>
+        <w:rFonts w:ascii="標楷體" w:hAnsi="標楷體" w:eastAsia="標楷體" w:cs="標楷體"/>
+        <w:sz w:val="24"/>
+        <w:szCs w:val="24"/>
       </w:rPr>
       <w:tblPr/>
       <w:tcPr>
@@ -11863,12 +13062,18 @@
       <w:rPr>
         <w:b/>
         <w:bCs/>
+        <w:rFonts w:ascii="標楷體" w:hAnsi="標楷體" w:eastAsia="標楷體" w:cs="標楷體"/>
+        <w:sz w:val="24"/>
+        <w:szCs w:val="24"/>
       </w:rPr>
     </w:tblStylePr>
     <w:tblStylePr w:type="lastCol">
       <w:rPr>
         <w:b/>
         <w:bCs/>
+        <w:rFonts w:ascii="標楷體" w:hAnsi="標楷體" w:eastAsia="標楷體" w:cs="標楷體"/>
+        <w:sz w:val="24"/>
+        <w:szCs w:val="24"/>
       </w:rPr>
     </w:tblStylePr>
     <w:tblStylePr w:type="band1Vert">
@@ -11902,6 +13107,9 @@
     </w:pPr>
     <w:rPr>
       <w:color w:val="000000" w:themeColor="text1"/>
+      <w:rFonts w:ascii="標楷體" w:hAnsi="標楷體" w:eastAsia="標楷體" w:cs="標楷體"/>
+      <w:sz w:val="24"/>
+      <w:szCs w:val="24"/>
     </w:rPr>
     <w:tblPr>
       <w:tblStyleRowBandSize w:val="1"/>
@@ -11924,6 +13132,9 @@
       <w:rPr>
         <w:b/>
         <w:bCs/>
+        <w:rFonts w:ascii="標楷體" w:hAnsi="標楷體" w:eastAsia="標楷體" w:cs="標楷體"/>
+        <w:sz w:val="24"/>
+        <w:szCs w:val="24"/>
       </w:rPr>
       <w:tblPr/>
       <w:tcPr>
@@ -11935,6 +13146,9 @@
         <w:b/>
         <w:bCs/>
         <w:color w:val="000000" w:themeColor="text1"/>
+        <w:rFonts w:ascii="標楷體" w:hAnsi="標楷體" w:eastAsia="標楷體" w:cs="標楷體"/>
+        <w:sz w:val="24"/>
+        <w:szCs w:val="24"/>
       </w:rPr>
       <w:tblPr/>
       <w:tcPr>
@@ -11944,6 +13158,9 @@
     <w:tblStylePr w:type="firstCol">
       <w:rPr>
         <w:color w:val="FFFFFF" w:themeColor="background1"/>
+        <w:rFonts w:ascii="標楷體" w:hAnsi="標楷體" w:eastAsia="標楷體" w:cs="標楷體"/>
+        <w:sz w:val="24"/>
+        <w:szCs w:val="24"/>
       </w:rPr>
       <w:tblPr/>
       <w:tcPr>
@@ -11953,6 +13170,9 @@
     <w:tblStylePr w:type="lastCol">
       <w:rPr>
         <w:color w:val="FFFFFF" w:themeColor="background1"/>
+        <w:rFonts w:ascii="標楷體" w:hAnsi="標楷體" w:eastAsia="標楷體" w:cs="標楷體"/>
+        <w:sz w:val="24"/>
+        <w:szCs w:val="24"/>
       </w:rPr>
       <w:tblPr/>
       <w:tcPr>
@@ -11982,6 +13202,9 @@
     </w:pPr>
     <w:rPr>
       <w:color w:val="000000" w:themeColor="text1"/>
+      <w:rFonts w:ascii="標楷體" w:hAnsi="標楷體" w:eastAsia="標楷體" w:cs="標楷體"/>
+      <w:sz w:val="24"/>
+      <w:szCs w:val="24"/>
     </w:rPr>
     <w:tblPr>
       <w:tblStyleRowBandSize w:val="1"/>
@@ -12004,6 +13227,9 @@
       <w:rPr>
         <w:b/>
         <w:bCs/>
+        <w:rFonts w:ascii="標楷體" w:hAnsi="標楷體" w:eastAsia="標楷體" w:cs="標楷體"/>
+        <w:sz w:val="24"/>
+        <w:szCs w:val="24"/>
       </w:rPr>
       <w:tblPr/>
       <w:tcPr>
@@ -12015,6 +13241,9 @@
         <w:b/>
         <w:bCs/>
         <w:color w:val="000000" w:themeColor="text1"/>
+        <w:rFonts w:ascii="標楷體" w:hAnsi="標楷體" w:eastAsia="標楷體" w:cs="標楷體"/>
+        <w:sz w:val="24"/>
+        <w:szCs w:val="24"/>
       </w:rPr>
       <w:tblPr/>
       <w:tcPr>
@@ -12024,6 +13253,9 @@
     <w:tblStylePr w:type="firstCol">
       <w:rPr>
         <w:color w:val="FFFFFF" w:themeColor="background1"/>
+        <w:rFonts w:ascii="標楷體" w:hAnsi="標楷體" w:eastAsia="標楷體" w:cs="標楷體"/>
+        <w:sz w:val="24"/>
+        <w:szCs w:val="24"/>
       </w:rPr>
       <w:tblPr/>
       <w:tcPr>
@@ -12033,6 +13265,9 @@
     <w:tblStylePr w:type="lastCol">
       <w:rPr>
         <w:color w:val="FFFFFF" w:themeColor="background1"/>
+        <w:rFonts w:ascii="標楷體" w:hAnsi="標楷體" w:eastAsia="標楷體" w:cs="標楷體"/>
+        <w:sz w:val="24"/>
+        <w:szCs w:val="24"/>
       </w:rPr>
       <w:tblPr/>
       <w:tcPr>
@@ -12062,6 +13297,9 @@
     </w:pPr>
     <w:rPr>
       <w:color w:val="000000" w:themeColor="text1"/>
+      <w:rFonts w:ascii="標楷體" w:hAnsi="標楷體" w:eastAsia="標楷體" w:cs="標楷體"/>
+      <w:sz w:val="24"/>
+      <w:szCs w:val="24"/>
     </w:rPr>
     <w:tblPr>
       <w:tblStyleRowBandSize w:val="1"/>
@@ -12084,6 +13322,9 @@
       <w:rPr>
         <w:b/>
         <w:bCs/>
+        <w:rFonts w:ascii="標楷體" w:hAnsi="標楷體" w:eastAsia="標楷體" w:cs="標楷體"/>
+        <w:sz w:val="24"/>
+        <w:szCs w:val="24"/>
       </w:rPr>
       <w:tblPr/>
       <w:tcPr>
@@ -12095,6 +13336,9 @@
         <w:b/>
         <w:bCs/>
         <w:color w:val="000000" w:themeColor="text1"/>
+        <w:rFonts w:ascii="標楷體" w:hAnsi="標楷體" w:eastAsia="標楷體" w:cs="標楷體"/>
+        <w:sz w:val="24"/>
+        <w:szCs w:val="24"/>
       </w:rPr>
       <w:tblPr/>
       <w:tcPr>
@@ -12104,6 +13348,9 @@
     <w:tblStylePr w:type="firstCol">
       <w:rPr>
         <w:color w:val="FFFFFF" w:themeColor="background1"/>
+        <w:rFonts w:ascii="標楷體" w:hAnsi="標楷體" w:eastAsia="標楷體" w:cs="標楷體"/>
+        <w:sz w:val="24"/>
+        <w:szCs w:val="24"/>
       </w:rPr>
       <w:tblPr/>
       <w:tcPr>
@@ -12113,6 +13360,9 @@
     <w:tblStylePr w:type="lastCol">
       <w:rPr>
         <w:color w:val="FFFFFF" w:themeColor="background1"/>
+        <w:rFonts w:ascii="標楷體" w:hAnsi="標楷體" w:eastAsia="標楷體" w:cs="標楷體"/>
+        <w:sz w:val="24"/>
+        <w:szCs w:val="24"/>
       </w:rPr>
       <w:tblPr/>
       <w:tcPr>
@@ -12142,6 +13392,9 @@
     </w:pPr>
     <w:rPr>
       <w:color w:val="000000" w:themeColor="text1"/>
+      <w:rFonts w:ascii="標楷體" w:hAnsi="標楷體" w:eastAsia="標楷體" w:cs="標楷體"/>
+      <w:sz w:val="24"/>
+      <w:szCs w:val="24"/>
     </w:rPr>
     <w:tblPr>
       <w:tblStyleRowBandSize w:val="1"/>
@@ -12164,6 +13417,9 @@
       <w:rPr>
         <w:b/>
         <w:bCs/>
+        <w:rFonts w:ascii="標楷體" w:hAnsi="標楷體" w:eastAsia="標楷體" w:cs="標楷體"/>
+        <w:sz w:val="24"/>
+        <w:szCs w:val="24"/>
       </w:rPr>
       <w:tblPr/>
       <w:tcPr>
@@ -12175,6 +13431,9 @@
         <w:b/>
         <w:bCs/>
         <w:color w:val="000000" w:themeColor="text1"/>
+        <w:rFonts w:ascii="標楷體" w:hAnsi="標楷體" w:eastAsia="標楷體" w:cs="標楷體"/>
+        <w:sz w:val="24"/>
+        <w:szCs w:val="24"/>
       </w:rPr>
       <w:tblPr/>
       <w:tcPr>
@@ -12184,6 +13443,9 @@
     <w:tblStylePr w:type="firstCol">
       <w:rPr>
         <w:color w:val="FFFFFF" w:themeColor="background1"/>
+        <w:rFonts w:ascii="標楷體" w:hAnsi="標楷體" w:eastAsia="標楷體" w:cs="標楷體"/>
+        <w:sz w:val="24"/>
+        <w:szCs w:val="24"/>
       </w:rPr>
       <w:tblPr/>
       <w:tcPr>
@@ -12193,6 +13455,9 @@
     <w:tblStylePr w:type="lastCol">
       <w:rPr>
         <w:color w:val="FFFFFF" w:themeColor="background1"/>
+        <w:rFonts w:ascii="標楷體" w:hAnsi="標楷體" w:eastAsia="標楷體" w:cs="標楷體"/>
+        <w:sz w:val="24"/>
+        <w:szCs w:val="24"/>
       </w:rPr>
       <w:tblPr/>
       <w:tcPr>
@@ -12222,6 +13487,9 @@
     </w:pPr>
     <w:rPr>
       <w:color w:val="000000" w:themeColor="text1"/>
+      <w:rFonts w:ascii="標楷體" w:hAnsi="標楷體" w:eastAsia="標楷體" w:cs="標楷體"/>
+      <w:sz w:val="24"/>
+      <w:szCs w:val="24"/>
     </w:rPr>
     <w:tblPr>
       <w:tblStyleRowBandSize w:val="1"/>
@@ -12244,6 +13512,9 @@
       <w:rPr>
         <w:b/>
         <w:bCs/>
+        <w:rFonts w:ascii="標楷體" w:hAnsi="標楷體" w:eastAsia="標楷體" w:cs="標楷體"/>
+        <w:sz w:val="24"/>
+        <w:szCs w:val="24"/>
       </w:rPr>
       <w:tblPr/>
       <w:tcPr>
@@ -12255,6 +13526,9 @@
         <w:b/>
         <w:bCs/>
         <w:color w:val="000000" w:themeColor="text1"/>
+        <w:rFonts w:ascii="標楷體" w:hAnsi="標楷體" w:eastAsia="標楷體" w:cs="標楷體"/>
+        <w:sz w:val="24"/>
+        <w:szCs w:val="24"/>
       </w:rPr>
       <w:tblPr/>
       <w:tcPr>
@@ -12264,6 +13538,9 @@
     <w:tblStylePr w:type="firstCol">
       <w:rPr>
         <w:color w:val="FFFFFF" w:themeColor="background1"/>
+        <w:rFonts w:ascii="標楷體" w:hAnsi="標楷體" w:eastAsia="標楷體" w:cs="標楷體"/>
+        <w:sz w:val="24"/>
+        <w:szCs w:val="24"/>
       </w:rPr>
       <w:tblPr/>
       <w:tcPr>
@@ -12273,6 +13550,9 @@
     <w:tblStylePr w:type="lastCol">
       <w:rPr>
         <w:color w:val="FFFFFF" w:themeColor="background1"/>
+        <w:rFonts w:ascii="標楷體" w:hAnsi="標楷體" w:eastAsia="標楷體" w:cs="標楷體"/>
+        <w:sz w:val="24"/>
+        <w:szCs w:val="24"/>
       </w:rPr>
       <w:tblPr/>
       <w:tcPr>
@@ -12302,6 +13582,9 @@
     </w:pPr>
     <w:rPr>
       <w:color w:val="000000" w:themeColor="text1"/>
+      <w:rFonts w:ascii="標楷體" w:hAnsi="標楷體" w:eastAsia="標楷體" w:cs="標楷體"/>
+      <w:sz w:val="24"/>
+      <w:szCs w:val="24"/>
     </w:rPr>
     <w:tblPr>
       <w:tblStyleRowBandSize w:val="1"/>
@@ -12324,6 +13607,9 @@
       <w:rPr>
         <w:b/>
         <w:bCs/>
+        <w:rFonts w:ascii="標楷體" w:hAnsi="標楷體" w:eastAsia="標楷體" w:cs="標楷體"/>
+        <w:sz w:val="24"/>
+        <w:szCs w:val="24"/>
       </w:rPr>
       <w:tblPr/>
       <w:tcPr>
@@ -12335,6 +13621,9 @@
         <w:b/>
         <w:bCs/>
         <w:color w:val="000000" w:themeColor="text1"/>
+        <w:rFonts w:ascii="標楷體" w:hAnsi="標楷體" w:eastAsia="標楷體" w:cs="標楷體"/>
+        <w:sz w:val="24"/>
+        <w:szCs w:val="24"/>
       </w:rPr>
       <w:tblPr/>
       <w:tcPr>
@@ -12344,6 +13633,9 @@
     <w:tblStylePr w:type="firstCol">
       <w:rPr>
         <w:color w:val="FFFFFF" w:themeColor="background1"/>
+        <w:rFonts w:ascii="標楷體" w:hAnsi="標楷體" w:eastAsia="標楷體" w:cs="標楷體"/>
+        <w:sz w:val="24"/>
+        <w:szCs w:val="24"/>
       </w:rPr>
       <w:tblPr/>
       <w:tcPr>
@@ -12353,6 +13645,9 @@
     <w:tblStylePr w:type="lastCol">
       <w:rPr>
         <w:color w:val="FFFFFF" w:themeColor="background1"/>
+        <w:rFonts w:ascii="標楷體" w:hAnsi="標楷體" w:eastAsia="標楷體" w:cs="標楷體"/>
+        <w:sz w:val="24"/>
+        <w:szCs w:val="24"/>
       </w:rPr>
       <w:tblPr/>
       <w:tcPr>
@@ -12382,6 +13677,9 @@
     </w:pPr>
     <w:rPr>
       <w:color w:val="000000" w:themeColor="text1"/>
+      <w:rFonts w:ascii="標楷體" w:hAnsi="標楷體" w:eastAsia="標楷體" w:cs="標楷體"/>
+      <w:sz w:val="24"/>
+      <w:szCs w:val="24"/>
     </w:rPr>
     <w:tblPr>
       <w:tblStyleRowBandSize w:val="1"/>
@@ -12404,6 +13702,9 @@
       <w:rPr>
         <w:b/>
         <w:bCs/>
+        <w:rFonts w:ascii="標楷體" w:hAnsi="標楷體" w:eastAsia="標楷體" w:cs="標楷體"/>
+        <w:sz w:val="24"/>
+        <w:szCs w:val="24"/>
       </w:rPr>
       <w:tblPr/>
       <w:tcPr>
@@ -12415,6 +13716,9 @@
         <w:b/>
         <w:bCs/>
         <w:color w:val="000000" w:themeColor="text1"/>
+        <w:rFonts w:ascii="標楷體" w:hAnsi="標楷體" w:eastAsia="標楷體" w:cs="標楷體"/>
+        <w:sz w:val="24"/>
+        <w:szCs w:val="24"/>
       </w:rPr>
       <w:tblPr/>
       <w:tcPr>
@@ -12424,6 +13728,9 @@
     <w:tblStylePr w:type="firstCol">
       <w:rPr>
         <w:color w:val="FFFFFF" w:themeColor="background1"/>
+        <w:rFonts w:ascii="標楷體" w:hAnsi="標楷體" w:eastAsia="標楷體" w:cs="標楷體"/>
+        <w:sz w:val="24"/>
+        <w:szCs w:val="24"/>
       </w:rPr>
       <w:tblPr/>
       <w:tcPr>
@@ -12433,6 +13740,9 @@
     <w:tblStylePr w:type="lastCol">
       <w:rPr>
         <w:color w:val="FFFFFF" w:themeColor="background1"/>
+        <w:rFonts w:ascii="標楷體" w:hAnsi="標楷體" w:eastAsia="標楷體" w:cs="標楷體"/>
+        <w:sz w:val="24"/>
+        <w:szCs w:val="24"/>
       </w:rPr>
       <w:tblPr/>
       <w:tcPr>
